--- a/scratch/OOS-262098 Solyn LLC (E75000) - Phase II.docx
+++ b/scratch/OOS-262098 Solyn LLC (E75000) - Phase II.docx
@@ -431,19 +431,19 @@
               </w:rPr>
               <w:t xml:space="preserve">Prepping Analyst:</w:t>
               <w:br/>
-              <w:t xml:space="preserve">Andrew Carrillo (AC)</w:t>
+              <w:t xml:space="preserve">Alex Saravia (ES), Andrew Carrillo (AC)</w:t>
               <w:br/>
               <w:t xml:space="preserve"/>
               <w:br/>
               <w:t xml:space="preserve">Processing Analyst:</w:t>
               <w:br/>
-              <w:t xml:space="preserve">Abayomi Odugbesi (AO)</w:t>
+              <w:t xml:space="preserve">Alex Saravia (ES), Abayomi Odugbesi (AO)</w:t>
               <w:br/>
               <w:t xml:space="preserve"/>
               <w:br/>
               <w:t xml:space="preserve">Reading Analyst:</w:t>
               <w:br/>
-              <w:t xml:space="preserve">Andrew Carrillo (AC)</w:t>
+              <w:t xml:space="preserve">Elysse Nioupin (EN), Andrew Carrillo (AC)</w:t>
             </w:r>
           </w:p>
           <w:p>
@@ -9944,9 +9944,13 @@
         </w:tc>
       </w:tr>
       <w:tr>
+        <w:trPr>
+          <w:trHeight w:val="220" w:hRule="atLeast"/>
+        </w:trPr>
         <w:tc>
           <w:tcPr>
             <w:tcW w:type="dxa" w:w="1550"/>
+            <w:vAlign w:val="center"/>
           </w:tcPr>
           <w:p>
             <w:pPr>
@@ -9960,9 +9964,9 @@
             </w:pPr>
             <w:r>
               <w:rPr>
-                <w:rFonts w:ascii="Times New Roman" w:hAnsi="Times New Roman"/>
-                <w:sz w:val="14"/>
-                <w:szCs w:val="14"/>
+                <w:sz w:val="14"/>
+                <w:szCs w:val="14"/>
+                <w:rFonts w:ascii="Times New Roman" w:hAnsi="Times New Roman" w:cs="Times New Roman"/>
               </w:rPr>
               <w:t>Abayomi Odugbesi</w:t>
             </w:r>
@@ -9971,6 +9975,7 @@
         <w:tc>
           <w:tcPr>
             <w:tcW w:type="dxa" w:w="1550"/>
+            <w:vAlign w:val="center"/>
           </w:tcPr>
           <w:p>
             <w:pPr>
@@ -9984,9 +9989,9 @@
             </w:pPr>
             <w:r>
               <w:rPr>
-                <w:rFonts w:ascii="Times New Roman" w:hAnsi="Times New Roman"/>
-                <w:sz w:val="14"/>
-                <w:szCs w:val="14"/>
+                <w:sz w:val="14"/>
+                <w:szCs w:val="14"/>
+                <w:rFonts w:ascii="Times New Roman" w:hAnsi="Times New Roman" w:cs="Times New Roman"/>
               </w:rPr>
               <w:t>Andrew Carrillo</w:t>
             </w:r>
@@ -9995,6 +10000,7 @@
         <w:tc>
           <w:tcPr>
             <w:tcW w:type="dxa" w:w="1400"/>
+            <w:vAlign w:val="center"/>
           </w:tcPr>
           <w:p>
             <w:pPr>
@@ -10006,14 +10012,14 @@
                 <w:szCs w:val="14"/>
               </w:rPr>
             </w:pPr>
-            <w:hyperlink r:id="rId10">
+            <w:hyperlink r:id="rId9" w:history="1">
               <w:r>
                 <w:rPr>
                   <w:rFonts w:ascii="Times New Roman" w:hAnsi="Times New Roman"/>
                   <w:color w:val="0000FF"/>
-                  <w:u w:val="single"/>
                   <w:sz w:val="14"/>
                   <w:szCs w:val="14"/>
+                  <w:u w:val="single"/>
                 </w:rPr>
                 <w:t>ETX-260914-0470</w:t>
               </w:r>
@@ -10023,6 +10029,7 @@
         <w:tc>
           <w:tcPr>
             <w:tcW w:type="dxa" w:w="1400"/>
+            <w:vAlign w:val="center"/>
           </w:tcPr>
           <w:p>
             <w:pPr>
@@ -10034,14 +10041,14 @@
                 <w:szCs w:val="14"/>
               </w:rPr>
             </w:pPr>
-            <w:hyperlink r:id="rId11">
+            <w:hyperlink r:id="rId10" w:history="1">
               <w:r>
                 <w:rPr>
                   <w:rFonts w:ascii="Times New Roman" w:hAnsi="Times New Roman"/>
                   <w:color w:val="0000FF"/>
-                  <w:u w:val="single"/>
                   <w:sz w:val="14"/>
                   <w:szCs w:val="14"/>
+                  <w:u w:val="single"/>
                 </w:rPr>
                 <w:t>ETX-260921-0498</w:t>
               </w:r>
@@ -10051,6 +10058,7 @@
         <w:tc>
           <w:tcPr>
             <w:tcW w:type="dxa" w:w="1540"/>
+            <w:vAlign w:val="center"/>
           </w:tcPr>
           <w:p>
             <w:pPr>
@@ -10064,9 +10072,9 @@
             </w:pPr>
             <w:r>
               <w:rPr>
-                <w:rFonts w:ascii="Times New Roman" w:hAnsi="Times New Roman"/>
-                <w:sz w:val="14"/>
-                <w:szCs w:val="14"/>
+                <w:sz w:val="14"/>
+                <w:szCs w:val="14"/>
+                <w:rFonts w:ascii="Times New Roman" w:hAnsi="Times New Roman" w:cs="Times New Roman"/>
               </w:rPr>
               <w:t>1 x 100mL TSB bottle</w:t>
             </w:r>
@@ -10075,6 +10083,7 @@
         <w:tc>
           <w:tcPr>
             <w:tcW w:type="dxa" w:w="1900"/>
+            <w:vAlign w:val="center"/>
           </w:tcPr>
           <w:p>
             <w:pPr>
@@ -10088,23 +10097,21 @@
             </w:pPr>
             <w:r>
               <w:rPr>
-                <w:rFonts w:ascii="Times New Roman" w:hAnsi="Times New Roman"/>
                 <w:i/>
                 <w:iCs/>
                 <w:sz w:val="14"/>
                 <w:szCs w:val="14"/>
+                <w:rFonts w:ascii="Times New Roman" w:hAnsi="Times New Roman" w:cs="Times New Roman"/>
               </w:rPr>
               <w:t>Microbacterium sp. PM5</w:t>
             </w:r>
             <w:r>
+              <w:rPr>
+                <w:sz w:val="14"/>
+                <w:szCs w:val="14"/>
+                <w:rFonts w:ascii="Times New Roman" w:hAnsi="Times New Roman" w:cs="Times New Roman"/>
+              </w:rPr>
               <w:br/>
-            </w:r>
-            <w:r>
-              <w:rPr>
-                <w:rFonts w:ascii="Times New Roman" w:hAnsi="Times New Roman"/>
-                <w:sz w:val="14"/>
-                <w:szCs w:val="14"/>
-              </w:rPr>
               <w:t>(Gram (+) short rods)</w:t>
             </w:r>
           </w:p>
@@ -14414,7 +14421,7 @@
                 <w:szCs w:val="14"/>
               </w:rPr>
             </w:pPr>
-            <w:hyperlink r:id="rId9" w:history="1">
+            <w:hyperlink r:id="rId11" w:history="1">
               <w:r>
                 <w:rPr>
                   <w:rFonts w:ascii="Times New Roman" w:hAnsi="Times New Roman"/>
@@ -14460,6 +14467,17 @@
               </w:rPr>
               <w:t>Corynebacterium ureicelerivorans</w:t>
             </w:r>
+          </w:p>
+          <w:p>
+            <w:pPr>
+              <w:jc w:val="center"/>
+              <w:spacing w:before="0" w:after="0" w:line="120" w:lineRule="auto"/>
+              <w:rPr>
+                <w:rFonts w:ascii="Times New Roman" w:hAnsi="Times New Roman"/>
+                <w:sz w:val="13"/>
+                <w:szCs w:val="13"/>
+              </w:rPr>
+            </w:pPr>
           </w:p>
           <w:p>
             <w:pPr>

--- a/scratch/OOS-262098 Solyn LLC (E75000) - Phase II.docx
+++ b/scratch/OOS-262098 Solyn LLC (E75000) - Phase II.docx
@@ -431,19 +431,19 @@
               </w:rPr>
               <w:t xml:space="preserve">Prepping Analyst:</w:t>
               <w:br/>
-              <w:t xml:space="preserve">Alex Saravia (ES), Andrew Carrillo (AC)</w:t>
+              <w:t xml:space="preserve">Andrew Carrillo (ANC)</w:t>
               <w:br/>
               <w:t xml:space="preserve"/>
               <w:br/>
               <w:t xml:space="preserve">Processing Analyst:</w:t>
               <w:br/>
-              <w:t xml:space="preserve">Alex Saravia (ES), Abayomi Odugbesi (AO)</w:t>
+              <w:t xml:space="preserve">Abayomi Odugbesi (AOD)</w:t>
               <w:br/>
               <w:t xml:space="preserve"/>
               <w:br/>
               <w:t xml:space="preserve">Reading Analyst:</w:t>
               <w:br/>
-              <w:t xml:space="preserve">Elysse Nioupin (EN), Andrew Carrillo (AC)</w:t>
+              <w:t xml:space="preserve">Andrew Carrillo (ANC)</w:t>
             </w:r>
           </w:p>
           <w:p>
@@ -1878,7 +1878,7 @@
                 <w:sz w:val="22"/>
                 <w:szCs w:val="22"/>
               </w:rPr>
-              <w:t xml:space="preserve">CR 114 (E001736)</w:t>
+              <w:t xml:space="preserve">CR 114 (E001736) and CR 115 (E001737)</w:t>
             </w:r>
           </w:p>
         </w:tc>
@@ -6356,339 +6356,343 @@
                 <w:rFonts w:ascii="Times New Roman" w:hAnsi="Times New Roman"/>
                 <w:szCs w:val="20"/>
               </w:rPr>
-              <w:t xml:space="preserve">All the analysts involved in the testing - the initial processing analyst (Alex Saravia), the processing analyst who performed the retest (Abayomi Odugbesi), the reading analyst who confirmed the initial positive result (Elysse Nioupin), and the analyst who prepped and read the retest (Andrew Carrillo) - were interviewed comprehensively. Their answers are recorded throughout this document.</w:t>
+              <w:t xml:space="preserve">All the analysts involved in the testing - the initial prepping analyst (Ishita Sharma), the initial processing analyst (Alex Saravia), the initial reading analyst (Elysse Nioupin), the retest prepping and reading analyst (Andrew Carrillo), and the retest processing analyst (Abayomi Odugbesi) - were interviewed comprehensively. Their answers are recorded throughout this document. This investigation was performed in accordance with MICRO-SOP-53, Sterility Test Out-of-Specification Investigation Procedure.</w:t>
               <w:br/>
               <w:t xml:space="preserve"/>
               <w:br/>
               <w:t xml:space="preserve">INITIAL TEST UNDER SUBMISSION ETX-260902-0505:</w:t>
               <w:br/>
-              <w:t xml:space="preserve">All analysts involved in the prepping, processing, and reading of the initial sample – Alex Saravia and Elysse Nioupin – were interviewed comprehensively. Upon arrival, the sample was stored in accordance with the Client’s instructions. Analysts verified the integrity of the sample throughout both preparation and processing stages. No leaks or turbidity were observed at any point, verifying sample integrity. All reagents and supplies mentioned in the material section above were stored according to the suppliers’ recommendations, and their integrity was visually verified before utilization. Moreover, all reagents and supplies had valid expiration dates. The functionality of all equipment was confirmed by reviewing data generated by our comprehensive in-house continuous monitoring system. The cleanroom suite (CR 114) used for processing procedures comprises three interconnected sections: the innermost ISO 7 cleanroom (114B), which connects to the middle ISO 7 buffer room (114A), and then to the outermost ISO 8 anteroom (114). A positive air pressure system is maintained throughout the suite to ensure controlled, unidirectional airflow from 114B through 114A and into 114. The ISO 5 Biological Safety Cabinet (BSC) E001316, located in the innermost ISO 7 room, (114B), was used for initial sample processing steps. It was thoroughly cleaned and disinfected prior to each procedure in accordance with MICRO SOP-9 (Cleaning and Disinfecting Procedure for Microbiology). Additionally, BSC E001316 was certified and approved by both the Engineering and Quality Assurance teams. Initial sample processing was conducted in the ISO 5 BSC E001316 in the innermost ISO 7 room, (114B) by Alex Saravia on 04 Sep 2026 as per MICRO-SOP-5 (USP 71&gt; / EP 2.6.1 Sterility Test).</w:t>
+              <w:t xml:space="preserve">All analysts involved in the prepping, processing, and reading of the initial sample – Ishita Sharma, Alex Saravia, and Elysse Nioupin – were interviewed comprehensively. Upon arrival, the sample was stored refrigerated in accordance with the Client’s instructions. Analysts verified the integrity of the sample throughout both preparation and processing stages. No leaks or turbidity were observed at any point, verifying sample integrity. All reagents and supplies mentioned in the material section above were stored according to the suppliers’ recommendations, and their integrity was visually verified before utilization. Moreover, all reagents and supplies had valid expiration dates. The functionality of all equipment was confirmed by reviewing data generated by our comprehensive in-house continuous monitoring system. The cleanroom suite (CR 114) used for processing procedures comprises three interconnected sections: the innermost ISO 7 cleanroom (114B), which connects to the middle ISO 7 buffer room (114A), and then to the outermost ISO 8 anteroom (114). A positive air pressure system is maintained throughout the suite to ensure controlled, unidirectional airflow from 114B through 114A and into 114. The ISO 5 Biological Safety Cabinet (BSC) E001316, located in the innermost ISO 7 room, (114B), was used for initial sample processing steps. It was thoroughly cleaned and disinfected prior to each procedure in accordance with MICRO SOP-9 (Cleaning and Disinfecting Procedure for Microbiology). Additionally, BSC E001316 was certified and approved by both the Engineering and Quality Assurance teams. Initial sample processing was conducted in the ISO 5 BSC E001316 in the innermost ISO 7 room, (114B) by Alex Saravia on 04Sep26 as per MICRO-SOP-5 (USP 71&gt; / EP 2.6.1 Sterility Test).</w:t>
               <w:br/>
               <w:t xml:space="preserve"/>
               <w:br/>
-              <w:t xml:space="preserve">On 04 Sep 2026, the sample vials for ETX-260902-0505 were received from Sample Submissions and brought into the Sterile Microbiology lab following multi-stage disinfection with acidified bleach (minimum 10-minute contact time at each transfer boundary). In ISO 5 BSC E001316, the containers were aseptically opened, and membrane filtration was performed (3 vials filtered) as per MICRO-SOP-5. Media bottles were transferred into designated incubators E001356 and E001357. On 10 Sep 2026 (Day 6 of incubation), microbial growth was observed in 1 x 100mL TSB media bottle by analyst Elysse Nioupin and confirmed by supervisor Robin Seymour. The positive TSB bottle was submitted for Differential Staining and Microbial Identification under ETX-260910-0290, which definitively identified the isolate as Microbacterium sp. PM5 (Gram-positive rods). All concurrent negative controls for the membrane filtration method remained sterile (no growth).</w:t>
+              <w:t xml:space="preserve">On 04Sep26, the sample vials for ETX-260902-0505 were received from Sample Submissions and brought into the Sterile Microbiology lab following multi-stage disinfection with acidified bleach (minimum 10-minute contact time at each transfer boundary). In ISO 5 BSC E001316, the containers were aseptically opened, and membrane filtration was performed (45 gm filtered per media across 3 vials) as per MICRO-SOP-5. Media bottles were transferred into designated incubators E001356 and E001357. On 10Sep26 (Day 6 of incubation), microbial growth was observed in 1 x 100mL TSB media bottle by analyst Elysse Nioupin and confirmed by supervisor Robin Seymour. The positive TSB bottle was submitted for Differential Staining and Microbial Identification under ETX-260910-0290, which definitively identified the isolate as Microbacterium sp. PM5 (Gram-positive rods). All concurrent negative controls for the membrane filtration method remained sterile (no growth).</w:t>
               <w:br/>
               <w:t xml:space="preserve"/>
               <w:br/>
-              <w:t xml:space="preserve">Upon analyzing environmental monitoring results, no microbial growth was detected on operator personnel fingertip touch plates, settling plates, or ISO 5 BSC surface contact plates on the date of testing (04 Sep 2026), the date before (03 Sep 2026), or the subsequent testing date (08 Sep 2026). Weekly active air monitoring of ISO 8 Room 114 recovered 2 CFUs (ETX-260914-0487, identified as Corynebacterium ureicelerivorans and Mycobacterium grossiae), which differed in morphology and genus from the sample isolate and was physically isolated within the outermost ISO 8 anteroom. Monthly cleaning and disinfection of Suite CR114 was performed on 30 Aug 2026 per MICRO-SOP-9 with all H2O2 indicators passing. All other samples processed in the same testing session tested negative, ruling out cross-contamination.</w:t>
+              <w:t xml:space="preserve">Upon analyzing environmental monitoring results, no microbial growth was detected on operator personnel fingertip touch plates, settling plates, or ISO 5 BSC surface contact plates on the date of testing (04Sep26), the date before (03Sep26), or the subsequent testing date (08Sep26). Weekly active air monitoring of ISO 8 Room 114 recovered 2 CFUs (ETX-260914-0487, identified as Corynebacterium ureicelerivorans and Mycobacterium grossiae), which differed in morphology and genus from the sample isolate and was physically isolated within the outermost ISO 8 anteroom. Monthly cleaning and disinfection of Suite CR114 was performed on 30Aug26 per MICRO-SOP-9 with all H2O2 indicators passing. All other samples processed in the same testing session tested negative, ruling out cross-contamination.</w:t>
               <w:br/>
               <w:t xml:space="preserve"/>
               <w:br/>
-              <w:t xml:space="preserve">During preliminary interview, the processing analyst noted a potential handling discrepancy during the resuspension of the lyophilized vials. In addition, the same sample lot (2608-216) had previously been submitted and passed sterility testing via ScanRDI under ETX-260807-0602. Based on these initial findings and to investigate whether the positive recovery was attributable to an inadvertent analyst handling error during resuspension, a Phase II investigation was initiated, and additional sample vials from the same lot were requested from the client for retesting.</w:t>
-            </w:r>
-          </w:p>
-          <w:p>
-            <w:pPr>
-              <w:outlineLvl w:val="0"/>
-              <w:rPr>
-                <w:rFonts w:ascii="Times New Roman" w:hAnsi="Times New Roman"/>
-                <w:szCs w:val="20"/>
-              </w:rPr>
-            </w:pPr>
-          </w:p>
-          <w:p>
-            <w:pPr>
-              <w:outlineLvl w:val="0"/>
-              <w:rPr>
-                <w:rFonts w:ascii="Times New Roman" w:hAnsi="Times New Roman"/>
-                <w:szCs w:val="20"/>
-              </w:rPr>
-            </w:pPr>
-          </w:p>
-          <w:p>
-            <w:pPr>
-              <w:outlineLvl w:val="0"/>
-              <w:rPr>
-                <w:rFonts w:ascii="Times New Roman" w:hAnsi="Times New Roman"/>
-                <w:szCs w:val="20"/>
-              </w:rPr>
-            </w:pPr>
-          </w:p>
-          <w:p>
-            <w:pPr>
-              <w:outlineLvl w:val="0"/>
-              <w:rPr>
-                <w:rFonts w:ascii="Times New Roman" w:hAnsi="Times New Roman"/>
-                <w:szCs w:val="20"/>
-              </w:rPr>
-            </w:pPr>
-          </w:p>
-          <w:p>
-            <w:pPr>
-              <w:outlineLvl w:val="0"/>
-              <w:rPr>
-                <w:rFonts w:ascii="Times New Roman" w:hAnsi="Times New Roman"/>
-                <w:szCs w:val="20"/>
-              </w:rPr>
-            </w:pPr>
-          </w:p>
-          <w:p>
-            <w:pPr>
-              <w:outlineLvl w:val="0"/>
-              <w:rPr>
-                <w:rFonts w:ascii="Times New Roman" w:hAnsi="Times New Roman"/>
-                <w:szCs w:val="20"/>
-              </w:rPr>
-            </w:pPr>
-          </w:p>
-          <w:p>
-            <w:pPr>
-              <w:outlineLvl w:val="0"/>
-              <w:rPr>
-                <w:rFonts w:ascii="Times New Roman" w:hAnsi="Times New Roman"/>
-                <w:szCs w:val="20"/>
-              </w:rPr>
-            </w:pPr>
-          </w:p>
-          <w:p>
-            <w:pPr>
-              <w:outlineLvl w:val="0"/>
-              <w:rPr>
-                <w:rFonts w:ascii="Times New Roman" w:hAnsi="Times New Roman"/>
-                <w:szCs w:val="20"/>
-              </w:rPr>
-            </w:pPr>
-          </w:p>
-          <w:p>
-            <w:pPr>
-              <w:outlineLvl w:val="0"/>
-              <w:rPr>
-                <w:rFonts w:ascii="Times New Roman" w:hAnsi="Times New Roman"/>
-                <w:szCs w:val="20"/>
-              </w:rPr>
-            </w:pPr>
-          </w:p>
-          <w:p>
-            <w:pPr>
-              <w:outlineLvl w:val="0"/>
-              <w:rPr>
-                <w:rFonts w:ascii="Times New Roman" w:hAnsi="Times New Roman"/>
-                <w:szCs w:val="20"/>
-              </w:rPr>
-            </w:pPr>
-          </w:p>
-          <w:p>
-            <w:pPr>
-              <w:outlineLvl w:val="0"/>
-              <w:rPr>
-                <w:rFonts w:ascii="Times New Roman" w:hAnsi="Times New Roman"/>
-                <w:szCs w:val="20"/>
-              </w:rPr>
-            </w:pPr>
-          </w:p>
-          <w:p>
-            <w:pPr>
-              <w:outlineLvl w:val="0"/>
-              <w:rPr>
-                <w:rFonts w:ascii="Times New Roman" w:hAnsi="Times New Roman"/>
-                <w:szCs w:val="20"/>
-              </w:rPr>
-            </w:pPr>
-          </w:p>
-          <w:p>
-            <w:pPr>
-              <w:outlineLvl w:val="0"/>
-              <w:rPr>
-                <w:rFonts w:ascii="Times New Roman" w:hAnsi="Times New Roman"/>
-                <w:szCs w:val="20"/>
-              </w:rPr>
-            </w:pPr>
-          </w:p>
-          <w:p>
-            <w:pPr>
-              <w:outlineLvl w:val="0"/>
-              <w:rPr>
-                <w:rFonts w:ascii="Times New Roman" w:hAnsi="Times New Roman"/>
-                <w:szCs w:val="20"/>
-              </w:rPr>
-            </w:pPr>
-          </w:p>
-          <w:p>
-            <w:pPr>
-              <w:outlineLvl w:val="0"/>
-              <w:rPr>
-                <w:rFonts w:ascii="Times New Roman" w:hAnsi="Times New Roman"/>
-                <w:szCs w:val="20"/>
-              </w:rPr>
-            </w:pPr>
-          </w:p>
-          <w:p>
-            <w:pPr>
-              <w:outlineLvl w:val="0"/>
-              <w:rPr>
-                <w:rFonts w:ascii="Times New Roman" w:hAnsi="Times New Roman"/>
-                <w:szCs w:val="20"/>
-              </w:rPr>
-            </w:pPr>
-          </w:p>
-          <w:p>
-            <w:pPr>
-              <w:outlineLvl w:val="0"/>
-              <w:rPr>
-                <w:rFonts w:ascii="Times New Roman" w:hAnsi="Times New Roman"/>
-                <w:szCs w:val="20"/>
-              </w:rPr>
-            </w:pPr>
-          </w:p>
-          <w:p>
-            <w:pPr>
-              <w:outlineLvl w:val="0"/>
-              <w:rPr>
-                <w:rFonts w:ascii="Times New Roman" w:hAnsi="Times New Roman"/>
-                <w:szCs w:val="20"/>
-              </w:rPr>
-            </w:pPr>
-          </w:p>
-          <w:p>
-            <w:pPr>
-              <w:outlineLvl w:val="0"/>
-              <w:rPr>
-                <w:rFonts w:ascii="Times New Roman" w:hAnsi="Times New Roman"/>
-                <w:szCs w:val="20"/>
-              </w:rPr>
-            </w:pPr>
-          </w:p>
-          <w:p>
-            <w:pPr>
-              <w:outlineLvl w:val="0"/>
-              <w:rPr>
-                <w:rFonts w:ascii="Times New Roman" w:hAnsi="Times New Roman"/>
-                <w:szCs w:val="20"/>
-              </w:rPr>
-            </w:pPr>
-          </w:p>
-          <w:p>
-            <w:pPr>
-              <w:outlineLvl w:val="0"/>
-              <w:rPr>
-                <w:rFonts w:ascii="Times New Roman" w:hAnsi="Times New Roman"/>
-                <w:szCs w:val="20"/>
-              </w:rPr>
-            </w:pPr>
-          </w:p>
-          <w:p>
-            <w:pPr>
-              <w:outlineLvl w:val="0"/>
-              <w:rPr>
-                <w:rFonts w:ascii="Times New Roman" w:hAnsi="Times New Roman"/>
-                <w:szCs w:val="20"/>
-              </w:rPr>
-            </w:pPr>
-          </w:p>
-          <w:p>
-            <w:pPr>
-              <w:outlineLvl w:val="0"/>
-              <w:rPr>
-                <w:rFonts w:ascii="Times New Roman" w:hAnsi="Times New Roman"/>
-                <w:szCs w:val="20"/>
-              </w:rPr>
-            </w:pPr>
-          </w:p>
-          <w:p>
-            <w:pPr>
-              <w:outlineLvl w:val="0"/>
-              <w:rPr>
-                <w:rFonts w:ascii="Times New Roman" w:hAnsi="Times New Roman"/>
-                <w:szCs w:val="20"/>
-              </w:rPr>
-            </w:pPr>
-          </w:p>
-          <w:p>
-            <w:pPr>
-              <w:outlineLvl w:val="0"/>
-              <w:rPr>
-                <w:rFonts w:ascii="Times New Roman" w:hAnsi="Times New Roman"/>
-                <w:szCs w:val="20"/>
-              </w:rPr>
-            </w:pPr>
-          </w:p>
-          <w:p>
-            <w:pPr>
-              <w:outlineLvl w:val="0"/>
-              <w:rPr>
-                <w:rFonts w:ascii="Times New Roman" w:hAnsi="Times New Roman"/>
-                <w:szCs w:val="20"/>
-              </w:rPr>
-            </w:pPr>
-          </w:p>
-          <w:p>
-            <w:pPr>
-              <w:outlineLvl w:val="0"/>
-              <w:rPr>
-                <w:rFonts w:ascii="Times New Roman" w:hAnsi="Times New Roman"/>
-                <w:szCs w:val="20"/>
-              </w:rPr>
-            </w:pPr>
-          </w:p>
-          <w:p>
-            <w:pPr>
-              <w:outlineLvl w:val="0"/>
-              <w:rPr>
-                <w:rFonts w:ascii="Times New Roman" w:hAnsi="Times New Roman"/>
-                <w:b/>
-                <w:bCs/>
-                <w:szCs w:val="20"/>
-              </w:rPr>
-            </w:pPr>
-            <w:r>
-              <w:rPr>
-                <w:rFonts w:ascii="Times New Roman" w:hAnsi="Times New Roman"/>
-                <w:b/>
-                <w:bCs/>
-                <w:szCs w:val="20"/>
-              </w:rPr>
-              <w:t>Phase II Summary (continued):</w:t>
-            </w:r>
-          </w:p>
-          <w:p>
-            <w:pPr>
-              <w:outlineLvl w:val="0"/>
-              <w:rPr>
-                <w:rFonts w:ascii="Times New Roman" w:eastAsiaTheme="minorEastAsia" w:hAnsi="Times New Roman"/>
-                <w:szCs w:val="20"/>
-                <w:lang w:eastAsia="zh-CN"/>
-              </w:rPr>
-            </w:pPr>
-          </w:p>
-          <w:p>
-            <w:pPr>
-              <w:outlineLvl w:val="0"/>
-              <w:rPr>
-                <w:rFonts w:ascii="Times New Roman" w:hAnsi="Times New Roman"/>
-                <w:szCs w:val="20"/>
-              </w:rPr>
-            </w:pPr>
-            <w:proofErr w:type="gramStart"/>
-            <w:r>
-              <w:rPr>
-                <w:rFonts w:ascii="Times New Roman" w:hAnsi="Times New Roman"/>
-                <w:szCs w:val="20"/>
-              </w:rPr>
-              <w:t xml:space="preserve">PHASE II RETEST UNDER SUBMISSION ETX-260914-0470:</w:t>
-              <w:br/>
-              <w:t xml:space="preserve">In accordance with Phase II investigation procedures under Form 3.100.019.F02, additional sample vials from lot 2608-216 were submitted for retesting under submission ETX-260914-0470.</w:t>
+              <w:t xml:space="preserve">However, when investigating the lot history during the Phase I investigation, the laboratory discovered that the same lot (Lot 2608-216) had previously been submitted for ScanRDI sterility testing under ETX-260807-0602 (Test Record 081326-2017-2) and yielded a passing result (Count: 14/0, Pass). Based on this conflicting passing ScanRDI result for the same lot, the laboratory requested additional sample vials from the client for retesting under ETX-260914-0470 and initiated a Phase II investigation (Form 3.100.019.F02).</w:t>
               <w:br/>
               <w:t xml:space="preserve"/>
               <w:br/>
-              <w:t xml:space="preserve">The retest sample was prepared by Andrew Carrillo on 14 Sep 2026 and processed by Abayomi Odugbesi on 15 Sep 2026 in accordance with MICRO-SOP-5 (USP 71&gt; / EP 2.6.1 Sterility Test) via membrane filtration (60 gm filtered across 4 vials). The retest was conducted in certified ISO 5 BSC E001314 within cleanroom suite CR 114 following standard multi-barrier disinfection and strict aseptic technique. All culture media (FTM Lot 2567320, TSB Lot 2567280) and reagents (Fluid D Lot 687774, Bacteriostatic Water Lot NM7681) were within valid expiration dates. Media bottles were incubated in designated incubators E001356 and E001357. Negative controls were handled concurrently and remained sterile.</w:t>
+              <w:t xml:space="preserve"/>
+            </w:r>
+          </w:p>
+          <w:p>
+            <w:pPr>
+              <w:outlineLvl w:val="0"/>
+              <w:rPr>
+                <w:rFonts w:ascii="Times New Roman" w:hAnsi="Times New Roman"/>
+                <w:szCs w:val="20"/>
+              </w:rPr>
+            </w:pPr>
+          </w:p>
+          <w:p>
+            <w:pPr>
+              <w:outlineLvl w:val="0"/>
+              <w:rPr>
+                <w:rFonts w:ascii="Times New Roman" w:hAnsi="Times New Roman"/>
+                <w:szCs w:val="20"/>
+              </w:rPr>
+            </w:pPr>
+          </w:p>
+          <w:p>
+            <w:pPr>
+              <w:outlineLvl w:val="0"/>
+              <w:rPr>
+                <w:rFonts w:ascii="Times New Roman" w:hAnsi="Times New Roman"/>
+                <w:szCs w:val="20"/>
+              </w:rPr>
+            </w:pPr>
+          </w:p>
+          <w:p>
+            <w:pPr>
+              <w:outlineLvl w:val="0"/>
+              <w:rPr>
+                <w:rFonts w:ascii="Times New Roman" w:hAnsi="Times New Roman"/>
+                <w:szCs w:val="20"/>
+              </w:rPr>
+            </w:pPr>
+          </w:p>
+          <w:p>
+            <w:pPr>
+              <w:outlineLvl w:val="0"/>
+              <w:rPr>
+                <w:rFonts w:ascii="Times New Roman" w:hAnsi="Times New Roman"/>
+                <w:szCs w:val="20"/>
+              </w:rPr>
+            </w:pPr>
+          </w:p>
+          <w:p>
+            <w:pPr>
+              <w:outlineLvl w:val="0"/>
+              <w:rPr>
+                <w:rFonts w:ascii="Times New Roman" w:hAnsi="Times New Roman"/>
+                <w:szCs w:val="20"/>
+              </w:rPr>
+            </w:pPr>
+          </w:p>
+          <w:p>
+            <w:pPr>
+              <w:outlineLvl w:val="0"/>
+              <w:rPr>
+                <w:rFonts w:ascii="Times New Roman" w:hAnsi="Times New Roman"/>
+                <w:szCs w:val="20"/>
+              </w:rPr>
+            </w:pPr>
+          </w:p>
+          <w:p>
+            <w:pPr>
+              <w:outlineLvl w:val="0"/>
+              <w:rPr>
+                <w:rFonts w:ascii="Times New Roman" w:hAnsi="Times New Roman"/>
+                <w:szCs w:val="20"/>
+              </w:rPr>
+            </w:pPr>
+          </w:p>
+          <w:p>
+            <w:pPr>
+              <w:outlineLvl w:val="0"/>
+              <w:rPr>
+                <w:rFonts w:ascii="Times New Roman" w:hAnsi="Times New Roman"/>
+                <w:szCs w:val="20"/>
+              </w:rPr>
+            </w:pPr>
+          </w:p>
+          <w:p>
+            <w:pPr>
+              <w:outlineLvl w:val="0"/>
+              <w:rPr>
+                <w:rFonts w:ascii="Times New Roman" w:hAnsi="Times New Roman"/>
+                <w:szCs w:val="20"/>
+              </w:rPr>
+            </w:pPr>
+          </w:p>
+          <w:p>
+            <w:pPr>
+              <w:outlineLvl w:val="0"/>
+              <w:rPr>
+                <w:rFonts w:ascii="Times New Roman" w:hAnsi="Times New Roman"/>
+                <w:szCs w:val="20"/>
+              </w:rPr>
+            </w:pPr>
+          </w:p>
+          <w:p>
+            <w:pPr>
+              <w:outlineLvl w:val="0"/>
+              <w:rPr>
+                <w:rFonts w:ascii="Times New Roman" w:hAnsi="Times New Roman"/>
+                <w:szCs w:val="20"/>
+              </w:rPr>
+            </w:pPr>
+          </w:p>
+          <w:p>
+            <w:pPr>
+              <w:outlineLvl w:val="0"/>
+              <w:rPr>
+                <w:rFonts w:ascii="Times New Roman" w:hAnsi="Times New Roman"/>
+                <w:szCs w:val="20"/>
+              </w:rPr>
+            </w:pPr>
+          </w:p>
+          <w:p>
+            <w:pPr>
+              <w:outlineLvl w:val="0"/>
+              <w:rPr>
+                <w:rFonts w:ascii="Times New Roman" w:hAnsi="Times New Roman"/>
+                <w:szCs w:val="20"/>
+              </w:rPr>
+            </w:pPr>
+          </w:p>
+          <w:p>
+            <w:pPr>
+              <w:outlineLvl w:val="0"/>
+              <w:rPr>
+                <w:rFonts w:ascii="Times New Roman" w:hAnsi="Times New Roman"/>
+                <w:szCs w:val="20"/>
+              </w:rPr>
+            </w:pPr>
+          </w:p>
+          <w:p>
+            <w:pPr>
+              <w:outlineLvl w:val="0"/>
+              <w:rPr>
+                <w:rFonts w:ascii="Times New Roman" w:hAnsi="Times New Roman"/>
+                <w:szCs w:val="20"/>
+              </w:rPr>
+            </w:pPr>
+          </w:p>
+          <w:p>
+            <w:pPr>
+              <w:outlineLvl w:val="0"/>
+              <w:rPr>
+                <w:rFonts w:ascii="Times New Roman" w:hAnsi="Times New Roman"/>
+                <w:szCs w:val="20"/>
+              </w:rPr>
+            </w:pPr>
+          </w:p>
+          <w:p>
+            <w:pPr>
+              <w:outlineLvl w:val="0"/>
+              <w:rPr>
+                <w:rFonts w:ascii="Times New Roman" w:hAnsi="Times New Roman"/>
+                <w:szCs w:val="20"/>
+              </w:rPr>
+            </w:pPr>
+          </w:p>
+          <w:p>
+            <w:pPr>
+              <w:outlineLvl w:val="0"/>
+              <w:rPr>
+                <w:rFonts w:ascii="Times New Roman" w:hAnsi="Times New Roman"/>
+                <w:szCs w:val="20"/>
+              </w:rPr>
+            </w:pPr>
+          </w:p>
+          <w:p>
+            <w:pPr>
+              <w:outlineLvl w:val="0"/>
+              <w:rPr>
+                <w:rFonts w:ascii="Times New Roman" w:hAnsi="Times New Roman"/>
+                <w:szCs w:val="20"/>
+              </w:rPr>
+            </w:pPr>
+          </w:p>
+          <w:p>
+            <w:pPr>
+              <w:outlineLvl w:val="0"/>
+              <w:rPr>
+                <w:rFonts w:ascii="Times New Roman" w:hAnsi="Times New Roman"/>
+                <w:szCs w:val="20"/>
+              </w:rPr>
+            </w:pPr>
+          </w:p>
+          <w:p>
+            <w:pPr>
+              <w:outlineLvl w:val="0"/>
+              <w:rPr>
+                <w:rFonts w:ascii="Times New Roman" w:hAnsi="Times New Roman"/>
+                <w:szCs w:val="20"/>
+              </w:rPr>
+            </w:pPr>
+          </w:p>
+          <w:p>
+            <w:pPr>
+              <w:outlineLvl w:val="0"/>
+              <w:rPr>
+                <w:rFonts w:ascii="Times New Roman" w:hAnsi="Times New Roman"/>
+                <w:szCs w:val="20"/>
+              </w:rPr>
+            </w:pPr>
+          </w:p>
+          <w:p>
+            <w:pPr>
+              <w:outlineLvl w:val="0"/>
+              <w:rPr>
+                <w:rFonts w:ascii="Times New Roman" w:hAnsi="Times New Roman"/>
+                <w:szCs w:val="20"/>
+              </w:rPr>
+            </w:pPr>
+          </w:p>
+          <w:p>
+            <w:pPr>
+              <w:outlineLvl w:val="0"/>
+              <w:rPr>
+                <w:rFonts w:ascii="Times New Roman" w:hAnsi="Times New Roman"/>
+                <w:szCs w:val="20"/>
+              </w:rPr>
+            </w:pPr>
+          </w:p>
+          <w:p>
+            <w:pPr>
+              <w:outlineLvl w:val="0"/>
+              <w:rPr>
+                <w:rFonts w:ascii="Times New Roman" w:hAnsi="Times New Roman"/>
+                <w:szCs w:val="20"/>
+              </w:rPr>
+            </w:pPr>
+          </w:p>
+          <w:p>
+            <w:pPr>
+              <w:outlineLvl w:val="0"/>
+              <w:rPr>
+                <w:rFonts w:ascii="Times New Roman" w:hAnsi="Times New Roman"/>
+                <w:szCs w:val="20"/>
+              </w:rPr>
+            </w:pPr>
+          </w:p>
+          <w:p>
+            <w:pPr>
+              <w:outlineLvl w:val="0"/>
+              <w:rPr>
+                <w:rFonts w:ascii="Times New Roman" w:hAnsi="Times New Roman"/>
+                <w:b/>
+                <w:bCs/>
+                <w:szCs w:val="20"/>
+              </w:rPr>
+            </w:pPr>
+            <w:r>
+              <w:rPr>
+                <w:rFonts w:ascii="Times New Roman" w:hAnsi="Times New Roman"/>
+                <w:b/>
+                <w:bCs/>
+                <w:szCs w:val="20"/>
+              </w:rPr>
+              <w:t>Phase II Summary (continued):</w:t>
+            </w:r>
+          </w:p>
+          <w:p>
+            <w:pPr>
+              <w:outlineLvl w:val="0"/>
+              <w:rPr>
+                <w:rFonts w:ascii="Times New Roman" w:eastAsiaTheme="minorEastAsia" w:hAnsi="Times New Roman"/>
+                <w:szCs w:val="20"/>
+                <w:lang w:eastAsia="zh-CN"/>
+              </w:rPr>
+            </w:pPr>
+          </w:p>
+          <w:p>
+            <w:pPr>
+              <w:outlineLvl w:val="0"/>
+              <w:rPr>
+                <w:rFonts w:ascii="Times New Roman" w:hAnsi="Times New Roman"/>
+                <w:szCs w:val="20"/>
+              </w:rPr>
+            </w:pPr>
+            <w:proofErr w:type="gramStart"/>
+            <w:r>
+              <w:rPr>
+                <w:rFonts w:ascii="Times New Roman" w:hAnsi="Times New Roman"/>
+                <w:szCs w:val="20"/>
+              </w:rPr>
+              <w:t xml:space="preserve">PHASE II RETEST UNDER SUBMISSION ETX-260914-0470:</w:t>
+              <w:br/>
+              <w:t xml:space="preserve">In accordance with Phase II investigation procedures under Form 3.100.019.F02, following the laboratory's discovery of the prior passing ScanRDI result (ETX-260807-0602) during the sample history investigation, additional sample vials from lot 2608-216 were requested from the client and submitted for retesting under submission ETX-260914-0470.</w:t>
               <w:br/>
               <w:t xml:space="preserve"/>
               <w:br/>
-              <w:t xml:space="preserve">On 21 Sep 2026 (Day 06 of incubation), microbial growth was observed in 1 x 100mL TSB media bottle by analyst Andrew Carrillo and confirmed by supervisor Robin Seymour. The positive bottle was submitted for Microbial Identification under ETX-260921-0498. Confirmatory identification definitively identified the isolate as Microbacterium sp. PM5 (Gram-positive short rods), matching the identical species and strain designation (PM5), morphology (white shiny lawn growth), media selection (TSB), and incubation kinetics (Day 6) of the initial failure under ETX-260902-0505 (ETX-260910-0290). All other samples processed in the batch on 15 Sep 2026 tested negative.</w:t>
+              <w:t xml:space="preserve">The retest sample was prepared by Andrew Carrillo on 14Sep26 and processed by Abayomi Odugbesi on 15Sep26 in accordance with MICRO-SOP-5 (USP 71&gt; / EP 2.6.1 Sterility Test) via membrane filtration (60 gm filtered across 4 vials). The retest was conducted in certified ISO 5 BSC E001314 within Cleanroom Suite 115 following standard multi-barrier disinfection and strict aseptic technique. All culture media (FTM Lot 2567320, TSB Lot 2567280) and reagents (Fluid D Lot 687774, Bacteriostatic Water Lot NM7681) were within valid expiration dates. Media bottles were incubated in designated incubators E001356 and E001357. Negative controls were handled concurrently and remained sterile.</w:t>
+              <w:br/>
+              <w:t xml:space="preserve"/>
+              <w:br/>
+              <w:t xml:space="preserve">On 21Sep26 (Day 06 of incubation), microbial growth was observed in 1 x 100mL TSB media bottle by analyst Andrew Carrillo and confirmed by supervisor Robin Seymour. The positive bottle was submitted for Microbial Identification under ETX-260921-0498. Confirmatory identification definitively identified the isolate as Microbacterium sp. PM5 (Gram-positive short rods), matching the identical species and strain designation (PM5), morphology (white shiny lawn growth), media selection (TSB), and incubation kinetics (Day 6) of the initial failure under ETX-260902-0505 (ETX-260910-0290). All other samples processed in the batch on 15Sep26 tested negative.</w:t>
+              <w:br/>
+              <w:t xml:space="preserve"/>
+              <w:br/>
+              <w:t xml:space="preserve">Upon analyzing environmental monitoring results for the retest processing on 15Sep26, no microbial growth was detected on operator personnel fingertip touch plates, settling plates, or ISO 5 BSC surface contact plates on the date of testing (15Sep26), the preceding testing date (14Sep26), or the subsequent testing date (16Sep26). Weekly active surface monitoring of Cleanroom Suite 115 showed no growth; weekly active air sampling in the outermost ISO 8 cleanroom 115 recovered 9 CFUs (ETX-260923-0402), identified as Kocuria indica, Brevibacterium sp. CS2, Corynebacterium sp, Micrococcus luteus, Paracoccus yeei, Staphylococcus hominis, and Kocuria rhizophila. 100% of these environmental isolates differed distinctly in genus and morphology from the product contamination isolate (Microbacterium sp. PM5). The ISO 5 critical zones in BSC E001314 remained completely sterile (0 CFU) and in optimal control throughout testing, with positive pressure cascades preventing anteroom air ingress. (Refer to Table 1 for sample details, Table 2 for environmental monitoring from processing performed on 04Sep26, and Table 3 for environmental monitoring from processing performed on 15Sep26).</w:t>
               <w:br/>
               <w:t xml:space="preserve"/>
               <w:br/>
               <w:t xml:space="preserve">EVALUATION OF RETEST FINDINGS  JUSTIFICATION OF PRIOR SCANRDI RESULT:</w:t>
               <w:br/>
-              <w:t xml:space="preserve">The successful replication of microbial recovery in the independent retest—conducted by a different processing analyst (Abayomi Odugbesi) and a different prepping/reading analyst (Andrew Carrillo)—conclusively refutes the preliminary hypothesis of analyst handling error during reconstitution. If the initial recovery had been an isolated artifact of analyst technique, the identical microorganism (Microbacterium sp. PM5) would not have been recovered on the identical incubation day in the retest.</w:t>
+              <w:t xml:space="preserve">The replication of microbial recovery in the independent retest—conducted by a different processing analyst (Abayomi Odugbesi) in a different cleanroom suite (Cleanroom Suite 115 vs. Suite 114) and a different prepping/reading analyst (Andrew Carrillo)—conclusively confirms that the microbial recovery was not an isolated laboratory anomaly, as the identical microorganism (Microbacterium sp. PM5) was recovered on the identical incubation day (Day 6) in the same media type (TSB) in both tests.</w:t>
               <w:br/>
               <w:t xml:space="preserve"/>
               <w:br/>
-              <w:t xml:space="preserve">Importantly, the investigation evaluated why the prior rapid ScanRDI sterility test conducted on this lot (ETX-260807-0602) yielded a passing result. In compounded parenteral products, microbial contamination is typically characterized by a heterogeneous, non-uniform distribution of microorganisms across individual containers, particularly when bioburden is present at very low concentrations. Under such low-level non-uniform contamination, random unit sampling naturally results in some vials containing zero viable cells—as occurred with the vials sampled for ScanRDI under ETX-260807-0602—while other vials from the same batch harbor low-level viable microorganisms. In addition, no method suitability was on file for ScanRDI with this specific formulation.</w:t>
-              <w:br/>
-              <w:t xml:space="preserve"/>
-              <w:br/>
-              <w:t xml:space="preserve">When low-level viable bioburden was introduced into the 14-day compendial USP 71&gt; membrane filtration enrichment process, the microorganisms were successfully enriched and recovered in TSB on Day 6 in both independent testing events (ETX-260902-0505 and ETX-260914-0470), yielding the identical isolate (Microbacterium sp. PM5). Therefore, the passing ScanRDI result and the two failing USP 71&gt; results are scientifically consistent with the non-uniform distribution of low-concentration microbial bioburden within the compounded lot. Consequently, inherent product contamination in Lot 2608-216 is confirmed. The initial failing result for ETX-260902-0505 is confirmed valid, the retest for ETX-260914-0470 is confirmed failing, and Lot 2608-216 fails USP 71&gt; sterility requirements.</w:t>
+              <w:t xml:space="preserve">Importantly, the investigation evaluated why the prior rapid ScanRDI sterility test conducted on this lot (submission ETX-260807-0602, test record 081326-2017-2) yielded a passing result (Count 14/0, Pass). First, per EagleTrax records for ETX-260807-0602, only 1 single container (Number of Items in Batch: 1, 30 mL/gm) was submitted and tested via ScanRDI, whereas USP 71&gt; compendial testing analyzed 3 vials (45 gm filtered per media) for initial test ETX-260902-0505 and 4 vials for retest ETX-260914-0470. Second, official records confirm that 'No Method Suitability on file' exists for ScanRDI with this specific peptide analyte formulation (Cagrilinitide / Retatrutide). Third, in compounded parenteral formulations, microbial contamination at low bioburden levels is well recognized to exhibit a non-uniform, heterogeneous distribution across individual batch containers. Under single-vial sampling (n = 1), random chance naturally selects a container devoid of viable cells—as occurred with the single vial tested under ETX-260807-0602—whereas multi-container sampling captures vials harboring viable cells. When viable cells were introduced into 14-day compendial broth enrichment (USP 71&gt; membrane filtration), the organisms were successfully enriched and recovered in TSB on Day 6 in both independent testing events (ETX-260902-0505 and ETX-260914-0470), yielding the identical strain (Microbacterium sp. PM5). Therefore, the passing ScanRDI result and the two failing USP 71&gt; compendial results are scientifically consistent and attributable to non-uniform distribution of low-concentration microbial bioburden within the compounded lot. Consequently, inherent product contamination in Lot 2608-216 is confirmed, the initial failing result for ETX-260902-0505 is valid, retest ETX-260914-0470 is confirmed failing, and Lot 2608-216 fails sterility requirements.</w:t>
               <w:br/>
               <w:t xml:space="preserve"/>
               <w:br/>
@@ -9564,8 +9568,6 @@
       </w:tr>
     </w:tbl>
     <w:p/>
-    <w:p/>
-    <w:p/>
     <w:sectPr>
       <w:headerReference w:type="default" r:id="rId12"/>
       <w:footerReference w:type="default" r:id="rId13"/>
@@ -9574,6 +9576,117 @@
       <w:cols w:space="720"/>
       <w:docGrid w:linePitch="360"/>
     </w:sectPr>
+    <w:p>
+      <w:pPr>
+        <w:rPr>
+          <w:rFonts w:eastAsiaTheme="minorEastAsia"/>
+          <w:lang w:eastAsia="zh-CN"/>
+        </w:rPr>
+      </w:pPr>
+    </w:p>
+    <w:p>
+      <w:pPr>
+        <w:outlineLvl w:val="0"/>
+        <w:rPr>
+          <w:rFonts w:eastAsiaTheme="minorEastAsia"/>
+          <w:lang w:eastAsia="zh-CN"/>
+        </w:rPr>
+      </w:pPr>
+    </w:p>
+    <w:p>
+      <w:pPr>
+        <w:outlineLvl w:val="0"/>
+        <w:rPr>
+          <w:rFonts w:ascii="Times New Roman" w:eastAsiaTheme="minorEastAsia" w:hAnsi="Times New Roman"/>
+          <w:bCs/>
+          <w:color w:val="000000"/>
+          <w:sz w:val="18"/>
+          <w:szCs w:val="18"/>
+          <w:u w:val="single"/>
+          <w:lang w:eastAsia="zh-CN"/>
+        </w:rPr>
+      </w:pPr>
+      <w:r>
+        <w:rPr>
+          <w:rFonts w:ascii="Times New Roman" w:eastAsiaTheme="minorHAnsi" w:hAnsi="Times New Roman"/>
+          <w:bCs/>
+          <w:color w:val="000000"/>
+          <w:sz w:val="18"/>
+          <w:szCs w:val="18"/>
+          <w:u w:val="single"/>
+        </w:rPr>
+        <w:t xml:space="preserve">Table 1: </w:t>
+      </w:r>
+      <w:r>
+        <w:rPr>
+          <w:rFonts w:ascii="Times New Roman" w:hAnsi="Times New Roman" w:hint="eastAsia"/>
+          <w:bCs/>
+          <w:color w:val="000000"/>
+          <w:sz w:val="18"/>
+          <w:szCs w:val="18"/>
+          <w:u w:val="single"/>
+          <w:lang w:eastAsia="zh-CN"/>
+        </w:rPr>
+        <w:t>Information</w:t>
+      </w:r>
+      <w:r>
+        <w:rPr>
+          <w:rFonts w:ascii="Times New Roman" w:eastAsiaTheme="minorHAnsi" w:hAnsi="Times New Roman"/>
+          <w:bCs/>
+          <w:color w:val="000000"/>
+          <w:sz w:val="18"/>
+          <w:szCs w:val="18"/>
+          <w:u w:val="single"/>
+        </w:rPr>
+        <w:t xml:space="preserve"> for </w:t>
+      </w:r>
+      <w:r>
+        <w:rPr>
+          <w:rFonts w:ascii="Times New Roman" w:eastAsiaTheme="minorHAnsi" w:hAnsi="Times New Roman"/>
+          <w:bCs/>
+          <w:color w:val="000000"/>
+          <w:sz w:val="18"/>
+          <w:szCs w:val="18"/>
+          <w:u w:val="single"/>
+        </w:rPr>
+        <w:t xml:space="preserve">ETX-260902-0505 and ETX-260914-0470</w:t>
+      </w:r>
+      <w:r>
+        <w:rPr>
+          <w:rFonts w:ascii="Times New Roman" w:hAnsi="Times New Roman" w:hint="eastAsia"/>
+          <w:bCs/>
+          <w:color w:val="000000"/>
+          <w:sz w:val="18"/>
+          <w:szCs w:val="18"/>
+          <w:u w:val="single"/>
+          <w:lang w:eastAsia="zh-CN"/>
+        </w:rPr>
+        <w:t xml:space="preserve"> </w:t>
+      </w:r>
+      <w:r>
+        <w:rPr>
+          <w:rFonts w:ascii="Times New Roman" w:eastAsiaTheme="minorHAnsi" w:hAnsi="Times New Roman"/>
+          <w:bCs/>
+          <w:color w:val="000000"/>
+          <w:sz w:val="18"/>
+          <w:szCs w:val="18"/>
+          <w:u w:val="single"/>
+        </w:rPr>
+        <w:t>under investigation</w:t>
+      </w:r>
+    </w:p>
+    <w:p>
+      <w:pPr>
+        <w:outlineLvl w:val="0"/>
+        <w:rPr>
+          <w:rFonts w:ascii="Times New Roman" w:eastAsiaTheme="minorEastAsia" w:hAnsi="Times New Roman"/>
+          <w:sz w:val="18"/>
+          <w:szCs w:val="18"/>
+          <w:u w:val="single"/>
+          <w:lang w:eastAsia="zh-CN"/>
+        </w:rPr>
+      </w:pPr>
+    </w:p>
     <w:tbl>
       <w:tblPr>
         <w:tblStyle w:val="TableGrid"/>
@@ -9955,7 +10068,7 @@
           <w:p>
             <w:pPr>
               <w:jc w:val="center"/>
-              <w:spacing w:before="0" w:after="0" w:line="240" w:lineRule="auto"/>
+              <w:spacing w:before="0" w:after="0" w:line="220" w:lineRule="auto"/>
               <w:rPr>
                 <w:rFonts w:ascii="Times New Roman" w:hAnsi="Times New Roman"/>
                 <w:sz w:val="14"/>
@@ -9980,7 +10093,7 @@
           <w:p>
             <w:pPr>
               <w:jc w:val="center"/>
-              <w:spacing w:before="0" w:after="0" w:line="240" w:lineRule="auto"/>
+              <w:spacing w:before="0" w:after="0" w:line="220" w:lineRule="auto"/>
               <w:rPr>
                 <w:rFonts w:ascii="Times New Roman" w:hAnsi="Times New Roman"/>
                 <w:sz w:val="14"/>
@@ -10063,7 +10176,7 @@
           <w:p>
             <w:pPr>
               <w:jc w:val="center"/>
-              <w:spacing w:before="0" w:after="0" w:line="240" w:lineRule="auto"/>
+              <w:spacing w:before="0" w:after="0" w:line="220" w:lineRule="auto"/>
               <w:rPr>
                 <w:rFonts w:ascii="Times New Roman" w:hAnsi="Times New Roman"/>
                 <w:sz w:val="14"/>
@@ -10118,6 +10231,96 @@
         </w:tc>
       </w:tr>
     </w:tbl>
+    <w:p>
+      <w:pPr>
+        <w:outlineLvl w:val="0"/>
+        <w:rPr>
+          <w:rFonts w:ascii="Times New Roman" w:eastAsiaTheme="minorEastAsia" w:hAnsi="Times New Roman"/>
+          <w:bCs/>
+          <w:sz w:val="18"/>
+          <w:szCs w:val="18"/>
+          <w:u w:val="single"/>
+          <w:lang w:eastAsia="zh-CN"/>
+        </w:rPr>
+      </w:pPr>
+    </w:p>
+    <w:p>
+      <w:pPr>
+        <w:outlineLvl w:val="0"/>
+        <w:rPr>
+          <w:rFonts w:ascii="Times New Roman" w:eastAsiaTheme="minorEastAsia" w:hAnsi="Times New Roman"/>
+          <w:bCs/>
+          <w:sz w:val="18"/>
+          <w:szCs w:val="18"/>
+          <w:u w:val="single"/>
+          <w:lang w:eastAsia="zh-CN"/>
+        </w:rPr>
+      </w:pPr>
+    </w:p>
+    <w:p>
+      <w:pPr>
+        <w:spacing w:after="160"/>
+        <w:outlineLvl w:val="0"/>
+        <w:rPr>
+          <w:rFonts w:ascii="Times New Roman" w:eastAsiaTheme="minorEastAsia" w:hAnsi="Times New Roman"/>
+          <w:bCs/>
+          <w:sz w:val="18"/>
+          <w:szCs w:val="18"/>
+          <w:u w:val="single"/>
+          <w:lang w:eastAsia="zh-CN"/>
+        </w:rPr>
+      </w:pPr>
+      <w:r>
+        <w:rPr>
+          <w:rFonts w:ascii="Times New Roman" w:hAnsi="Times New Roman"/>
+          <w:bCs/>
+          <w:sz w:val="18"/>
+          <w:szCs w:val="18"/>
+          <w:u w:val="single"/>
+        </w:rPr>
+        <w:t>Table 2: Environmental Monitoring from</w:t>
+      </w:r>
+      <w:r>
+        <w:rPr>
+          <w:rFonts w:ascii="Times New Roman" w:hAnsi="Times New Roman"/>
+          <w:bCs/>
+          <w:sz w:val="18"/>
+          <w:szCs w:val="18"/>
+          <w:u w:val="single"/>
+        </w:rPr>
+        <w:t xml:space="preserve"> </w:t>
+      </w:r>
+      <w:r>
+        <w:rPr>
+          <w:rFonts w:ascii="Times New Roman" w:hAnsi="Times New Roman"/>
+          <w:bCs/>
+          <w:sz w:val="18"/>
+          <w:szCs w:val="18"/>
+          <w:u w:val="single"/>
+        </w:rPr>
+        <w:t xml:space="preserve">Processing</w:t>
+      </w:r>
+      <w:r>
+        <w:rPr>
+          <w:rFonts w:ascii="Times New Roman" w:hAnsi="Times New Roman"/>
+          <w:bCs/>
+          <w:sz w:val="18"/>
+          <w:szCs w:val="18"/>
+          <w:u w:val="single"/>
+        </w:rPr>
+        <w:t xml:space="preserve"> Performed on </w:t>
+      </w:r>
+      <w:r>
+        <w:rPr>
+          <w:rFonts w:ascii="Times New Roman" w:hAnsi="Times New Roman"/>
+          <w:bCs/>
+          <w:sz w:val="18"/>
+          <w:szCs w:val="18"/>
+          <w:u w:val="single"/>
+        </w:rPr>
+        <w:t xml:space="preserve">04Sep26</w:t>
+      </w:r>
+    </w:p>
     <w:tbl>
       <w:tblPr>
         <w:tblW w:w="0" w:type="auto"/>
@@ -10468,16 +10671,26 @@
             <w:vAlign w:val="center"/>
           </w:tcPr>
           <w:p>
-            <w:r>
-              <w:rPr>
+            <w:pPr>
+              <w:jc w:val="center"/>
+              <w:spacing w:before="0" w:after="0" w:line="220" w:lineRule="auto"/>
+              <w:rPr>
+                <w:rFonts w:ascii="Times New Roman" w:hAnsi="Times New Roman"/>
                 <w:b/>
                 <w:bCs/>
-                <w:color w:val="000000" w:themeColor="text1"/>
-                <w:sz w:val="14"/>
-                <w:szCs w:val="14"/>
-                <w:rFonts w:ascii="Times New Roman" w:hAnsi="Times New Roman" w:cs="Times New Roman"/>
-              </w:rPr>
-              <w:t xml:space="preserve"> Personnel EM Bracketing</w:t>
+                <w:sz w:val="14"/>
+                <w:szCs w:val="14"/>
+              </w:rPr>
+            </w:pPr>
+            <w:r>
+              <w:rPr>
+                <w:b/>
+                <w:bCs/>
+                <w:sz w:val="14"/>
+                <w:szCs w:val="14"/>
+                <w:rFonts w:ascii="Times New Roman" w:hAnsi="Times New Roman" w:cs="Times New Roman"/>
+              </w:rPr>
+              <w:t>Personnel EM</w:t>
             </w:r>
           </w:p>
         </w:tc>
@@ -10621,7 +10834,7 @@
                 <w:szCs w:val="14"/>
                 <w:rFonts w:ascii="Times New Roman" w:hAnsi="Times New Roman" w:cs="Times New Roman"/>
               </w:rPr>
-              <w:t w:space="preserve" xml:space="preserve">ES</w:t>
+              <w:t w:space="preserve" xml:space="preserve">AS</w:t>
             </w:r>
           </w:p>
         </w:tc>
@@ -11010,7 +11223,7 @@
                 <w:szCs w:val="14"/>
                 <w:rFonts w:ascii="Times New Roman" w:hAnsi="Times New Roman" w:cs="Times New Roman"/>
               </w:rPr>
-              <w:t w:space="preserve" xml:space="preserve">ES </w:t>
+              <w:t w:space="preserve" xml:space="preserve">AS </w:t>
             </w:r>
             <w:r>
               <w:rPr>
@@ -11388,7 +11601,7 @@
                 <w:szCs w:val="14"/>
                 <w:rFonts w:ascii="Times New Roman" w:hAnsi="Times New Roman" w:cs="Times New Roman"/>
               </w:rPr>
-              <w:t w:space="preserve" xml:space="preserve">ES </w:t>
+              <w:t w:space="preserve" xml:space="preserve">AS </w:t>
             </w:r>
             <w:r>
               <w:rPr>
@@ -11660,16 +11873,26 @@
             <w:vAlign w:val="center"/>
           </w:tcPr>
           <w:p>
-            <w:r>
-              <w:rPr>
+            <w:pPr>
+              <w:jc w:val="center"/>
+              <w:spacing w:before="0" w:after="0" w:line="220" w:lineRule="auto"/>
+              <w:rPr>
+                <w:rFonts w:ascii="Times New Roman" w:hAnsi="Times New Roman"/>
                 <w:b/>
                 <w:bCs/>
-                <w:color w:val="000000" w:themeColor="text1"/>
-                <w:sz w:val="14"/>
-                <w:szCs w:val="14"/>
-                <w:rFonts w:ascii="Times New Roman" w:hAnsi="Times New Roman" w:cs="Times New Roman"/>
-              </w:rPr>
-              <w:t>Biological Safety Cabinet EM Bracketing Biological Safety Cabinet (BSC)</w:t>
+                <w:sz w:val="14"/>
+                <w:szCs w:val="14"/>
+              </w:rPr>
+            </w:pPr>
+            <w:r>
+              <w:rPr>
+                <w:b/>
+                <w:bCs/>
+                <w:sz w:val="14"/>
+                <w:szCs w:val="14"/>
+                <w:rFonts w:ascii="Times New Roman" w:hAnsi="Times New Roman" w:cs="Times New Roman"/>
+              </w:rPr>
+              <w:t>Biological Safety Cabinet EM for E001316</w:t>
             </w:r>
           </w:p>
         </w:tc>
@@ -11822,7 +12045,7 @@
                 <w:szCs w:val="14"/>
                 <w:rFonts w:ascii="Times New Roman" w:hAnsi="Times New Roman" w:cs="Times New Roman"/>
               </w:rPr>
-              <w:t w:space="preserve" xml:space="preserve">ES</w:t>
+              <w:t w:space="preserve" xml:space="preserve">AS</w:t>
             </w:r>
           </w:p>
         </w:tc>
@@ -12260,7 +12483,7 @@
                 <w:szCs w:val="14"/>
                 <w:rFonts w:ascii="Times New Roman" w:hAnsi="Times New Roman" w:cs="Times New Roman"/>
               </w:rPr>
-              <w:t w:space="preserve" xml:space="preserve">ES </w:t>
+              <w:t w:space="preserve" xml:space="preserve">AS </w:t>
             </w:r>
             <w:r>
               <w:rPr>
@@ -12655,7 +12878,7 @@
                 <w:szCs w:val="14"/>
                 <w:rFonts w:ascii="Times New Roman" w:hAnsi="Times New Roman" w:cs="Times New Roman"/>
               </w:rPr>
-              <w:t w:space="preserve" xml:space="preserve">ES </w:t>
+              <w:t w:space="preserve" xml:space="preserve">AS </w:t>
             </w:r>
             <w:r>
               <w:rPr>
@@ -13079,7 +13302,7 @@
                 <w:szCs w:val="14"/>
                 <w:rFonts w:ascii="Times New Roman" w:hAnsi="Times New Roman" w:cs="Times New Roman"/>
               </w:rPr>
-              <w:t w:space="preserve" xml:space="preserve">ES</w:t>
+              <w:t w:space="preserve" xml:space="preserve">AS</w:t>
             </w:r>
           </w:p>
         </w:tc>
@@ -13506,7 +13729,7 @@
                 <w:szCs w:val="14"/>
                 <w:rFonts w:ascii="Times New Roman" w:hAnsi="Times New Roman" w:cs="Times New Roman"/>
               </w:rPr>
-              <w:t w:space="preserve" xml:space="preserve">ES </w:t>
+              <w:t w:space="preserve" xml:space="preserve">AS </w:t>
             </w:r>
             <w:r>
               <w:rPr>
@@ -13901,7 +14124,7 @@
                 <w:szCs w:val="14"/>
                 <w:rFonts w:ascii="Times New Roman" w:hAnsi="Times New Roman" w:cs="Times New Roman"/>
               </w:rPr>
-              <w:t w:space="preserve" xml:space="preserve">ES </w:t>
+              <w:t w:space="preserve" xml:space="preserve">AS </w:t>
             </w:r>
             <w:r>
               <w:rPr>
@@ -14208,16 +14431,26 @@
             <w:vAlign w:val="center"/>
           </w:tcPr>
           <w:p>
-            <w:r>
-              <w:rPr>
+            <w:pPr>
+              <w:jc w:val="center"/>
+              <w:spacing w:before="0" w:after="0" w:line="220" w:lineRule="auto"/>
+              <w:rPr>
+                <w:rFonts w:ascii="Times New Roman" w:hAnsi="Times New Roman"/>
                 <w:b/>
                 <w:bCs/>
-                <w:color w:val="000000" w:themeColor="text1"/>
-                <w:sz w:val="14"/>
-                <w:szCs w:val="14"/>
-                <w:rFonts w:ascii="Times New Roman" w:hAnsi="Times New Roman" w:cs="Times New Roman"/>
-              </w:rPr>
-              <w:t xml:space="preserve">   Weekly Active Air Sampling Bracketing</w:t>
+                <w:sz w:val="14"/>
+                <w:szCs w:val="14"/>
+              </w:rPr>
+            </w:pPr>
+            <w:r>
+              <w:rPr>
+                <w:b/>
+                <w:bCs/>
+                <w:sz w:val="14"/>
+                <w:szCs w:val="14"/>
+                <w:rFonts w:ascii="Times New Roman" w:hAnsi="Times New Roman" w:cs="Times New Roman"/>
+              </w:rPr>
+              <w:t>Weekly Active Air Sampling of Cleanroom Suite 114 (E001736) with Processing BSC</w:t>
             </w:r>
           </w:p>
         </w:tc>
@@ -14294,7 +14527,7 @@
           <w:p>
             <w:pPr>
               <w:jc w:val="center"/>
-              <w:spacing w:before="0" w:after="0" w:line="240" w:lineRule="auto"/>
+              <w:spacing w:before="0" w:after="0" w:line="220" w:lineRule="auto"/>
               <w:rPr>
                 <w:rFonts w:ascii="Times New Roman" w:hAnsi="Times New Roman"/>
                 <w:sz w:val="14"/>
@@ -14325,7 +14558,7 @@
           <w:p>
             <w:pPr>
               <w:jc w:val="center"/>
-              <w:spacing w:before="0" w:after="0" w:line="240" w:lineRule="auto"/>
+              <w:spacing w:before="0" w:after="0" w:line="220" w:lineRule="auto"/>
               <w:rPr>
                 <w:rFonts w:ascii="Times New Roman" w:hAnsi="Times New Roman"/>
                 <w:sz w:val="14"/>
@@ -14357,15 +14590,20 @@
           <w:p>
             <w:pPr>
               <w:jc w:val="center"/>
-            </w:pPr>
-            <w:r>
-              <w:rPr>
-                <w:color w:val="000000" w:themeColor="text1"/>
-                <w:sz w:val="14"/>
-                <w:szCs w:val="14"/>
-                <w:rFonts w:ascii="Times New Roman" w:hAnsi="Times New Roman" w:cs="Times New Roman"/>
-              </w:rPr>
-              <w:t xml:space="preserve">Week on Testing Date</w:t>
+              <w:spacing w:before="0" w:after="0" w:line="220" w:lineRule="auto"/>
+              <w:rPr>
+                <w:rFonts w:ascii="Times New Roman" w:hAnsi="Times New Roman"/>
+                <w:sz w:val="14"/>
+                <w:szCs w:val="14"/>
+              </w:rPr>
+            </w:pPr>
+            <w:r>
+              <w:rPr>
+                <w:sz w:val="14"/>
+                <w:szCs w:val="14"/>
+                <w:rFonts w:ascii="Times New Roman" w:hAnsi="Times New Roman" w:cs="Times New Roman"/>
+              </w:rPr>
+              <w:t>Week of Testing</w:t>
             </w:r>
           </w:p>
         </w:tc>
@@ -14383,20 +14621,39 @@
           <w:p>
             <w:pPr>
               <w:jc w:val="center"/>
-              <w:spacing w:before="0" w:after="0" w:line="240" w:lineRule="auto"/>
-              <w:rPr>
-                <w:rFonts w:ascii="Times New Roman" w:hAnsi="Times New Roman"/>
-                <w:sz w:val="14"/>
-                <w:szCs w:val="14"/>
-              </w:rPr>
-            </w:pPr>
-            <w:r>
-              <w:rPr>
-                <w:sz w:val="14"/>
-                <w:szCs w:val="14"/>
-                <w:rFonts w:ascii="Times New Roman" w:hAnsi="Times New Roman" w:cs="Times New Roman"/>
-              </w:rPr>
-              <w:t>2 CFU (ISO 8 114)</w:t>
+              <w:spacing w:before="0" w:after="0" w:line="220" w:lineRule="auto"/>
+              <w:rPr>
+                <w:rFonts w:ascii="Times New Roman" w:hAnsi="Times New Roman"/>
+                <w:sz w:val="14"/>
+                <w:szCs w:val="14"/>
+              </w:rPr>
+            </w:pPr>
+            <w:r>
+              <w:rPr>
+                <w:sz w:val="14"/>
+                <w:szCs w:val="14"/>
+                <w:rFonts w:ascii="Times New Roman" w:hAnsi="Times New Roman" w:cs="Times New Roman"/>
+              </w:rPr>
+              <w:t>2 CFUs</w:t>
+            </w:r>
+          </w:p>
+          <w:p>
+            <w:pPr>
+              <w:jc w:val="center"/>
+              <w:spacing w:before="0" w:after="0" w:line="220" w:lineRule="auto"/>
+              <w:rPr>
+                <w:rFonts w:ascii="Times New Roman" w:hAnsi="Times New Roman"/>
+                <w:sz w:val="14"/>
+                <w:szCs w:val="14"/>
+              </w:rPr>
+            </w:pPr>
+            <w:r>
+              <w:rPr>
+                <w:sz w:val="14"/>
+                <w:szCs w:val="14"/>
+                <w:rFonts w:ascii="Times New Roman" w:hAnsi="Times New Roman" w:cs="Times New Roman"/>
+              </w:rPr>
+              <w:t>(ISO 8 114)</w:t>
             </w:r>
           </w:p>
         </w:tc>
@@ -14551,16 +14808,26 @@
             <w:vAlign w:val="center"/>
           </w:tcPr>
           <w:p>
-            <w:r>
-              <w:rPr>
+            <w:pPr>
+              <w:jc w:val="center"/>
+              <w:spacing w:before="0" w:after="0" w:line="220" w:lineRule="auto"/>
+              <w:rPr>
+                <w:rFonts w:ascii="Times New Roman" w:hAnsi="Times New Roman"/>
                 <w:b/>
                 <w:bCs/>
-                <w:color w:val="000000" w:themeColor="text1"/>
-                <w:sz w:val="14"/>
-                <w:szCs w:val="14"/>
-                <w:rFonts w:ascii="Times New Roman" w:hAnsi="Times New Roman" w:cs="Times New Roman"/>
-              </w:rPr>
-              <w:t xml:space="preserve">   Surface Sampling of Anteroom and Cleanroom Bracketing </w:t>
+                <w:sz w:val="14"/>
+                <w:szCs w:val="14"/>
+              </w:rPr>
+            </w:pPr>
+            <w:r>
+              <w:rPr>
+                <w:b/>
+                <w:bCs/>
+                <w:sz w:val="14"/>
+                <w:szCs w:val="14"/>
+                <w:rFonts w:ascii="Times New Roman" w:hAnsi="Times New Roman" w:cs="Times New Roman"/>
+              </w:rPr>
+              <w:t>Weekly Surface Sampling of Cleanroom Suite 114 (E001736) with Processing BSC</w:t>
             </w:r>
           </w:p>
         </w:tc>
@@ -14637,7 +14904,7 @@
           <w:p>
             <w:pPr>
               <w:jc w:val="center"/>
-              <w:spacing w:before="0" w:after="0" w:line="240" w:lineRule="auto"/>
+              <w:spacing w:before="0" w:after="0" w:line="220" w:lineRule="auto"/>
               <w:rPr>
                 <w:rFonts w:ascii="Times New Roman" w:hAnsi="Times New Roman"/>
                 <w:sz w:val="14"/>
@@ -14668,7 +14935,7 @@
           <w:p>
             <w:pPr>
               <w:jc w:val="center"/>
-              <w:spacing w:before="0" w:after="0" w:line="240" w:lineRule="auto"/>
+              <w:spacing w:before="0" w:after="0" w:line="220" w:lineRule="auto"/>
               <w:rPr>
                 <w:rFonts w:ascii="Times New Roman" w:hAnsi="Times New Roman"/>
                 <w:sz w:val="14"/>
@@ -14700,15 +14967,20 @@
           <w:p>
             <w:pPr>
               <w:jc w:val="center"/>
-            </w:pPr>
-            <w:r>
-              <w:rPr>
-                <w:color w:val="000000" w:themeColor="text1"/>
-                <w:sz w:val="14"/>
-                <w:szCs w:val="14"/>
-                <w:rFonts w:ascii="Times New Roman" w:hAnsi="Times New Roman" w:cs="Times New Roman"/>
-              </w:rPr>
-              <w:t xml:space="preserve">Week on Testing Date</w:t>
+              <w:spacing w:before="0" w:after="0" w:line="220" w:lineRule="auto"/>
+              <w:rPr>
+                <w:rFonts w:ascii="Times New Roman" w:hAnsi="Times New Roman"/>
+                <w:sz w:val="14"/>
+                <w:szCs w:val="14"/>
+              </w:rPr>
+            </w:pPr>
+            <w:r>
+              <w:rPr>
+                <w:sz w:val="14"/>
+                <w:szCs w:val="14"/>
+                <w:rFonts w:ascii="Times New Roman" w:hAnsi="Times New Roman" w:cs="Times New Roman"/>
+              </w:rPr>
+              <w:t>Week of Testing</w:t>
             </w:r>
           </w:p>
         </w:tc>
@@ -14726,7 +14998,7 @@
           <w:p>
             <w:pPr>
               <w:jc w:val="center"/>
-              <w:spacing w:before="0" w:after="0" w:line="240" w:lineRule="auto"/>
+              <w:spacing w:before="0" w:after="0" w:line="220" w:lineRule="auto"/>
               <w:rPr>
                 <w:rFonts w:ascii="Times New Roman" w:hAnsi="Times New Roman"/>
                 <w:sz w:val="14"/>
@@ -14757,7 +15029,7 @@
           <w:p>
             <w:pPr>
               <w:jc w:val="center"/>
-              <w:spacing w:before="0" w:after="0" w:line="240" w:lineRule="auto"/>
+              <w:spacing w:before="0" w:after="0" w:line="220" w:lineRule="auto"/>
               <w:rPr>
                 <w:rFonts w:ascii="Times New Roman" w:hAnsi="Times New Roman"/>
                 <w:sz w:val="14"/>
@@ -14789,7 +15061,4464 @@
           <w:p>
             <w:pPr>
               <w:jc w:val="center"/>
+              <w:spacing w:before="0" w:after="0" w:line="220" w:lineRule="auto"/>
+              <w:rPr>
+                <w:rFonts w:ascii="Times New Roman" w:hAnsi="Times New Roman"/>
+                <w:sz w:val="14"/>
+                <w:szCs w:val="14"/>
+              </w:rPr>
+            </w:pPr>
+            <w:r>
+              <w:rPr>
+                <w:sz w:val="14"/>
+                <w:szCs w:val="14"/>
+                <w:rFonts w:ascii="Times New Roman" w:hAnsi="Times New Roman" w:cs="Times New Roman"/>
+              </w:rPr>
+              <w:t>N/A</w:t>
+            </w:r>
+          </w:p>
+        </w:tc>
+        <w:tc>
+          <w:tcPr>
+            <w:tcW w:w="460" w:type="dxa"/>
+            <w:tcBorders>
+              <w:top w:val="single" w:sz="8" w:space="0" w:color="auto"/>
+              <w:left w:val="nil"/>
+              <w:bottom w:val="single" w:sz="8" w:space="0" w:color="auto"/>
+              <w:right w:val="single" w:sz="8" w:space="0" w:color="auto"/>
+            </w:tcBorders>
+            <w:vAlign w:val="center"/>
+          </w:tcPr>
+          <w:p>
+            <w:pPr>
+              <w:jc w:val="center"/>
+              <w:rPr>
+                <w:rFonts w:ascii="Times New Roman" w:hAnsi="Times New Roman"/>
+                <w:sz w:val="14"/>
+                <w:szCs w:val="14"/>
+              </w:rPr>
+            </w:pPr>
+            <w:r>
+              <w:rPr>
+                <w:sz w:val="14"/>
+                <w:szCs w:val="14"/>
+                <w:rFonts w:ascii="Times New Roman" w:hAnsi="Times New Roman" w:cs="Times New Roman"/>
+              </w:rPr>
+              <w:t>None</w:t>
+            </w:r>
+          </w:p>
+        </w:tc>
+      </w:tr>
+    </w:tbl>
+    <w:p/>
+    <w:p>
+      <w:pPr>
+        <w:outlineLvl w:val="0"/>
+        <w:rPr>
+          <w:rFonts w:eastAsiaTheme="minorEastAsia"/>
+          <w:lang w:eastAsia="zh-CN"/>
+        </w:rPr>
+      </w:pPr>
+    </w:p>
+    <w:p>
+      <w:pPr>
+        <w:outlineLvl w:val="0"/>
+        <w:rPr>
+          <w:rFonts w:eastAsiaTheme="minorEastAsia"/>
+          <w:lang w:eastAsia="zh-CN"/>
+        </w:rPr>
+      </w:pPr>
+    </w:p>
+    <w:p>
+      <w:pPr>
+        <w:outlineLvl w:val="0"/>
+        <w:rPr>
+          <w:rFonts w:ascii="Times New Roman" w:eastAsiaTheme="minorEastAsia" w:hAnsi="Times New Roman"/>
+          <w:sz w:val="18"/>
+          <w:szCs w:val="18"/>
+          <w:u w:val="single"/>
+          <w:lang w:eastAsia="zh-CN"/>
+        </w:rPr>
+      </w:pPr>
+    </w:p>
+    <w:p>
+      <w:pPr>
+        <w:rPr>
+          <w:rFonts w:eastAsiaTheme="minorEastAsia"/>
+          <w:lang w:eastAsia="zh-CN"/>
+        </w:rPr>
+      </w:pPr>
+    </w:p>
+    <w:p>
+      <w:pPr>
+        <w:spacing w:before="0" w:after="0"/>
+      </w:pPr>
+      <w:r>
+        <w:br w:type="page"/>
+      </w:r>
+    </w:p>
+    <w:p>
+      <w:pPr>
+        <w:spacing w:before="0" w:after="160"/>
+        <w:rPr>
+          <w:rFonts w:ascii="Times New Roman" w:hAnsi="Times New Roman"/>
+          <w:bCs/>
+          <w:sz w:val="18"/>
+          <w:szCs w:val="18"/>
+          <w:u w:val="single"/>
+        </w:rPr>
+      </w:pPr>
+      <w:r>
+        <w:rPr>
+          <w:rFonts w:ascii="Times New Roman" w:hAnsi="Times New Roman"/>
+          <w:bCs/>
+          <w:sz w:val="18"/>
+          <w:szCs w:val="18"/>
+          <w:u w:val="single"/>
+        </w:rPr>
+        <w:t>Table 3: Environmental Monitoring from Processing Performed on 15Sep26</w:t>
+      </w:r>
+    </w:p>
+    <w:tbl>
+      <w:tblPr>
+        <w:tblW w:w="0" w:type="auto"/>
+        <w:tblLook w:val="04A0" w:firstRow="1" w:lastRow="0" w:firstColumn="1" w:lastColumn="0" w:noHBand="0" w:noVBand="1"/>
+      </w:tblPr>
+      <w:tblGrid>
+        <w:gridCol w:w="991"/>
+        <w:gridCol w:w="115"/>
+        <w:gridCol w:w="652"/>
+        <w:gridCol w:w="1129"/>
+        <w:gridCol w:w="999"/>
+        <w:gridCol w:w="41"/>
+        <w:gridCol w:w="670"/>
+        <w:gridCol w:w="29"/>
+        <w:gridCol w:w="1415"/>
+        <w:gridCol w:w="1413"/>
+        <w:gridCol w:w="1353"/>
+        <w:gridCol w:w="13"/>
+        <w:gridCol w:w="520"/>
+      </w:tblGrid>
+      <w:tr>
+        <w:trPr>
+          <w:trHeight w:val="300"/>
+          <w:trHeight w:val="220" w:hRule="atLeast"/>
+        </w:trPr>
+        <w:tc>
+          <w:tcPr>
+            <w:tcW w:w="837" w:type="dxa"/>
+            <w:tcBorders>
+              <w:top w:val="single" w:sz="8" w:space="0" w:color="auto"/>
+              <w:left w:val="single" w:sz="8" w:space="0" w:color="auto"/>
+              <w:bottom w:val="single" w:sz="8" w:space="0" w:color="auto"/>
+              <w:right w:val="single" w:sz="8" w:space="0" w:color="auto"/>
+            </w:tcBorders>
+            <w:shd w:val="clear" w:color="auto" w:fill="E8E8E8" w:themeFill="background2"/>
+            <w:tcMar>
+              <w:left w:w="108" w:type="dxa"/>
+              <w:right w:w="108" w:type="dxa"/>
+            </w:tcMar>
+            <w:vAlign w:val="center"/>
+          </w:tcPr>
+          <w:p>
+            <w:pPr>
+              <w:jc w:val="center"/>
+            </w:pPr>
+            <w:r>
+              <w:rPr>
+                <w:b/>
+                <w:bCs/>
+                <w:color w:val="000000" w:themeColor="text1"/>
+                <w:sz w:val="12"/>
+                <w:szCs w:val="12"/>
+                <w:rFonts w:ascii="Times New Roman" w:hAnsi="Times New Roman" w:cs="Times New Roman"/>
+              </w:rPr>
+              <w:t>Environmental Monitoring (EM) Sampling Site</w:t>
+            </w:r>
+          </w:p>
+        </w:tc>
+        <w:tc>
+          <w:tcPr>
+            <w:tcW w:w="698" w:type="dxa"/>
+            <w:gridSpan w:val="2"/>
+            <w:tcBorders>
+              <w:top w:val="single" w:sz="8" w:space="0" w:color="auto"/>
+              <w:left w:val="single" w:sz="8" w:space="0" w:color="auto"/>
+              <w:bottom w:val="single" w:sz="8" w:space="0" w:color="auto"/>
+              <w:right w:val="single" w:sz="8" w:space="0" w:color="auto"/>
+            </w:tcBorders>
+            <w:shd w:val="clear" w:color="auto" w:fill="E8E8E8" w:themeFill="background2"/>
+            <w:tcMar>
+              <w:left w:w="108" w:type="dxa"/>
+              <w:right w:w="108" w:type="dxa"/>
+            </w:tcMar>
+            <w:vAlign w:val="center"/>
+          </w:tcPr>
+          <w:p>
+            <w:pPr>
+              <w:jc w:val="center"/>
+            </w:pPr>
+            <w:r>
+              <w:rPr>
+                <w:b/>
+                <w:bCs/>
+                <w:color w:val="000000" w:themeColor="text1"/>
+                <w:sz w:val="12"/>
+                <w:szCs w:val="12"/>
+                <w:rFonts w:ascii="Times New Roman" w:hAnsi="Times New Roman" w:cs="Times New Roman"/>
+              </w:rPr>
+              <w:t>Frequency</w:t>
+            </w:r>
+          </w:p>
+        </w:tc>
+        <w:tc>
+          <w:tcPr>
+            <w:tcW w:w="1206" w:type="dxa"/>
+            <w:tcBorders>
+              <w:top w:val="single" w:sz="8" w:space="0" w:color="auto"/>
+              <w:left w:val="nil"/>
+              <w:bottom w:val="single" w:sz="8" w:space="0" w:color="auto"/>
+              <w:right w:val="single" w:sz="8" w:space="0" w:color="auto"/>
+            </w:tcBorders>
+            <w:shd w:val="clear" w:color="auto" w:fill="E8E8E8" w:themeFill="background2"/>
+            <w:tcMar>
+              <w:left w:w="108" w:type="dxa"/>
+              <w:right w:w="108" w:type="dxa"/>
+            </w:tcMar>
+            <w:vAlign w:val="center"/>
+          </w:tcPr>
+          <w:p>
+            <w:pPr>
+              <w:jc w:val="center"/>
+            </w:pPr>
+            <w:r>
+              <w:rPr>
+                <w:b/>
+                <w:bCs/>
+                <w:color w:val="000000" w:themeColor="text1"/>
+                <w:sz w:val="12"/>
+                <w:szCs w:val="12"/>
+                <w:rFonts w:ascii="Times New Roman" w:hAnsi="Times New Roman" w:cs="Times New Roman"/>
+              </w:rPr>
+              <w:t>Date (DDMMMYY)</w:t>
+            </w:r>
+          </w:p>
+        </w:tc>
+        <w:tc>
+          <w:tcPr>
+            <w:tcW w:w="1168" w:type="dxa"/>
+            <w:gridSpan w:val="2"/>
+            <w:tcBorders>
+              <w:top w:val="single" w:sz="8" w:space="0" w:color="auto"/>
+              <w:left w:val="single" w:sz="8" w:space="0" w:color="auto"/>
+              <w:bottom w:val="single" w:sz="8" w:space="0" w:color="auto"/>
+              <w:right w:val="single" w:sz="8" w:space="0" w:color="auto"/>
+            </w:tcBorders>
+            <w:shd w:val="clear" w:color="auto" w:fill="E8E8E8" w:themeFill="background2"/>
+            <w:tcMar>
+              <w:left w:w="108" w:type="dxa"/>
+              <w:right w:w="108" w:type="dxa"/>
+            </w:tcMar>
+            <w:vAlign w:val="center"/>
+          </w:tcPr>
+          <w:p>
+            <w:pPr>
+              <w:jc w:val="center"/>
+            </w:pPr>
+            <w:r>
+              <w:rPr>
+                <w:b/>
+                <w:bCs/>
+                <w:color w:val="000000" w:themeColor="text1"/>
+                <w:sz w:val="12"/>
+                <w:szCs w:val="12"/>
+                <w:rFonts w:ascii="Times New Roman" w:hAnsi="Times New Roman" w:cs="Times New Roman"/>
+              </w:rPr>
+              <w:t>Analyst (Initials)</w:t>
+            </w:r>
+          </w:p>
+        </w:tc>
+        <w:tc>
+          <w:tcPr>
+            <w:tcW w:w="581" w:type="dxa"/>
+            <w:tcBorders>
+              <w:top w:val="single" w:sz="8" w:space="0" w:color="auto"/>
+              <w:left w:val="nil"/>
+              <w:bottom w:val="single" w:sz="8" w:space="0" w:color="auto"/>
+              <w:right w:val="single" w:sz="8" w:space="0" w:color="auto"/>
+            </w:tcBorders>
+            <w:shd w:val="clear" w:color="auto" w:fill="E8E8E8" w:themeFill="background2"/>
+            <w:tcMar>
+              <w:left w:w="108" w:type="dxa"/>
+              <w:right w:w="108" w:type="dxa"/>
+            </w:tcMar>
+            <w:vAlign w:val="center"/>
+          </w:tcPr>
+          <w:p>
+            <w:pPr>
+              <w:jc w:val="center"/>
+            </w:pPr>
+            <w:r>
+              <w:rPr>
+                <w:b/>
+                <w:bCs/>
+                <w:color w:val="000000" w:themeColor="text1"/>
+                <w:sz w:val="12"/>
+                <w:szCs w:val="12"/>
+                <w:rFonts w:ascii="Times New Roman" w:hAnsi="Times New Roman" w:cs="Times New Roman"/>
+              </w:rPr>
+              <w:t>Day /Week(s)</w:t>
+            </w:r>
+          </w:p>
+        </w:tc>
+        <w:tc>
+          <w:tcPr>
+            <w:tcW w:w="1505" w:type="dxa"/>
+            <w:gridSpan w:val="2"/>
+            <w:tcBorders>
+              <w:top w:val="single" w:sz="8" w:space="0" w:color="auto"/>
+              <w:left w:val="single" w:sz="8" w:space="0" w:color="auto"/>
+              <w:bottom w:val="single" w:sz="8" w:space="0" w:color="auto"/>
+              <w:right w:val="single" w:sz="8" w:space="0" w:color="auto"/>
+            </w:tcBorders>
+            <w:shd w:val="clear" w:color="auto" w:fill="E8E8E8" w:themeFill="background2"/>
+            <w:tcMar>
+              <w:left w:w="108" w:type="dxa"/>
+              <w:right w:w="108" w:type="dxa"/>
+            </w:tcMar>
+            <w:vAlign w:val="center"/>
+          </w:tcPr>
+          <w:p>
+            <w:pPr>
+              <w:jc w:val="center"/>
+            </w:pPr>
+            <w:r>
+              <w:rPr>
+                <w:b/>
+                <w:bCs/>
+                <w:color w:val="000000" w:themeColor="text1"/>
+                <w:sz w:val="12"/>
+                <w:szCs w:val="12"/>
+                <w:rFonts w:ascii="Times New Roman" w:hAnsi="Times New Roman" w:cs="Times New Roman"/>
+              </w:rPr>
+              <w:t>Observation*</w:t>
+            </w:r>
+          </w:p>
+        </w:tc>
+        <w:tc>
+          <w:tcPr>
+            <w:tcW w:w="1444" w:type="dxa"/>
+            <w:tcBorders>
+              <w:top w:val="single" w:sz="8" w:space="0" w:color="auto"/>
+              <w:left w:val="nil"/>
+              <w:bottom w:val="single" w:sz="8" w:space="0" w:color="auto"/>
+              <w:right w:val="single" w:sz="8" w:space="0" w:color="auto"/>
+            </w:tcBorders>
+            <w:shd w:val="clear" w:color="auto" w:fill="E8E8E8" w:themeFill="background2"/>
+            <w:tcMar>
+              <w:left w:w="108" w:type="dxa"/>
+              <w:right w:w="108" w:type="dxa"/>
+            </w:tcMar>
+            <w:vAlign w:val="center"/>
+          </w:tcPr>
+          <w:p>
+            <w:pPr>
+              <w:jc w:val="center"/>
+            </w:pPr>
+            <w:r>
+              <w:rPr>
+                <w:b/>
+                <w:bCs/>
+                <w:color w:val="000000" w:themeColor="text1"/>
+                <w:sz w:val="12"/>
+                <w:szCs w:val="12"/>
+                <w:rFonts w:ascii="Times New Roman" w:hAnsi="Times New Roman" w:cs="Times New Roman"/>
+              </w:rPr>
+              <w:t>Environmental Monitoring Plate ETX ID</w:t>
+            </w:r>
+          </w:p>
+        </w:tc>
+        <w:tc>
+          <w:tcPr>
+            <w:tcW w:w="1394" w:type="dxa"/>
+            <w:tcBorders>
+              <w:top w:val="single" w:sz="8" w:space="0" w:color="auto"/>
+              <w:left w:val="single" w:sz="8" w:space="0" w:color="auto"/>
+              <w:bottom w:val="single" w:sz="8" w:space="0" w:color="auto"/>
+              <w:right w:val="single" w:sz="8" w:space="0" w:color="auto"/>
+            </w:tcBorders>
+            <w:shd w:val="clear" w:color="auto" w:fill="E8E8E8" w:themeFill="background2"/>
+            <w:tcMar>
+              <w:left w:w="108" w:type="dxa"/>
+              <w:right w:w="108" w:type="dxa"/>
+            </w:tcMar>
+            <w:vAlign w:val="center"/>
+          </w:tcPr>
+          <w:p>
+            <w:pPr>
+              <w:jc w:val="center"/>
+            </w:pPr>
+            <w:r>
+              <w:rPr>
+                <w:b/>
+                <w:bCs/>
+                <w:color w:val="000000" w:themeColor="text1"/>
+                <w:sz w:val="12"/>
+                <w:szCs w:val="12"/>
+                <w:rFonts w:ascii="Times New Roman" w:hAnsi="Times New Roman" w:cs="Times New Roman"/>
+              </w:rPr>
+              <w:t>Microbial ID</w:t>
+            </w:r>
+          </w:p>
+        </w:tc>
+        <w:tc>
+          <w:tcPr>
+            <w:tcW w:w="507" w:type="dxa"/>
+            <w:gridSpan w:val="2"/>
+            <w:tcBorders>
+              <w:top w:val="single" w:sz="8" w:space="0" w:color="auto"/>
+              <w:left w:val="single" w:sz="8" w:space="0" w:color="auto"/>
+              <w:bottom w:val="single" w:sz="8" w:space="0" w:color="auto"/>
+              <w:right w:val="single" w:sz="8" w:space="0" w:color="auto"/>
+            </w:tcBorders>
+            <w:shd w:val="clear" w:color="auto" w:fill="E8E8E8" w:themeFill="background2"/>
+            <w:tcMar>
+              <w:left w:w="108" w:type="dxa"/>
+              <w:right w:w="108" w:type="dxa"/>
+            </w:tcMar>
+            <w:vAlign w:val="center"/>
+          </w:tcPr>
+          <w:p>
+            <w:pPr>
+              <w:jc w:val="center"/>
+            </w:pPr>
+            <w:r>
+              <w:rPr>
+                <w:b/>
+                <w:bCs/>
+                <w:color w:val="000000" w:themeColor="text1"/>
+                <w:sz w:val="12"/>
+                <w:szCs w:val="12"/>
+                <w:rFonts w:ascii="Times New Roman" w:hAnsi="Times New Roman" w:cs="Times New Roman"/>
+              </w:rPr>
+              <w:t xml:space="preserve">Notes </w:t>
+            </w:r>
+          </w:p>
+        </w:tc>
+      </w:tr>
+      <w:tr>
+        <w:trPr>
+          <w:trHeight w:val="300"/>
+          <w:trHeight w:val="220" w:hRule="atLeast"/>
+        </w:trPr>
+        <w:tc>
+          <w:tcPr>
+            <w:tcW w:w="9340" w:type="dxa"/>
+            <w:gridSpan w:val="13"/>
+            <w:tcBorders>
+              <w:top w:val="single" w:sz="8" w:space="0" w:color="auto"/>
+              <w:left w:val="single" w:sz="8" w:space="0" w:color="auto"/>
+              <w:bottom w:val="single" w:sz="8" w:space="0" w:color="auto"/>
+              <w:right w:val="single" w:sz="8" w:space="0" w:color="000000" w:themeColor="text1"/>
+            </w:tcBorders>
+            <w:shd w:val="clear" w:color="auto" w:fill="D9D9D9" w:themeFill="background1" w:themeFillShade="D9"/>
+            <w:tcMar>
+              <w:left w:w="108" w:type="dxa"/>
+              <w:right w:w="108" w:type="dxa"/>
+            </w:tcMar>
+            <w:vAlign w:val="center"/>
+          </w:tcPr>
+          <w:p>
+            <w:pPr>
+              <w:jc w:val="center"/>
+              <w:spacing w:before="0" w:after="0" w:line="220" w:lineRule="auto"/>
+              <w:rPr>
+                <w:rFonts w:ascii="Times New Roman" w:hAnsi="Times New Roman"/>
+                <w:b/>
+                <w:bCs/>
+                <w:sz w:val="14"/>
+                <w:szCs w:val="14"/>
+              </w:rPr>
+            </w:pPr>
+            <w:r>
+              <w:rPr>
+                <w:b/>
+                <w:bCs/>
+                <w:sz w:val="14"/>
+                <w:szCs w:val="14"/>
+                <w:rFonts w:ascii="Times New Roman" w:hAnsi="Times New Roman" w:cs="Times New Roman"/>
+              </w:rPr>
+              <w:t>Personnel EM</w:t>
+            </w:r>
+          </w:p>
+        </w:tc>
+      </w:tr>
+      <w:tr>
+        <w:trPr>
+          <w:trHeight w:val="300"/>
+          <w:trHeight w:val="220" w:hRule="atLeast"/>
+        </w:trPr>
+        <w:tc>
+          <w:tcPr>
+            <w:tcW w:w="837" w:type="dxa"/>
+            <w:tcBorders>
+              <w:top w:val="single" w:sz="8" w:space="0" w:color="auto"/>
+              <w:left w:val="single" w:sz="8" w:space="0" w:color="auto"/>
+              <w:bottom w:val="single" w:sz="8" w:space="0" w:color="auto"/>
+              <w:right w:val="single" w:sz="8" w:space="0" w:color="000000" w:themeColor="text1"/>
+            </w:tcBorders>
+            <w:shd w:val="clear" w:color="auto" w:fill="FFFFFF" w:themeFill="background1"/>
+            <w:tcMar>
+              <w:left w:w="108" w:type="dxa"/>
+              <w:right w:w="108" w:type="dxa"/>
+            </w:tcMar>
+            <w:vAlign w:val="center"/>
+          </w:tcPr>
+          <w:p>
+            <w:pPr>
+              <w:jc w:val="center"/>
+            </w:pPr>
+            <w:r>
+              <w:rPr>
+                <w:color w:val="000000" w:themeColor="text1"/>
+                <w:sz w:val="14"/>
+                <w:szCs w:val="14"/>
+                <w:rFonts w:ascii="Times New Roman" w:hAnsi="Times New Roman" w:cs="Times New Roman"/>
+              </w:rPr>
+              <w:t>Personnel (Left Touch and Right Touch)</w:t>
+            </w:r>
+          </w:p>
+        </w:tc>
+        <w:tc>
+          <w:tcPr>
+            <w:tcW w:w="698" w:type="dxa"/>
+            <w:gridSpan w:val="2"/>
+            <w:tcBorders>
+              <w:top w:val="nil"/>
+              <w:left w:val="single" w:sz="8" w:space="0" w:color="auto"/>
+              <w:bottom w:val="single" w:sz="8" w:space="0" w:color="auto"/>
+              <w:right w:val="single" w:sz="8" w:space="0" w:color="auto"/>
+            </w:tcBorders>
+            <w:shd w:val="clear" w:color="auto" w:fill="FFFFFF" w:themeFill="background1"/>
+            <w:tcMar>
+              <w:left w:w="108" w:type="dxa"/>
+              <w:right w:w="108" w:type="dxa"/>
+            </w:tcMar>
+            <w:vAlign w:val="center"/>
+          </w:tcPr>
+          <w:p>
+            <w:pPr>
+              <w:jc w:val="center"/>
+            </w:pPr>
+            <w:r>
+              <w:rPr>
+                <w:color w:val="000000" w:themeColor="text1"/>
+                <w:sz w:val="14"/>
+                <w:szCs w:val="14"/>
+                <w:rFonts w:ascii="Times New Roman" w:hAnsi="Times New Roman" w:cs="Times New Roman"/>
+              </w:rPr>
+              <w:t xml:space="preserve">Daily</w:t>
+            </w:r>
+          </w:p>
+        </w:tc>
+        <w:tc>
+          <w:tcPr>
+            <w:tcW w:w="1206" w:type="dxa"/>
+            <w:tcBorders>
+              <w:top w:val="nil"/>
+              <w:left w:val="nil"/>
+              <w:bottom w:val="single" w:sz="8" w:space="0" w:color="auto"/>
+              <w:right w:val="single" w:sz="8" w:space="0" w:color="auto"/>
+            </w:tcBorders>
+            <w:shd w:val="clear" w:color="auto" w:fill="FFFFFF" w:themeFill="background1"/>
+            <w:tcMar>
+              <w:left w:w="108" w:type="dxa"/>
+              <w:right w:w="108" w:type="dxa"/>
+            </w:tcMar>
+            <w:vAlign w:val="center"/>
+          </w:tcPr>
+          <w:p>
+            <w:pPr>
+              <w:jc w:val="center"/>
+              <w:spacing w:before="0" w:after="0" w:line="220" w:lineRule="auto"/>
+              <w:rPr>
+                <w:rFonts w:ascii="Times New Roman" w:hAnsi="Times New Roman"/>
+                <w:sz w:val="14"/>
+                <w:szCs w:val="14"/>
+              </w:rPr>
+            </w:pPr>
+            <w:r>
+              <w:rPr>
+                <w:sz w:val="14"/>
+                <w:szCs w:val="14"/>
+                <w:rFonts w:ascii="Times New Roman" w:hAnsi="Times New Roman" w:cs="Times New Roman"/>
+              </w:rPr>
+              <w:t>14Sep26</w:t>
+            </w:r>
+          </w:p>
+        </w:tc>
+        <w:tc>
+          <w:tcPr>
+            <w:tcW w:w="1168" w:type="dxa"/>
+            <w:gridSpan w:val="2"/>
+            <w:tcBorders>
+              <w:top w:val="nil"/>
+              <w:left w:val="single" w:sz="8" w:space="0" w:color="auto"/>
+              <w:bottom w:val="single" w:sz="8" w:space="0" w:color="auto"/>
+              <w:right w:val="single" w:sz="8" w:space="0" w:color="auto"/>
+            </w:tcBorders>
+            <w:shd w:val="clear" w:color="auto" w:fill="FFFFFF" w:themeFill="background1"/>
+            <w:tcMar>
+              <w:left w:w="108" w:type="dxa"/>
+              <w:right w:w="108" w:type="dxa"/>
+            </w:tcMar>
+            <w:vAlign w:val="center"/>
+          </w:tcPr>
+          <w:p>
+            <w:pPr>
+              <w:jc w:val="center"/>
+              <w:spacing w:before="0" w:after="0" w:line="220" w:lineRule="auto"/>
+              <w:rPr>
+                <w:rFonts w:ascii="Times New Roman" w:hAnsi="Times New Roman"/>
+                <w:sz w:val="14"/>
+                <w:szCs w:val="14"/>
+              </w:rPr>
+            </w:pPr>
+            <w:r>
+              <w:rPr>
+                <w:sz w:val="14"/>
+                <w:szCs w:val="14"/>
+                <w:rFonts w:ascii="Times New Roman" w:hAnsi="Times New Roman" w:cs="Times New Roman"/>
+              </w:rPr>
+              <w:t>AOD</w:t>
+            </w:r>
+          </w:p>
+        </w:tc>
+        <w:tc>
+          <w:tcPr>
+            <w:tcW w:w="581" w:type="dxa"/>
+            <w:tcBorders>
+              <w:top w:val="nil"/>
+              <w:left w:val="nil"/>
+              <w:bottom w:val="single" w:sz="8" w:space="0" w:color="auto"/>
+              <w:right w:val="single" w:sz="8" w:space="0" w:color="auto"/>
+            </w:tcBorders>
+            <w:shd w:val="clear" w:color="auto" w:fill="FFFFFF" w:themeFill="background1"/>
+            <w:tcMar>
+              <w:left w:w="108" w:type="dxa"/>
+              <w:right w:w="108" w:type="dxa"/>
+            </w:tcMar>
+            <w:vAlign w:val="center"/>
+          </w:tcPr>
+          <w:p>
+            <w:pPr>
+              <w:jc w:val="center"/>
+            </w:pPr>
+            <w:r>
+              <w:rPr>
+                <w:color w:val="000000" w:themeColor="text1"/>
+                <w:sz w:val="14"/>
+                <w:szCs w:val="14"/>
+                <w:rFonts w:ascii="Times New Roman" w:hAnsi="Times New Roman" w:cs="Times New Roman"/>
+              </w:rPr>
+              <w:t xml:space="preserve">Date Before Testing</w:t>
+            </w:r>
+          </w:p>
+        </w:tc>
+        <w:tc>
+          <w:tcPr>
+            <w:tcW w:w="1505" w:type="dxa"/>
+            <w:gridSpan w:val="2"/>
+            <w:tcBorders>
+              <w:top w:val="nil"/>
+              <w:left w:val="single" w:sz="8" w:space="0" w:color="auto"/>
+              <w:bottom w:val="single" w:sz="8" w:space="0" w:color="auto"/>
+              <w:right w:val="single" w:sz="8" w:space="0" w:color="auto"/>
+            </w:tcBorders>
+            <w:shd w:val="clear" w:color="auto" w:fill="FFFFFF" w:themeFill="background1"/>
+            <w:tcMar>
+              <w:left w:w="108" w:type="dxa"/>
+              <w:right w:w="108" w:type="dxa"/>
+            </w:tcMar>
+            <w:vAlign w:val="center"/>
+          </w:tcPr>
+          <w:p>
+            <w:pPr>
+              <w:jc w:val="center"/>
+              <w:spacing w:before="0" w:after="0" w:line="220" w:lineRule="auto"/>
+              <w:rPr>
+                <w:rFonts w:ascii="Times New Roman" w:hAnsi="Times New Roman"/>
+                <w:sz w:val="14"/>
+                <w:szCs w:val="14"/>
+              </w:rPr>
+            </w:pPr>
+            <w:r>
+              <w:rPr>
+                <w:sz w:val="14"/>
+                <w:szCs w:val="14"/>
+                <w:rFonts w:ascii="Times New Roman" w:hAnsi="Times New Roman" w:cs="Times New Roman"/>
+              </w:rPr>
+              <w:t>No growth</w:t>
+            </w:r>
+          </w:p>
+        </w:tc>
+        <w:tc>
+          <w:tcPr>
+            <w:tcW w:w="1444" w:type="dxa"/>
+            <w:tcBorders>
+              <w:top w:val="nil"/>
+              <w:left w:val="nil"/>
+              <w:bottom w:val="single" w:sz="8" w:space="0" w:color="auto"/>
+              <w:right w:val="single" w:sz="8" w:space="0" w:color="auto"/>
+            </w:tcBorders>
+            <w:shd w:val="clear" w:color="auto" w:fill="FFFFFF" w:themeFill="background1"/>
+            <w:tcMar>
+              <w:left w:w="108" w:type="dxa"/>
+              <w:right w:w="108" w:type="dxa"/>
+            </w:tcMar>
+            <w:vAlign w:val="center"/>
+          </w:tcPr>
+          <w:p>
+            <w:pPr>
+              <w:jc w:val="center"/>
+              <w:spacing w:before="0" w:after="0" w:line="220" w:lineRule="auto"/>
+              <w:rPr>
+                <w:rFonts w:ascii="Times New Roman" w:hAnsi="Times New Roman"/>
+                <w:sz w:val="14"/>
+                <w:szCs w:val="14"/>
+              </w:rPr>
+            </w:pPr>
+            <w:r>
+              <w:rPr>
+                <w:sz w:val="14"/>
+                <w:szCs w:val="14"/>
+                <w:rFonts w:ascii="Times New Roman" w:hAnsi="Times New Roman" w:cs="Times New Roman"/>
+              </w:rPr>
+              <w:t>N/A</w:t>
+            </w:r>
+          </w:p>
+        </w:tc>
+        <w:tc>
+          <w:tcPr>
+            <w:tcW w:w="1394" w:type="dxa"/>
+            <w:tcBorders>
+              <w:top w:val="nil"/>
+              <w:left w:val="single" w:sz="8" w:space="0" w:color="auto"/>
+              <w:bottom w:val="single" w:sz="8" w:space="0" w:color="auto"/>
+              <w:right w:val="single" w:sz="8" w:space="0" w:color="auto"/>
+            </w:tcBorders>
+            <w:shd w:val="clear" w:color="auto" w:fill="FFFFFF" w:themeFill="background1"/>
+            <w:tcMar>
+              <w:left w:w="108" w:type="dxa"/>
+              <w:right w:w="108" w:type="dxa"/>
+            </w:tcMar>
+            <w:vAlign w:val="center"/>
+          </w:tcPr>
+          <w:p>
+            <w:r>
+              <w:rPr>
+                <w:color w:val="000000" w:themeColor="text1"/>
+                <w:sz w:val="14"/>
+                <w:szCs w:val="14"/>
+                <w:rFonts w:ascii="Times New Roman" w:hAnsi="Times New Roman" w:cs="Times New Roman"/>
+              </w:rPr>
+              <w:t xml:space="preserve" w:space="preserve">N/A</w:t>
+            </w:r>
+            <w:r>
+              <w:rPr>
+                <w:color w:val="000000" w:themeColor="text1"/>
+                <w:sz w:val="14"/>
+                <w:szCs w:val="14"/>
+                <w:rFonts w:ascii="Times New Roman" w:hAnsi="Times New Roman" w:cs="Times New Roman"/>
+              </w:rPr>
+              <w:t/>
+            </w:r>
+            <w:r>
+              <w:rPr>
+                <w:color w:val="000000" w:themeColor="text1"/>
+                <w:sz w:val="14"/>
+                <w:szCs w:val="14"/>
+                <w:rFonts w:ascii="Times New Roman" w:hAnsi="Times New Roman" w:cs="Times New Roman"/>
+              </w:rPr>
+              <w:t/>
+            </w:r>
+            <w:r>
+              <w:rPr>
+                <w:color w:val="000000" w:themeColor="text1"/>
+                <w:sz w:val="14"/>
+                <w:szCs w:val="14"/>
+                <w:rFonts w:ascii="Times New Roman" w:hAnsi="Times New Roman" w:cs="Times New Roman"/>
+              </w:rPr>
+              <w:t/>
+            </w:r>
+            <w:r>
+              <w:rPr>
+                <w:color w:val="000000" w:themeColor="text1"/>
+                <w:sz w:val="14"/>
+                <w:szCs w:val="14"/>
+                <w:rFonts w:ascii="Times New Roman" w:hAnsi="Times New Roman" w:cs="Times New Roman"/>
+              </w:rPr>
+              <w:t xml:space="preserve"/>
+            </w:r>
+          </w:p>
+        </w:tc>
+        <w:tc>
+          <w:tcPr>
+            <w:tcW w:w="507" w:type="dxa"/>
+            <w:gridSpan w:val="2"/>
+            <w:tcBorders>
+              <w:top w:val="nil"/>
+              <w:left w:val="single" w:sz="8" w:space="0" w:color="auto"/>
+              <w:bottom w:val="single" w:sz="8" w:space="0" w:color="auto"/>
+              <w:right w:val="single" w:sz="8" w:space="0" w:color="auto"/>
+            </w:tcBorders>
+            <w:shd w:val="clear" w:color="auto" w:fill="FFFFFF" w:themeFill="background1"/>
+            <w:tcMar>
+              <w:left w:w="108" w:type="dxa"/>
+              <w:right w:w="108" w:type="dxa"/>
+            </w:tcMar>
+            <w:vAlign w:val="center"/>
+          </w:tcPr>
+          <w:p>
+            <w:pPr>
+              <w:jc w:val="center"/>
+              <w:spacing w:before="0" w:after="0" w:line="220" w:lineRule="auto"/>
+              <w:rPr>
+                <w:rFonts w:ascii="Times New Roman" w:hAnsi="Times New Roman"/>
+                <w:sz w:val="14"/>
+                <w:szCs w:val="14"/>
+              </w:rPr>
+            </w:pPr>
+            <w:r>
+              <w:rPr>
+                <w:sz w:val="14"/>
+                <w:szCs w:val="14"/>
+                <w:rFonts w:ascii="Times New Roman" w:hAnsi="Times New Roman" w:cs="Times New Roman"/>
+              </w:rPr>
+              <w:t>None</w:t>
+            </w:r>
+          </w:p>
+        </w:tc>
+      </w:tr>
+      <w:tr>
+        <w:trPr>
+          <w:trHeight w:val="300"/>
+          <w:trHeight w:val="220" w:hRule="atLeast"/>
+        </w:trPr>
+        <w:tc>
+          <w:tcPr>
+            <w:tcW w:w="837" w:type="dxa"/>
+            <w:tcBorders>
+              <w:top w:val="single" w:sz="8" w:space="0" w:color="auto"/>
+              <w:left w:val="single" w:sz="8" w:space="0" w:color="auto"/>
+              <w:bottom w:val="single" w:sz="8" w:space="0" w:color="auto"/>
+              <w:right w:val="single" w:sz="8" w:space="0" w:color="auto"/>
+            </w:tcBorders>
+            <w:shd w:val="clear" w:color="auto" w:fill="FFFFFF" w:themeFill="background1"/>
+            <w:tcMar>
+              <w:left w:w="108" w:type="dxa"/>
+              <w:right w:w="108" w:type="dxa"/>
+            </w:tcMar>
+            <w:vAlign w:val="center"/>
+          </w:tcPr>
+          <w:p>
+            <w:pPr>
+              <w:jc w:val="center"/>
+            </w:pPr>
+            <w:r>
+              <w:rPr>
+                <w:color w:val="000000" w:themeColor="text1"/>
+                <w:sz w:val="14"/>
+                <w:szCs w:val="14"/>
+                <w:rFonts w:ascii="Times New Roman" w:hAnsi="Times New Roman" w:cs="Times New Roman"/>
+              </w:rPr>
+              <w:t>Personnel (Left Touch and Right Touch)</w:t>
+            </w:r>
+          </w:p>
+        </w:tc>
+        <w:tc>
+          <w:tcPr>
+            <w:tcW w:w="698" w:type="dxa"/>
+            <w:gridSpan w:val="2"/>
+            <w:tcBorders>
+              <w:top w:val="single" w:sz="8" w:space="0" w:color="auto"/>
+              <w:left w:val="single" w:sz="8" w:space="0" w:color="auto"/>
+              <w:bottom w:val="single" w:sz="8" w:space="0" w:color="auto"/>
+              <w:right w:val="single" w:sz="8" w:space="0" w:color="auto"/>
+            </w:tcBorders>
+            <w:shd w:val="clear" w:color="auto" w:fill="FFFFFF" w:themeFill="background1"/>
+            <w:tcMar>
+              <w:left w:w="108" w:type="dxa"/>
+              <w:right w:w="108" w:type="dxa"/>
+            </w:tcMar>
+            <w:vAlign w:val="center"/>
+          </w:tcPr>
+          <w:p>
+            <w:pPr>
+              <w:jc w:val="center"/>
+            </w:pPr>
+            <w:r>
+              <w:rPr>
+                <w:color w:val="000000" w:themeColor="text1"/>
+                <w:sz w:val="14"/>
+                <w:szCs w:val="14"/>
+                <w:rFonts w:ascii="Times New Roman" w:hAnsi="Times New Roman" w:cs="Times New Roman"/>
+              </w:rPr>
+              <w:t xml:space="preserve">Daily</w:t>
+            </w:r>
+          </w:p>
+        </w:tc>
+        <w:tc>
+          <w:tcPr>
+            <w:tcW w:w="1206" w:type="dxa"/>
+            <w:tcBorders>
+              <w:top w:val="single" w:sz="8" w:space="0" w:color="auto"/>
+              <w:left w:val="nil"/>
+              <w:bottom w:val="single" w:sz="8" w:space="0" w:color="auto"/>
+              <w:right w:val="single" w:sz="8" w:space="0" w:color="auto"/>
+            </w:tcBorders>
+            <w:shd w:val="clear" w:color="auto" w:fill="FFFFFF" w:themeFill="background1"/>
+            <w:tcMar>
+              <w:left w:w="108" w:type="dxa"/>
+              <w:right w:w="108" w:type="dxa"/>
+            </w:tcMar>
+            <w:vAlign w:val="center"/>
+          </w:tcPr>
+          <w:p>
+            <w:pPr>
+              <w:jc w:val="center"/>
+              <w:spacing w:before="0" w:after="0" w:line="220" w:lineRule="auto"/>
+              <w:rPr>
+                <w:rFonts w:ascii="Times New Roman" w:hAnsi="Times New Roman"/>
+                <w:sz w:val="14"/>
+                <w:szCs w:val="14"/>
+              </w:rPr>
+            </w:pPr>
+            <w:r>
+              <w:rPr>
+                <w:sz w:val="14"/>
+                <w:szCs w:val="14"/>
+                <w:rFonts w:ascii="Times New Roman" w:hAnsi="Times New Roman" w:cs="Times New Roman"/>
+              </w:rPr>
+              <w:t>15Sep26</w:t>
+            </w:r>
+          </w:p>
+        </w:tc>
+        <w:tc>
+          <w:tcPr>
+            <w:tcW w:w="1168" w:type="dxa"/>
+            <w:gridSpan w:val="2"/>
+            <w:tcBorders>
+              <w:top w:val="single" w:sz="8" w:space="0" w:color="auto"/>
+              <w:left w:val="single" w:sz="8" w:space="0" w:color="auto"/>
+              <w:bottom w:val="single" w:sz="8" w:space="0" w:color="auto"/>
+              <w:right w:val="single" w:sz="8" w:space="0" w:color="auto"/>
+            </w:tcBorders>
+            <w:shd w:val="clear" w:color="auto" w:fill="FFFFFF" w:themeFill="background1"/>
+            <w:tcMar>
+              <w:left w:w="108" w:type="dxa"/>
+              <w:right w:w="108" w:type="dxa"/>
+            </w:tcMar>
+            <w:vAlign w:val="center"/>
+          </w:tcPr>
+          <w:p>
+            <w:pPr>
+              <w:jc w:val="center"/>
+              <w:spacing w:before="0" w:after="0" w:line="220" w:lineRule="auto"/>
+              <w:rPr>
+                <w:rFonts w:ascii="Times New Roman" w:hAnsi="Times New Roman"/>
+                <w:sz w:val="14"/>
+                <w:szCs w:val="14"/>
+              </w:rPr>
+            </w:pPr>
+            <w:r>
+              <w:rPr>
+                <w:sz w:val="14"/>
+                <w:szCs w:val="14"/>
+                <w:rFonts w:ascii="Times New Roman" w:hAnsi="Times New Roman" w:cs="Times New Roman"/>
+              </w:rPr>
+              <w:t>AOD</w:t>
+            </w:r>
+          </w:p>
+        </w:tc>
+        <w:tc>
+          <w:tcPr>
+            <w:tcW w:w="581" w:type="dxa"/>
+            <w:tcBorders>
+              <w:top w:val="single" w:sz="8" w:space="0" w:color="auto"/>
+              <w:left w:val="nil"/>
+              <w:bottom w:val="single" w:sz="8" w:space="0" w:color="auto"/>
+              <w:right w:val="single" w:sz="8" w:space="0" w:color="auto"/>
+            </w:tcBorders>
+            <w:shd w:val="clear" w:color="auto" w:fill="FFFFFF" w:themeFill="background1"/>
+            <w:tcMar>
+              <w:left w:w="108" w:type="dxa"/>
+              <w:right w:w="108" w:type="dxa"/>
+            </w:tcMar>
+            <w:vAlign w:val="center"/>
+          </w:tcPr>
+          <w:p>
+            <w:pPr>
+              <w:jc w:val="center"/>
+            </w:pPr>
+            <w:r>
+              <w:rPr>
+                <w:color w:val="000000" w:themeColor="text1"/>
+                <w:sz w:val="14"/>
+                <w:szCs w:val="14"/>
+                <w:rFonts w:ascii="Times New Roman" w:hAnsi="Times New Roman" w:cs="Times New Roman"/>
+              </w:rPr>
+              <w:t xml:space="preserve">Date of Testing</w:t>
+            </w:r>
+          </w:p>
+        </w:tc>
+        <w:tc>
+          <w:tcPr>
+            <w:tcW w:w="1505" w:type="dxa"/>
+            <w:gridSpan w:val="2"/>
+            <w:tcBorders>
+              <w:top w:val="single" w:sz="8" w:space="0" w:color="auto"/>
+              <w:left w:val="single" w:sz="8" w:space="0" w:color="auto"/>
+              <w:bottom w:val="single" w:sz="8" w:space="0" w:color="auto"/>
+              <w:right w:val="single" w:sz="8" w:space="0" w:color="auto"/>
+            </w:tcBorders>
+            <w:shd w:val="clear" w:color="auto" w:fill="FFFFFF" w:themeFill="background1"/>
+            <w:tcMar>
+              <w:left w:w="108" w:type="dxa"/>
+              <w:right w:w="108" w:type="dxa"/>
+            </w:tcMar>
+            <w:vAlign w:val="center"/>
+          </w:tcPr>
+          <w:p>
+            <w:pPr>
+              <w:jc w:val="center"/>
+              <w:spacing w:before="0" w:after="0" w:line="220" w:lineRule="auto"/>
+              <w:rPr>
+                <w:rFonts w:ascii="Times New Roman" w:hAnsi="Times New Roman"/>
+                <w:sz w:val="14"/>
+                <w:szCs w:val="14"/>
+              </w:rPr>
+            </w:pPr>
+            <w:r>
+              <w:rPr>
+                <w:sz w:val="14"/>
+                <w:szCs w:val="14"/>
+                <w:rFonts w:ascii="Times New Roman" w:hAnsi="Times New Roman" w:cs="Times New Roman"/>
+              </w:rPr>
+              <w:t>No growth</w:t>
+            </w:r>
+          </w:p>
+        </w:tc>
+        <w:tc>
+          <w:tcPr>
+            <w:tcW w:w="1444" w:type="dxa"/>
+            <w:tcBorders>
+              <w:top w:val="single" w:sz="8" w:space="0" w:color="auto"/>
+              <w:left w:val="nil"/>
+              <w:bottom w:val="single" w:sz="8" w:space="0" w:color="auto"/>
+              <w:right w:val="single" w:sz="8" w:space="0" w:color="auto"/>
+            </w:tcBorders>
+            <w:shd w:val="clear" w:color="auto" w:fill="FFFFFF" w:themeFill="background1"/>
+            <w:tcMar>
+              <w:left w:w="108" w:type="dxa"/>
+              <w:right w:w="108" w:type="dxa"/>
+            </w:tcMar>
+            <w:vAlign w:val="center"/>
+          </w:tcPr>
+          <w:p>
+            <w:pPr>
+              <w:jc w:val="center"/>
+              <w:spacing w:before="0" w:after="0" w:line="220" w:lineRule="auto"/>
+              <w:rPr>
+                <w:rFonts w:ascii="Times New Roman" w:hAnsi="Times New Roman"/>
+                <w:sz w:val="14"/>
+                <w:szCs w:val="14"/>
+              </w:rPr>
+            </w:pPr>
+            <w:r>
+              <w:rPr>
+                <w:sz w:val="14"/>
+                <w:szCs w:val="14"/>
+                <w:rFonts w:ascii="Times New Roman" w:hAnsi="Times New Roman" w:cs="Times New Roman"/>
+              </w:rPr>
+              <w:t>N/A</w:t>
+            </w:r>
+          </w:p>
+        </w:tc>
+        <w:tc>
+          <w:tcPr>
+            <w:tcW w:w="1394" w:type="dxa"/>
+            <w:tcBorders>
+              <w:top w:val="single" w:sz="8" w:space="0" w:color="auto"/>
+              <w:left w:val="single" w:sz="8" w:space="0" w:color="auto"/>
+              <w:bottom w:val="single" w:sz="8" w:space="0" w:color="auto"/>
+              <w:right w:val="single" w:sz="8" w:space="0" w:color="auto"/>
+            </w:tcBorders>
+            <w:shd w:val="clear" w:color="auto" w:fill="FFFFFF" w:themeFill="background1"/>
+            <w:tcMar>
+              <w:left w:w="108" w:type="dxa"/>
+              <w:right w:w="108" w:type="dxa"/>
+            </w:tcMar>
+            <w:vAlign w:val="center"/>
+          </w:tcPr>
+          <w:p>
+            <w:pPr>
+              <w:rPr>
+                <w:rFonts w:ascii="Times New Roman" w:hAnsi="Times New Roman"/>
+                <w:color w:val="000000" w:themeColor="text1"/>
+                <w:sz w:val="14"/>
+                <w:szCs w:val="14"/>
+              </w:rPr>
+            </w:pPr>
+            <w:r>
+              <w:rPr>
+                <w:color w:val="000000" w:themeColor="text1"/>
+                <w:sz w:val="14"/>
+                <w:szCs w:val="14"/>
+                <w:rFonts w:ascii="Times New Roman" w:hAnsi="Times New Roman" w:cs="Times New Roman"/>
+              </w:rPr>
+              <w:t w:space="preserve" xml:space="preserve">N/A</w:t>
+            </w:r>
+            <w:r>
+              <w:rPr>
+                <w:color w:val="000000" w:themeColor="text1"/>
+                <w:sz w:val="14"/>
+                <w:szCs w:val="14"/>
+                <w:rFonts w:ascii="Times New Roman" w:hAnsi="Times New Roman" w:cs="Times New Roman"/>
+              </w:rPr>
+              <w:t/>
+            </w:r>
+            <w:r>
+              <w:rPr>
+                <w:color w:val="000000" w:themeColor="text1"/>
+                <w:sz w:val="14"/>
+                <w:szCs w:val="14"/>
+                <w:rFonts w:ascii="Times New Roman" w:hAnsi="Times New Roman" w:cs="Times New Roman"/>
+              </w:rPr>
+              <w:t xml:space="preserve"/>
+            </w:r>
+          </w:p>
+        </w:tc>
+        <w:tc>
+          <w:tcPr>
+            <w:tcW w:w="507" w:type="dxa"/>
+            <w:gridSpan w:val="2"/>
+            <w:tcBorders>
+              <w:top w:val="single" w:sz="8" w:space="0" w:color="auto"/>
+              <w:left w:val="single" w:sz="8" w:space="0" w:color="auto"/>
+              <w:bottom w:val="single" w:sz="8" w:space="0" w:color="auto"/>
+              <w:right w:val="single" w:sz="8" w:space="0" w:color="auto"/>
+            </w:tcBorders>
+            <w:shd w:val="clear" w:color="auto" w:fill="FFFFFF" w:themeFill="background1"/>
+            <w:tcMar>
+              <w:left w:w="108" w:type="dxa"/>
+              <w:right w:w="108" w:type="dxa"/>
+            </w:tcMar>
+            <w:vAlign w:val="center"/>
+          </w:tcPr>
+          <w:p>
+            <w:pPr>
+              <w:jc w:val="center"/>
+              <w:spacing w:before="0" w:after="0" w:line="220" w:lineRule="auto"/>
+              <w:rPr>
+                <w:rFonts w:ascii="Times New Roman" w:hAnsi="Times New Roman"/>
+                <w:sz w:val="14"/>
+                <w:szCs w:val="14"/>
+              </w:rPr>
+            </w:pPr>
+            <w:r>
+              <w:rPr>
+                <w:sz w:val="14"/>
+                <w:szCs w:val="14"/>
+                <w:rFonts w:ascii="Times New Roman" w:hAnsi="Times New Roman" w:cs="Times New Roman"/>
+              </w:rPr>
+              <w:t>None</w:t>
+            </w:r>
+          </w:p>
+        </w:tc>
+      </w:tr>
+      <w:tr>
+        <w:trPr>
+          <w:trHeight w:val="300"/>
+          <w:trHeight w:val="220" w:hRule="atLeast"/>
+        </w:trPr>
+        <w:tc>
+          <w:tcPr>
+            <w:tcW w:w="837" w:type="dxa"/>
+            <w:tcBorders>
+              <w:top w:val="single" w:sz="8" w:space="0" w:color="auto"/>
+              <w:left w:val="single" w:sz="8" w:space="0" w:color="auto"/>
+              <w:bottom w:val="single" w:sz="8" w:space="0" w:color="auto"/>
+              <w:right w:val="single" w:sz="8" w:space="0" w:color="auto"/>
+            </w:tcBorders>
+            <w:shd w:val="clear" w:color="auto" w:fill="FFFFFF" w:themeFill="background1"/>
+            <w:tcMar>
+              <w:left w:w="108" w:type="dxa"/>
+              <w:right w:w="108" w:type="dxa"/>
+            </w:tcMar>
+            <w:vAlign w:val="center"/>
+          </w:tcPr>
+          <w:p>
+            <w:pPr>
+              <w:jc w:val="center"/>
+            </w:pPr>
+            <w:r>
+              <w:rPr>
+                <w:color w:val="000000" w:themeColor="text1"/>
+                <w:sz w:val="14"/>
+                <w:szCs w:val="14"/>
+                <w:rFonts w:ascii="Times New Roman" w:hAnsi="Times New Roman" w:cs="Times New Roman"/>
+              </w:rPr>
+              <w:t>Personnel (Left Touch and Right Touch)</w:t>
+            </w:r>
+          </w:p>
+        </w:tc>
+        <w:tc>
+          <w:tcPr>
+            <w:tcW w:w="698" w:type="dxa"/>
+            <w:gridSpan w:val="2"/>
+            <w:tcBorders>
+              <w:top w:val="single" w:sz="8" w:space="0" w:color="auto"/>
+              <w:left w:val="single" w:sz="8" w:space="0" w:color="auto"/>
+              <w:bottom w:val="single" w:sz="8" w:space="0" w:color="auto"/>
+              <w:right w:val="single" w:sz="8" w:space="0" w:color="auto"/>
+            </w:tcBorders>
+            <w:shd w:val="clear" w:color="auto" w:fill="FFFFFF" w:themeFill="background1"/>
+            <w:tcMar>
+              <w:left w:w="108" w:type="dxa"/>
+              <w:right w:w="108" w:type="dxa"/>
+            </w:tcMar>
+            <w:vAlign w:val="center"/>
+          </w:tcPr>
+          <w:p>
+            <w:pPr>
+              <w:jc w:val="center"/>
+            </w:pPr>
+            <w:r>
+              <w:rPr>
+                <w:color w:val="000000" w:themeColor="text1"/>
+                <w:sz w:val="14"/>
+                <w:szCs w:val="14"/>
+                <w:rFonts w:ascii="Times New Roman" w:hAnsi="Times New Roman" w:cs="Times New Roman"/>
+              </w:rPr>
+              <w:t xml:space="preserve">Daily</w:t>
+            </w:r>
+          </w:p>
+        </w:tc>
+        <w:tc>
+          <w:tcPr>
+            <w:tcW w:w="1206" w:type="dxa"/>
+            <w:tcBorders>
+              <w:top w:val="single" w:sz="8" w:space="0" w:color="auto"/>
+              <w:left w:val="nil"/>
+              <w:bottom w:val="single" w:sz="8" w:space="0" w:color="auto"/>
+              <w:right w:val="single" w:sz="8" w:space="0" w:color="auto"/>
+            </w:tcBorders>
+            <w:shd w:val="clear" w:color="auto" w:fill="FFFFFF" w:themeFill="background1"/>
+            <w:tcMar>
+              <w:left w:w="108" w:type="dxa"/>
+              <w:right w:w="108" w:type="dxa"/>
+            </w:tcMar>
+            <w:vAlign w:val="center"/>
+          </w:tcPr>
+          <w:p>
+            <w:pPr>
+              <w:jc w:val="center"/>
+              <w:spacing w:before="0" w:after="0" w:line="220" w:lineRule="auto"/>
+              <w:rPr>
+                <w:rFonts w:ascii="Times New Roman" w:hAnsi="Times New Roman"/>
+                <w:sz w:val="14"/>
+                <w:szCs w:val="14"/>
+              </w:rPr>
+            </w:pPr>
+            <w:r>
+              <w:rPr>
+                <w:sz w:val="14"/>
+                <w:szCs w:val="14"/>
+                <w:rFonts w:ascii="Times New Roman" w:hAnsi="Times New Roman" w:cs="Times New Roman"/>
+              </w:rPr>
+              <w:t>16Sep26</w:t>
+            </w:r>
+          </w:p>
+        </w:tc>
+        <w:tc>
+          <w:tcPr>
+            <w:tcW w:w="1168" w:type="dxa"/>
+            <w:gridSpan w:val="2"/>
+            <w:tcBorders>
+              <w:top w:val="single" w:sz="8" w:space="0" w:color="auto"/>
+              <w:left w:val="single" w:sz="8" w:space="0" w:color="auto"/>
+              <w:bottom w:val="single" w:sz="8" w:space="0" w:color="auto"/>
+              <w:right w:val="single" w:sz="8" w:space="0" w:color="auto"/>
+            </w:tcBorders>
+            <w:shd w:val="clear" w:color="auto" w:fill="FFFFFF" w:themeFill="background1"/>
+            <w:tcMar>
+              <w:left w:w="108" w:type="dxa"/>
+              <w:right w:w="108" w:type="dxa"/>
+            </w:tcMar>
+            <w:vAlign w:val="center"/>
+          </w:tcPr>
+          <w:p>
+            <w:pPr>
+              <w:jc w:val="center"/>
+              <w:spacing w:before="0" w:after="0" w:line="220" w:lineRule="auto"/>
+              <w:rPr>
+                <w:rFonts w:ascii="Times New Roman" w:hAnsi="Times New Roman"/>
+                <w:sz w:val="14"/>
+                <w:szCs w:val="14"/>
+              </w:rPr>
+            </w:pPr>
+            <w:r>
+              <w:rPr>
+                <w:sz w:val="14"/>
+                <w:szCs w:val="14"/>
+                <w:rFonts w:ascii="Times New Roman" w:hAnsi="Times New Roman" w:cs="Times New Roman"/>
+              </w:rPr>
+              <w:t>AOD</w:t>
+            </w:r>
+          </w:p>
+        </w:tc>
+        <w:tc>
+          <w:tcPr>
+            <w:tcW w:w="581" w:type="dxa"/>
+            <w:tcBorders>
+              <w:top w:val="single" w:sz="8" w:space="0" w:color="auto"/>
+              <w:left w:val="nil"/>
+              <w:bottom w:val="single" w:sz="8" w:space="0" w:color="auto"/>
+              <w:right w:val="single" w:sz="8" w:space="0" w:color="auto"/>
+            </w:tcBorders>
+            <w:shd w:val="clear" w:color="auto" w:fill="FFFFFF" w:themeFill="background1"/>
+            <w:tcMar>
+              <w:left w:w="108" w:type="dxa"/>
+              <w:right w:w="108" w:type="dxa"/>
+            </w:tcMar>
+            <w:vAlign w:val="center"/>
+          </w:tcPr>
+          <w:p>
+            <w:pPr>
+              <w:jc w:val="center"/>
+            </w:pPr>
+            <w:r>
+              <w:rPr>
+                <w:color w:val="000000" w:themeColor="text1"/>
+                <w:sz w:val="14"/>
+                <w:szCs w:val="14"/>
+                <w:rFonts w:ascii="Times New Roman" w:hAnsi="Times New Roman" w:cs="Times New Roman"/>
+              </w:rPr>
+              <w:t xml:space="preserve">Date After Testing</w:t>
+            </w:r>
+          </w:p>
+        </w:tc>
+        <w:tc>
+          <w:tcPr>
+            <w:tcW w:w="1505" w:type="dxa"/>
+            <w:gridSpan w:val="2"/>
+            <w:tcBorders>
+              <w:top w:val="single" w:sz="8" w:space="0" w:color="auto"/>
+              <w:left w:val="single" w:sz="8" w:space="0" w:color="auto"/>
+              <w:bottom w:val="single" w:sz="8" w:space="0" w:color="auto"/>
+              <w:right w:val="single" w:sz="8" w:space="0" w:color="auto"/>
+            </w:tcBorders>
+            <w:shd w:val="clear" w:color="auto" w:fill="FFFFFF" w:themeFill="background1"/>
+            <w:tcMar>
+              <w:left w:w="108" w:type="dxa"/>
+              <w:right w:w="108" w:type="dxa"/>
+            </w:tcMar>
+            <w:vAlign w:val="center"/>
+          </w:tcPr>
+          <w:p>
+            <w:pPr>
+              <w:jc w:val="center"/>
+              <w:spacing w:before="0" w:after="0" w:line="220" w:lineRule="auto"/>
+              <w:rPr>
+                <w:rFonts w:ascii="Times New Roman" w:hAnsi="Times New Roman"/>
+                <w:sz w:val="14"/>
+                <w:szCs w:val="14"/>
+              </w:rPr>
+            </w:pPr>
+            <w:r>
+              <w:rPr>
+                <w:sz w:val="14"/>
+                <w:szCs w:val="14"/>
+                <w:rFonts w:ascii="Times New Roman" w:hAnsi="Times New Roman" w:cs="Times New Roman"/>
+              </w:rPr>
+              <w:t>No growth</w:t>
+            </w:r>
+          </w:p>
+        </w:tc>
+        <w:tc>
+          <w:tcPr>
+            <w:tcW w:w="1444" w:type="dxa"/>
+            <w:tcBorders>
+              <w:top w:val="single" w:sz="8" w:space="0" w:color="auto"/>
+              <w:left w:val="nil"/>
+              <w:bottom w:val="single" w:sz="8" w:space="0" w:color="auto"/>
+              <w:right w:val="single" w:sz="8" w:space="0" w:color="auto"/>
+            </w:tcBorders>
+            <w:shd w:val="clear" w:color="auto" w:fill="FFFFFF" w:themeFill="background1"/>
+            <w:tcMar>
+              <w:left w:w="108" w:type="dxa"/>
+              <w:right w:w="108" w:type="dxa"/>
+            </w:tcMar>
+            <w:vAlign w:val="center"/>
+          </w:tcPr>
+          <w:p>
+            <w:pPr>
+              <w:jc w:val="center"/>
+              <w:spacing w:before="0" w:after="0" w:line="220" w:lineRule="auto"/>
+              <w:rPr>
+                <w:rFonts w:ascii="Times New Roman" w:hAnsi="Times New Roman"/>
+                <w:sz w:val="14"/>
+                <w:szCs w:val="14"/>
+              </w:rPr>
+            </w:pPr>
+            <w:r>
+              <w:rPr>
+                <w:sz w:val="14"/>
+                <w:szCs w:val="14"/>
+                <w:rFonts w:ascii="Times New Roman" w:hAnsi="Times New Roman" w:cs="Times New Roman"/>
+              </w:rPr>
+              <w:t>N/A</w:t>
+            </w:r>
+          </w:p>
+        </w:tc>
+        <w:tc>
+          <w:tcPr>
+            <w:tcW w:w="1394" w:type="dxa"/>
+            <w:tcBorders>
+              <w:top w:val="single" w:sz="8" w:space="0" w:color="auto"/>
+              <w:left w:val="single" w:sz="8" w:space="0" w:color="auto"/>
+              <w:bottom w:val="single" w:sz="8" w:space="0" w:color="auto"/>
+              <w:right w:val="single" w:sz="8" w:space="0" w:color="auto"/>
+            </w:tcBorders>
+            <w:shd w:val="clear" w:color="auto" w:fill="FFFFFF" w:themeFill="background1"/>
+            <w:tcMar>
+              <w:left w:w="108" w:type="dxa"/>
+              <w:right w:w="108" w:type="dxa"/>
+            </w:tcMar>
+            <w:vAlign w:val="center"/>
+          </w:tcPr>
+          <w:p>
+            <w:r>
+              <w:rPr>
+                <w:color w:val="000000" w:themeColor="text1"/>
+                <w:sz w:val="14"/>
+                <w:szCs w:val="14"/>
+                <w:rFonts w:ascii="Times New Roman" w:hAnsi="Times New Roman" w:cs="Times New Roman"/>
+              </w:rPr>
+              <w:t xml:space="preserve" w:space="preserve">N/A</w:t>
+            </w:r>
+            <w:r>
+              <w:rPr>
+                <w:color w:val="000000" w:themeColor="text1"/>
+                <w:sz w:val="14"/>
+                <w:szCs w:val="14"/>
+                <w:rFonts w:ascii="Times New Roman" w:hAnsi="Times New Roman" w:cs="Times New Roman"/>
+              </w:rPr>
+              <w:t/>
+            </w:r>
+            <w:r>
+              <w:rPr>
+                <w:color w:val="000000" w:themeColor="text1"/>
+                <w:sz w:val="14"/>
+                <w:szCs w:val="14"/>
+                <w:rFonts w:ascii="Times New Roman" w:hAnsi="Times New Roman" w:cs="Times New Roman"/>
+              </w:rPr>
+              <w:t/>
+            </w:r>
+            <w:r>
+              <w:rPr>
+                <w:color w:val="000000" w:themeColor="text1"/>
+                <w:sz w:val="14"/>
+                <w:szCs w:val="14"/>
+                <w:rFonts w:ascii="Times New Roman" w:hAnsi="Times New Roman" w:cs="Times New Roman"/>
+              </w:rPr>
+              <w:t/>
+            </w:r>
+            <w:r>
+              <w:rPr>
+                <w:color w:val="000000" w:themeColor="text1"/>
+                <w:sz w:val="14"/>
+                <w:szCs w:val="14"/>
+                <w:rFonts w:ascii="Times New Roman" w:hAnsi="Times New Roman" w:cs="Times New Roman"/>
+              </w:rPr>
+              <w:t xml:space="preserve"/>
+            </w:r>
+          </w:p>
+        </w:tc>
+        <w:tc>
+          <w:tcPr>
+            <w:tcW w:w="507" w:type="dxa"/>
+            <w:gridSpan w:val="2"/>
+            <w:tcBorders>
+              <w:top w:val="single" w:sz="8" w:space="0" w:color="auto"/>
+              <w:left w:val="single" w:sz="8" w:space="0" w:color="auto"/>
+              <w:bottom w:val="single" w:sz="8" w:space="0" w:color="auto"/>
+              <w:right w:val="single" w:sz="8" w:space="0" w:color="auto"/>
+            </w:tcBorders>
+            <w:shd w:val="clear" w:color="auto" w:fill="FFFFFF" w:themeFill="background1"/>
+            <w:tcMar>
+              <w:left w:w="108" w:type="dxa"/>
+              <w:right w:w="108" w:type="dxa"/>
+            </w:tcMar>
+            <w:vAlign w:val="center"/>
+          </w:tcPr>
+          <w:p>
+            <w:pPr>
+              <w:jc w:val="center"/>
+              <w:spacing w:before="0" w:after="0" w:line="220" w:lineRule="auto"/>
+              <w:rPr>
+                <w:rFonts w:ascii="Times New Roman" w:hAnsi="Times New Roman"/>
+                <w:sz w:val="14"/>
+                <w:szCs w:val="14"/>
+              </w:rPr>
+            </w:pPr>
+            <w:r>
+              <w:rPr>
+                <w:sz w:val="14"/>
+                <w:szCs w:val="14"/>
+                <w:rFonts w:ascii="Times New Roman" w:hAnsi="Times New Roman" w:cs="Times New Roman"/>
+              </w:rPr>
+              <w:t>None</w:t>
+            </w:r>
+          </w:p>
+        </w:tc>
+      </w:tr>
+      <w:tr>
+        <w:trPr>
+          <w:trHeight w:val="300"/>
+          <w:trHeight w:val="220" w:hRule="atLeast"/>
+        </w:trPr>
+        <w:tc>
+          <w:tcPr>
+            <w:tcW w:w="9340" w:type="dxa"/>
+            <w:gridSpan w:val="13"/>
+            <w:tcBorders>
+              <w:top w:val="single" w:sz="8" w:space="0" w:color="auto"/>
+              <w:left w:val="single" w:sz="8" w:space="0" w:color="auto"/>
+              <w:bottom w:val="single" w:sz="8" w:space="0" w:color="auto"/>
+              <w:right w:val="single" w:sz="8" w:space="0" w:color="000000" w:themeColor="text1"/>
+            </w:tcBorders>
+            <w:shd w:val="clear" w:color="auto" w:fill="D9D9D9" w:themeFill="background1" w:themeFillShade="D9"/>
+            <w:tcMar>
+              <w:left w:w="108" w:type="dxa"/>
+              <w:right w:w="108" w:type="dxa"/>
+            </w:tcMar>
+            <w:vAlign w:val="center"/>
+          </w:tcPr>
+          <w:p>
+            <w:pPr>
+              <w:jc w:val="center"/>
+              <w:spacing w:before="0" w:after="0" w:line="220" w:lineRule="auto"/>
+              <w:rPr>
+                <w:rFonts w:ascii="Times New Roman" w:hAnsi="Times New Roman"/>
+                <w:b/>
+                <w:bCs/>
+                <w:sz w:val="14"/>
+                <w:szCs w:val="14"/>
+              </w:rPr>
+            </w:pPr>
+            <w:r>
+              <w:rPr>
+                <w:b/>
+                <w:bCs/>
+                <w:sz w:val="14"/>
+                <w:szCs w:val="14"/>
+                <w:rFonts w:ascii="Times New Roman" w:hAnsi="Times New Roman" w:cs="Times New Roman"/>
+              </w:rPr>
+              <w:t>Biological Safety Cabinet EM for E001314</w:t>
+            </w:r>
+          </w:p>
+        </w:tc>
+      </w:tr>
+      <w:tr>
+        <w:trPr>
+          <w:trHeight w:val="300"/>
+          <w:trHeight w:val="220" w:hRule="atLeast"/>
+        </w:trPr>
+        <w:tc>
+          <w:tcPr>
+            <w:tcW w:w="837" w:type="dxa"/>
+            <w:tcBorders>
+              <w:top w:val="single" w:sz="8" w:space="0" w:color="auto"/>
+              <w:left w:val="single" w:sz="8" w:space="0" w:color="auto"/>
+              <w:bottom w:val="single" w:sz="8" w:space="0" w:color="auto"/>
+              <w:right w:val="single" w:sz="8" w:space="0" w:color="000000" w:themeColor="text1"/>
+            </w:tcBorders>
+            <w:shd w:val="clear" w:color="auto" w:fill="FFFFFF" w:themeFill="background1"/>
+            <w:tcMar>
+              <w:left w:w="108" w:type="dxa"/>
+              <w:right w:w="108" w:type="dxa"/>
+            </w:tcMar>
+            <w:vAlign w:val="center"/>
+          </w:tcPr>
+          <w:p>
+            <w:pPr>
+              <w:jc w:val="center"/>
+            </w:pPr>
+            <w:r>
+              <w:rPr>
+                <w:color w:val="000000" w:themeColor="text1"/>
+                <w:sz w:val="14"/>
+                <w:szCs w:val="14"/>
+                <w:rFonts w:ascii="Times New Roman" w:hAnsi="Times New Roman" w:cs="Times New Roman"/>
+              </w:rPr>
+              <w:t>Surface Sampling of ISO 5 (4 locations)</w:t>
+            </w:r>
+          </w:p>
+        </w:tc>
+        <w:tc>
+          <w:tcPr>
+            <w:tcW w:w="698" w:type="dxa"/>
+            <w:gridSpan w:val="2"/>
+            <w:tcBorders>
+              <w:top w:val="nil"/>
+              <w:left w:val="single" w:sz="8" w:space="0" w:color="auto"/>
+              <w:bottom w:val="single" w:sz="8" w:space="0" w:color="auto"/>
+              <w:right w:val="single" w:sz="8" w:space="0" w:color="auto"/>
+            </w:tcBorders>
+            <w:shd w:val="clear" w:color="auto" w:fill="FFFFFF" w:themeFill="background1"/>
+            <w:tcMar>
+              <w:left w:w="108" w:type="dxa"/>
+              <w:right w:w="108" w:type="dxa"/>
+            </w:tcMar>
+            <w:vAlign w:val="center"/>
+          </w:tcPr>
+          <w:p>
+            <w:pPr>
+              <w:jc w:val="center"/>
+            </w:pPr>
+            <w:r>
+              <w:rPr>
+                <w:color w:val="000000" w:themeColor="text1"/>
+                <w:sz w:val="14"/>
+                <w:szCs w:val="14"/>
+                <w:rFonts w:ascii="Times New Roman" w:hAnsi="Times New Roman" w:cs="Times New Roman"/>
+              </w:rPr>
+              <w:t xml:space="preserve">Daily</w:t>
+            </w:r>
+          </w:p>
+        </w:tc>
+        <w:tc>
+          <w:tcPr>
+            <w:tcW w:w="1206" w:type="dxa"/>
+            <w:tcBorders>
+              <w:top w:val="nil"/>
+              <w:left w:val="nil"/>
+              <w:bottom w:val="single" w:sz="8" w:space="0" w:color="auto"/>
+              <w:right w:val="single" w:sz="8" w:space="0" w:color="auto"/>
+            </w:tcBorders>
+            <w:shd w:val="clear" w:color="auto" w:fill="FFFFFF" w:themeFill="background1"/>
+            <w:tcMar>
+              <w:left w:w="108" w:type="dxa"/>
+              <w:right w:w="108" w:type="dxa"/>
+            </w:tcMar>
+            <w:vAlign w:val="center"/>
+          </w:tcPr>
+          <w:p>
+            <w:pPr>
+              <w:jc w:val="center"/>
+              <w:spacing w:before="0" w:after="0" w:line="220" w:lineRule="auto"/>
+              <w:rPr>
+                <w:rFonts w:ascii="Times New Roman" w:hAnsi="Times New Roman"/>
+                <w:sz w:val="14"/>
+                <w:szCs w:val="14"/>
+              </w:rPr>
+            </w:pPr>
+            <w:r>
+              <w:rPr>
+                <w:sz w:val="14"/>
+                <w:szCs w:val="14"/>
+                <w:rFonts w:ascii="Times New Roman" w:hAnsi="Times New Roman" w:cs="Times New Roman"/>
+              </w:rPr>
+              <w:t>14Sep26</w:t>
+            </w:r>
+          </w:p>
+        </w:tc>
+        <w:tc>
+          <w:tcPr>
+            <w:tcW w:w="1168" w:type="dxa"/>
+            <w:gridSpan w:val="2"/>
+            <w:tcBorders>
+              <w:top w:val="nil"/>
+              <w:left w:val="single" w:sz="8" w:space="0" w:color="auto"/>
+              <w:bottom w:val="single" w:sz="8" w:space="0" w:color="auto"/>
+              <w:right w:val="single" w:sz="8" w:space="0" w:color="auto"/>
+            </w:tcBorders>
+            <w:shd w:val="clear" w:color="auto" w:fill="FFFFFF" w:themeFill="background1"/>
+            <w:tcMar>
+              <w:left w:w="108" w:type="dxa"/>
+              <w:right w:w="108" w:type="dxa"/>
+            </w:tcMar>
+            <w:vAlign w:val="center"/>
+          </w:tcPr>
+          <w:p>
+            <w:pPr>
+              <w:jc w:val="center"/>
+              <w:spacing w:before="0" w:after="0" w:line="220" w:lineRule="auto"/>
+              <w:rPr>
+                <w:rFonts w:ascii="Times New Roman" w:hAnsi="Times New Roman"/>
+                <w:sz w:val="14"/>
+                <w:szCs w:val="14"/>
+              </w:rPr>
+            </w:pPr>
+            <w:r>
+              <w:rPr>
+                <w:sz w:val="14"/>
+                <w:szCs w:val="14"/>
+                <w:rFonts w:ascii="Times New Roman" w:hAnsi="Times New Roman" w:cs="Times New Roman"/>
+              </w:rPr>
+              <w:t>AOD</w:t>
+            </w:r>
+          </w:p>
+        </w:tc>
+        <w:tc>
+          <w:tcPr>
+            <w:tcW w:w="581" w:type="dxa"/>
+            <w:tcBorders>
+              <w:top w:val="nil"/>
+              <w:left w:val="nil"/>
+              <w:bottom w:val="single" w:sz="8" w:space="0" w:color="auto"/>
+              <w:right w:val="single" w:sz="8" w:space="0" w:color="auto"/>
+            </w:tcBorders>
+            <w:shd w:val="clear" w:color="auto" w:fill="FFFFFF" w:themeFill="background1"/>
+            <w:tcMar>
+              <w:left w:w="108" w:type="dxa"/>
+              <w:right w:w="108" w:type="dxa"/>
+            </w:tcMar>
+            <w:vAlign w:val="center"/>
+          </w:tcPr>
+          <w:p>
+            <w:pPr>
+              <w:jc w:val="center"/>
+            </w:pPr>
+            <w:r>
+              <w:rPr>
+                <w:color w:val="000000" w:themeColor="text1"/>
+                <w:sz w:val="14"/>
+                <w:szCs w:val="14"/>
+                <w:rFonts w:ascii="Times New Roman" w:hAnsi="Times New Roman" w:cs="Times New Roman"/>
+              </w:rPr>
+              <w:t xml:space="preserve">Date Before Testing</w:t>
+            </w:r>
+          </w:p>
+        </w:tc>
+        <w:tc>
+          <w:tcPr>
+            <w:tcW w:w="1505" w:type="dxa"/>
+            <w:gridSpan w:val="2"/>
+            <w:tcBorders>
+              <w:top w:val="nil"/>
+              <w:left w:val="single" w:sz="8" w:space="0" w:color="auto"/>
+              <w:bottom w:val="single" w:sz="8" w:space="0" w:color="auto"/>
+              <w:right w:val="single" w:sz="8" w:space="0" w:color="auto"/>
+            </w:tcBorders>
+            <w:shd w:val="clear" w:color="auto" w:fill="FFFFFF" w:themeFill="background1"/>
+            <w:tcMar>
+              <w:left w:w="108" w:type="dxa"/>
+              <w:right w:w="108" w:type="dxa"/>
+            </w:tcMar>
+            <w:vAlign w:val="center"/>
+          </w:tcPr>
+          <w:p>
+            <w:pPr>
+              <w:jc w:val="center"/>
+              <w:spacing w:before="0" w:after="0" w:line="220" w:lineRule="auto"/>
+              <w:rPr>
+                <w:rFonts w:ascii="Times New Roman" w:hAnsi="Times New Roman"/>
+                <w:sz w:val="14"/>
+                <w:szCs w:val="14"/>
+              </w:rPr>
+            </w:pPr>
+            <w:r>
+              <w:rPr>
+                <w:sz w:val="14"/>
+                <w:szCs w:val="14"/>
+                <w:rFonts w:ascii="Times New Roman" w:hAnsi="Times New Roman" w:cs="Times New Roman"/>
+              </w:rPr>
+              <w:t>No growth</w:t>
+            </w:r>
+          </w:p>
+        </w:tc>
+        <w:tc>
+          <w:tcPr>
+            <w:tcW w:w="1444" w:type="dxa"/>
+            <w:tcBorders>
+              <w:top w:val="nil"/>
+              <w:left w:val="nil"/>
+              <w:bottom w:val="single" w:sz="8" w:space="0" w:color="auto"/>
+              <w:right w:val="single" w:sz="8" w:space="0" w:color="auto"/>
+            </w:tcBorders>
+            <w:shd w:val="clear" w:color="auto" w:fill="FFFFFF" w:themeFill="background1"/>
+            <w:tcMar>
+              <w:left w:w="108" w:type="dxa"/>
+              <w:right w:w="108" w:type="dxa"/>
+            </w:tcMar>
+            <w:vAlign w:val="center"/>
+          </w:tcPr>
+          <w:p>
+            <w:pPr>
+              <w:jc w:val="center"/>
+              <w:spacing w:before="0" w:after="0" w:line="220" w:lineRule="auto"/>
+              <w:rPr>
+                <w:rFonts w:ascii="Times New Roman" w:hAnsi="Times New Roman"/>
+                <w:sz w:val="14"/>
+                <w:szCs w:val="14"/>
+              </w:rPr>
+            </w:pPr>
+            <w:r>
+              <w:rPr>
+                <w:sz w:val="14"/>
+                <w:szCs w:val="14"/>
+                <w:rFonts w:ascii="Times New Roman" w:hAnsi="Times New Roman" w:cs="Times New Roman"/>
+              </w:rPr>
+              <w:t>N/A</w:t>
+            </w:r>
+          </w:p>
+        </w:tc>
+        <w:tc>
+          <w:tcPr>
+            <w:tcW w:w="1394" w:type="dxa"/>
+            <w:tcBorders>
+              <w:top w:val="nil"/>
+              <w:left w:val="single" w:sz="8" w:space="0" w:color="auto"/>
+              <w:bottom w:val="single" w:sz="8" w:space="0" w:color="auto"/>
+              <w:right w:val="single" w:sz="8" w:space="0" w:color="auto"/>
+            </w:tcBorders>
+            <w:shd w:val="clear" w:color="auto" w:fill="FFFFFF" w:themeFill="background1"/>
+            <w:tcMar>
+              <w:left w:w="108" w:type="dxa"/>
+              <w:right w:w="108" w:type="dxa"/>
+            </w:tcMar>
+            <w:vAlign w:val="center"/>
+          </w:tcPr>
+          <w:p>
+            <w:r>
+              <w:rPr>
+                <w:color w:val="000000" w:themeColor="text1"/>
+                <w:sz w:val="14"/>
+                <w:szCs w:val="14"/>
+                <w:rFonts w:ascii="Times New Roman" w:hAnsi="Times New Roman" w:cs="Times New Roman"/>
+              </w:rPr>
+              <w:t xml:space="preserve" w:space="preserve">N/A</w:t>
+            </w:r>
+            <w:r>
+              <w:rPr>
+                <w:color w:val="000000" w:themeColor="text1"/>
+                <w:sz w:val="14"/>
+                <w:szCs w:val="14"/>
+                <w:rFonts w:ascii="Times New Roman" w:hAnsi="Times New Roman" w:cs="Times New Roman"/>
+              </w:rPr>
+              <w:t/>
+            </w:r>
+            <w:r>
+              <w:rPr>
+                <w:color w:val="000000" w:themeColor="text1"/>
+                <w:sz w:val="14"/>
+                <w:szCs w:val="14"/>
+                <w:rFonts w:ascii="Times New Roman" w:hAnsi="Times New Roman" w:cs="Times New Roman"/>
+              </w:rPr>
+              <w:t/>
+            </w:r>
+            <w:r>
+              <w:rPr>
+                <w:color w:val="000000" w:themeColor="text1"/>
+                <w:sz w:val="14"/>
+                <w:szCs w:val="14"/>
+                <w:rFonts w:ascii="Times New Roman" w:hAnsi="Times New Roman" w:cs="Times New Roman"/>
+              </w:rPr>
+              <w:t/>
+            </w:r>
+            <w:r>
+              <w:rPr>
+                <w:color w:val="000000" w:themeColor="text1"/>
+                <w:sz w:val="14"/>
+                <w:szCs w:val="14"/>
+                <w:rFonts w:ascii="Times New Roman" w:hAnsi="Times New Roman" w:cs="Times New Roman"/>
+              </w:rPr>
+              <w:t xml:space="preserve"/>
+            </w:r>
+          </w:p>
+        </w:tc>
+        <w:tc>
+          <w:tcPr>
+            <w:tcW w:w="507" w:type="dxa"/>
+            <w:gridSpan w:val="2"/>
+            <w:tcBorders>
+              <w:top w:val="nil"/>
+              <w:left w:val="single" w:sz="8" w:space="0" w:color="auto"/>
+              <w:bottom w:val="single" w:sz="8" w:space="0" w:color="auto"/>
+              <w:right w:val="single" w:sz="8" w:space="0" w:color="auto"/>
+            </w:tcBorders>
+            <w:shd w:val="clear" w:color="auto" w:fill="FFFFFF" w:themeFill="background1"/>
+            <w:tcMar>
+              <w:left w:w="108" w:type="dxa"/>
+              <w:right w:w="108" w:type="dxa"/>
+            </w:tcMar>
+            <w:vAlign w:val="center"/>
+          </w:tcPr>
+          <w:p>
+            <w:pPr>
+              <w:jc w:val="center"/>
+              <w:spacing w:before="0" w:after="0" w:line="220" w:lineRule="auto"/>
+              <w:rPr>
+                <w:rFonts w:ascii="Times New Roman" w:hAnsi="Times New Roman"/>
+                <w:sz w:val="14"/>
+                <w:szCs w:val="14"/>
+              </w:rPr>
+            </w:pPr>
+            <w:r>
+              <w:rPr>
+                <w:sz w:val="14"/>
+                <w:szCs w:val="14"/>
+                <w:rFonts w:ascii="Times New Roman" w:hAnsi="Times New Roman" w:cs="Times New Roman"/>
+              </w:rPr>
+              <w:t>None</w:t>
+            </w:r>
+          </w:p>
+        </w:tc>
+      </w:tr>
+      <w:tr>
+        <w:trPr>
+          <w:trHeight w:val="300"/>
+          <w:trHeight w:val="220" w:hRule="atLeast"/>
+        </w:trPr>
+        <w:tc>
+          <w:tcPr>
+            <w:tcW w:w="837" w:type="dxa"/>
+            <w:tcBorders>
+              <w:top w:val="single" w:sz="8" w:space="0" w:color="auto"/>
+              <w:left w:val="single" w:sz="8" w:space="0" w:color="auto"/>
+              <w:bottom w:val="single" w:sz="8" w:space="0" w:color="auto"/>
+              <w:right w:val="single" w:sz="8" w:space="0" w:color="auto"/>
+            </w:tcBorders>
+            <w:shd w:val="clear" w:color="auto" w:fill="FFFFFF" w:themeFill="background1"/>
+            <w:tcMar>
+              <w:left w:w="108" w:type="dxa"/>
+              <w:right w:w="108" w:type="dxa"/>
+            </w:tcMar>
+            <w:vAlign w:val="center"/>
+          </w:tcPr>
+          <w:p>
+            <w:pPr>
+              <w:jc w:val="center"/>
+            </w:pPr>
+            <w:r>
+              <w:rPr>
+                <w:color w:val="000000" w:themeColor="text1"/>
+                <w:sz w:val="14"/>
+                <w:szCs w:val="14"/>
+                <w:rFonts w:ascii="Times New Roman" w:hAnsi="Times New Roman" w:cs="Times New Roman"/>
+              </w:rPr>
+              <w:t>Surface Sampling of ISO 5</w:t>
+            </w:r>
+          </w:p>
+          <w:p>
+            <w:pPr>
+              <w:jc w:val="center"/>
+            </w:pPr>
+            <w:r>
+              <w:rPr>
+                <w:color w:val="000000" w:themeColor="text1"/>
+                <w:sz w:val="14"/>
+                <w:szCs w:val="14"/>
+                <w:rFonts w:ascii="Times New Roman" w:hAnsi="Times New Roman" w:cs="Times New Roman"/>
+              </w:rPr>
+              <w:t>(4 locations)</w:t>
+            </w:r>
+          </w:p>
+        </w:tc>
+        <w:tc>
+          <w:tcPr>
+            <w:tcW w:w="698" w:type="dxa"/>
+            <w:gridSpan w:val="2"/>
+            <w:tcBorders>
+              <w:top w:val="single" w:sz="8" w:space="0" w:color="auto"/>
+              <w:left w:val="single" w:sz="8" w:space="0" w:color="auto"/>
+              <w:bottom w:val="single" w:sz="8" w:space="0" w:color="auto"/>
+              <w:right w:val="single" w:sz="8" w:space="0" w:color="auto"/>
+            </w:tcBorders>
+            <w:shd w:val="clear" w:color="auto" w:fill="FFFFFF" w:themeFill="background1"/>
+            <w:tcMar>
+              <w:left w:w="108" w:type="dxa"/>
+              <w:right w:w="108" w:type="dxa"/>
+            </w:tcMar>
+            <w:vAlign w:val="center"/>
+          </w:tcPr>
+          <w:p>
+            <w:pPr>
+              <w:jc w:val="center"/>
+            </w:pPr>
+            <w:r>
+              <w:rPr>
+                <w:color w:val="000000" w:themeColor="text1"/>
+                <w:sz w:val="14"/>
+                <w:szCs w:val="14"/>
+                <w:rFonts w:ascii="Times New Roman" w:hAnsi="Times New Roman" w:cs="Times New Roman"/>
+              </w:rPr>
+              <w:t xml:space="preserve">Daily</w:t>
+            </w:r>
+          </w:p>
+        </w:tc>
+        <w:tc>
+          <w:tcPr>
+            <w:tcW w:w="1206" w:type="dxa"/>
+            <w:tcBorders>
+              <w:top w:val="single" w:sz="8" w:space="0" w:color="auto"/>
+              <w:left w:val="nil"/>
+              <w:bottom w:val="single" w:sz="8" w:space="0" w:color="auto"/>
+              <w:right w:val="single" w:sz="8" w:space="0" w:color="auto"/>
+            </w:tcBorders>
+            <w:shd w:val="clear" w:color="auto" w:fill="FFFFFF" w:themeFill="background1"/>
+            <w:tcMar>
+              <w:left w:w="108" w:type="dxa"/>
+              <w:right w:w="108" w:type="dxa"/>
+            </w:tcMar>
+            <w:vAlign w:val="center"/>
+          </w:tcPr>
+          <w:p>
+            <w:pPr>
+              <w:jc w:val="center"/>
+              <w:spacing w:before="0" w:after="0" w:line="220" w:lineRule="auto"/>
+              <w:rPr>
+                <w:rFonts w:ascii="Times New Roman" w:hAnsi="Times New Roman"/>
+                <w:sz w:val="14"/>
+                <w:szCs w:val="14"/>
+              </w:rPr>
+            </w:pPr>
+            <w:r>
+              <w:rPr>
+                <w:sz w:val="14"/>
+                <w:szCs w:val="14"/>
+                <w:rFonts w:ascii="Times New Roman" w:hAnsi="Times New Roman" w:cs="Times New Roman"/>
+              </w:rPr>
+              <w:t>15Sep26</w:t>
+            </w:r>
+          </w:p>
+        </w:tc>
+        <w:tc>
+          <w:tcPr>
+            <w:tcW w:w="1168" w:type="dxa"/>
+            <w:gridSpan w:val="2"/>
+            <w:tcBorders>
+              <w:top w:val="single" w:sz="8" w:space="0" w:color="auto"/>
+              <w:left w:val="single" w:sz="8" w:space="0" w:color="auto"/>
+              <w:bottom w:val="single" w:sz="8" w:space="0" w:color="auto"/>
+              <w:right w:val="single" w:sz="8" w:space="0" w:color="auto"/>
+            </w:tcBorders>
+            <w:shd w:val="clear" w:color="auto" w:fill="FFFFFF" w:themeFill="background1"/>
+            <w:tcMar>
+              <w:left w:w="108" w:type="dxa"/>
+              <w:right w:w="108" w:type="dxa"/>
+            </w:tcMar>
+            <w:vAlign w:val="center"/>
+          </w:tcPr>
+          <w:p>
+            <w:pPr>
+              <w:jc w:val="center"/>
+              <w:spacing w:before="0" w:after="0" w:line="220" w:lineRule="auto"/>
+              <w:rPr>
+                <w:rFonts w:ascii="Times New Roman" w:hAnsi="Times New Roman"/>
+                <w:sz w:val="14"/>
+                <w:szCs w:val="14"/>
+              </w:rPr>
+            </w:pPr>
+            <w:r>
+              <w:rPr>
+                <w:sz w:val="14"/>
+                <w:szCs w:val="14"/>
+                <w:rFonts w:ascii="Times New Roman" w:hAnsi="Times New Roman" w:cs="Times New Roman"/>
+              </w:rPr>
+              <w:t>AOD</w:t>
+            </w:r>
+          </w:p>
+        </w:tc>
+        <w:tc>
+          <w:tcPr>
+            <w:tcW w:w="581" w:type="dxa"/>
+            <w:tcBorders>
+              <w:top w:val="single" w:sz="8" w:space="0" w:color="auto"/>
+              <w:left w:val="nil"/>
+              <w:bottom w:val="single" w:sz="8" w:space="0" w:color="auto"/>
+              <w:right w:val="single" w:sz="8" w:space="0" w:color="auto"/>
+            </w:tcBorders>
+            <w:shd w:val="clear" w:color="auto" w:fill="FFFFFF" w:themeFill="background1"/>
+            <w:tcMar>
+              <w:left w:w="108" w:type="dxa"/>
+              <w:right w:w="108" w:type="dxa"/>
+            </w:tcMar>
+            <w:vAlign w:val="center"/>
+          </w:tcPr>
+          <w:p>
+            <w:pPr>
+              <w:jc w:val="center"/>
+            </w:pPr>
+            <w:r>
+              <w:rPr>
+                <w:color w:val="000000" w:themeColor="text1"/>
+                <w:sz w:val="14"/>
+                <w:szCs w:val="14"/>
+                <w:rFonts w:ascii="Times New Roman" w:hAnsi="Times New Roman" w:cs="Times New Roman"/>
+              </w:rPr>
+              <w:t xml:space="preserve">Date of Testing</w:t>
+            </w:r>
+          </w:p>
+        </w:tc>
+        <w:tc>
+          <w:tcPr>
+            <w:tcW w:w="1505" w:type="dxa"/>
+            <w:gridSpan w:val="2"/>
+            <w:tcBorders>
+              <w:top w:val="single" w:sz="8" w:space="0" w:color="auto"/>
+              <w:left w:val="single" w:sz="8" w:space="0" w:color="auto"/>
+              <w:bottom w:val="single" w:sz="8" w:space="0" w:color="auto"/>
+              <w:right w:val="single" w:sz="8" w:space="0" w:color="auto"/>
+            </w:tcBorders>
+            <w:shd w:val="clear" w:color="auto" w:fill="FFFFFF" w:themeFill="background1"/>
+            <w:tcMar>
+              <w:left w:w="108" w:type="dxa"/>
+              <w:right w:w="108" w:type="dxa"/>
+            </w:tcMar>
+            <w:vAlign w:val="center"/>
+          </w:tcPr>
+          <w:p>
+            <w:pPr>
+              <w:jc w:val="center"/>
+              <w:spacing w:before="0" w:after="0" w:line="220" w:lineRule="auto"/>
+              <w:rPr>
+                <w:rFonts w:ascii="Times New Roman" w:hAnsi="Times New Roman"/>
+                <w:sz w:val="14"/>
+                <w:szCs w:val="14"/>
+              </w:rPr>
+            </w:pPr>
+            <w:r>
+              <w:rPr>
+                <w:sz w:val="14"/>
+                <w:szCs w:val="14"/>
+                <w:rFonts w:ascii="Times New Roman" w:hAnsi="Times New Roman" w:cs="Times New Roman"/>
+              </w:rPr>
+              <w:t>No growth</w:t>
+            </w:r>
+          </w:p>
+        </w:tc>
+        <w:tc>
+          <w:tcPr>
+            <w:tcW w:w="1444" w:type="dxa"/>
+            <w:tcBorders>
+              <w:top w:val="single" w:sz="8" w:space="0" w:color="auto"/>
+              <w:left w:val="nil"/>
+              <w:bottom w:val="single" w:sz="8" w:space="0" w:color="auto"/>
+              <w:right w:val="single" w:sz="8" w:space="0" w:color="auto"/>
+            </w:tcBorders>
+            <w:shd w:val="clear" w:color="auto" w:fill="FFFFFF" w:themeFill="background1"/>
+            <w:tcMar>
+              <w:left w:w="108" w:type="dxa"/>
+              <w:right w:w="108" w:type="dxa"/>
+            </w:tcMar>
+            <w:vAlign w:val="center"/>
+          </w:tcPr>
+          <w:p>
+            <w:pPr>
+              <w:jc w:val="center"/>
+              <w:spacing w:before="0" w:after="0" w:line="220" w:lineRule="auto"/>
+              <w:rPr>
+                <w:rFonts w:ascii="Times New Roman" w:hAnsi="Times New Roman"/>
+                <w:sz w:val="14"/>
+                <w:szCs w:val="14"/>
+              </w:rPr>
+            </w:pPr>
+            <w:r>
+              <w:rPr>
+                <w:sz w:val="14"/>
+                <w:szCs w:val="14"/>
+                <w:rFonts w:ascii="Times New Roman" w:hAnsi="Times New Roman" w:cs="Times New Roman"/>
+              </w:rPr>
+              <w:t>N/A</w:t>
+            </w:r>
+          </w:p>
+        </w:tc>
+        <w:tc>
+          <w:tcPr>
+            <w:tcW w:w="1394" w:type="dxa"/>
+            <w:tcBorders>
+              <w:top w:val="single" w:sz="8" w:space="0" w:color="auto"/>
+              <w:left w:val="single" w:sz="8" w:space="0" w:color="auto"/>
+              <w:bottom w:val="single" w:sz="8" w:space="0" w:color="auto"/>
+              <w:right w:val="single" w:sz="8" w:space="0" w:color="auto"/>
+            </w:tcBorders>
+            <w:shd w:val="clear" w:color="auto" w:fill="FFFFFF" w:themeFill="background1"/>
+            <w:tcMar>
+              <w:left w:w="108" w:type="dxa"/>
+              <w:right w:w="108" w:type="dxa"/>
+            </w:tcMar>
+            <w:vAlign w:val="center"/>
+          </w:tcPr>
+          <w:p>
+            <w:pPr>
+              <w:rPr>
+                <w:rFonts w:ascii="Times New Roman" w:hAnsi="Times New Roman"/>
+                <w:color w:val="000000" w:themeColor="text1"/>
+                <w:sz w:val="14"/>
+                <w:szCs w:val="14"/>
+              </w:rPr>
+            </w:pPr>
+            <w:r>
+              <w:rPr>
+                <w:color w:val="000000" w:themeColor="text1"/>
+                <w:sz w:val="14"/>
+                <w:szCs w:val="14"/>
+                <w:rFonts w:ascii="Times New Roman" w:hAnsi="Times New Roman" w:cs="Times New Roman"/>
+              </w:rPr>
+              <w:t w:space="preserve" xml:space="preserve">N/A</w:t>
+            </w:r>
+            <w:r>
+              <w:rPr>
+                <w:color w:val="000000" w:themeColor="text1"/>
+                <w:sz w:val="14"/>
+                <w:szCs w:val="14"/>
+                <w:rFonts w:ascii="Times New Roman" w:hAnsi="Times New Roman" w:cs="Times New Roman"/>
+              </w:rPr>
+              <w:t/>
+            </w:r>
+            <w:r>
+              <w:rPr>
+                <w:color w:val="000000" w:themeColor="text1"/>
+                <w:sz w:val="14"/>
+                <w:szCs w:val="14"/>
+                <w:rFonts w:ascii="Times New Roman" w:hAnsi="Times New Roman" w:cs="Times New Roman"/>
+              </w:rPr>
+              <w:t xml:space="preserve"/>
+            </w:r>
+          </w:p>
+        </w:tc>
+        <w:tc>
+          <w:tcPr>
+            <w:tcW w:w="507" w:type="dxa"/>
+            <w:gridSpan w:val="2"/>
+            <w:tcBorders>
+              <w:top w:val="single" w:sz="8" w:space="0" w:color="auto"/>
+              <w:left w:val="single" w:sz="8" w:space="0" w:color="auto"/>
+              <w:bottom w:val="single" w:sz="8" w:space="0" w:color="auto"/>
+              <w:right w:val="single" w:sz="8" w:space="0" w:color="auto"/>
+            </w:tcBorders>
+            <w:shd w:val="clear" w:color="auto" w:fill="FFFFFF" w:themeFill="background1"/>
+            <w:tcMar>
+              <w:left w:w="108" w:type="dxa"/>
+              <w:right w:w="108" w:type="dxa"/>
+            </w:tcMar>
+            <w:vAlign w:val="center"/>
+          </w:tcPr>
+          <w:p>
+            <w:pPr>
+              <w:jc w:val="center"/>
+              <w:spacing w:before="0" w:after="0" w:line="220" w:lineRule="auto"/>
+              <w:rPr>
+                <w:rFonts w:ascii="Times New Roman" w:hAnsi="Times New Roman"/>
+                <w:sz w:val="14"/>
+                <w:szCs w:val="14"/>
+              </w:rPr>
+            </w:pPr>
+            <w:r>
+              <w:rPr>
+                <w:sz w:val="14"/>
+                <w:szCs w:val="14"/>
+                <w:rFonts w:ascii="Times New Roman" w:hAnsi="Times New Roman" w:cs="Times New Roman"/>
+              </w:rPr>
+              <w:t>None</w:t>
+            </w:r>
+          </w:p>
+        </w:tc>
+      </w:tr>
+      <w:tr>
+        <w:trPr>
+          <w:trHeight w:val="300"/>
+          <w:trHeight w:val="220" w:hRule="atLeast"/>
+        </w:trPr>
+        <w:tc>
+          <w:tcPr>
+            <w:tcW w:w="837" w:type="dxa"/>
+            <w:tcBorders>
+              <w:top w:val="single" w:sz="8" w:space="0" w:color="auto"/>
+              <w:left w:val="single" w:sz="8" w:space="0" w:color="auto"/>
+              <w:bottom w:val="single" w:sz="8" w:space="0" w:color="auto"/>
+              <w:right w:val="single" w:sz="8" w:space="0" w:color="auto"/>
+            </w:tcBorders>
+            <w:shd w:val="clear" w:color="auto" w:fill="FFFFFF" w:themeFill="background1"/>
+            <w:tcMar>
+              <w:left w:w="108" w:type="dxa"/>
+              <w:right w:w="108" w:type="dxa"/>
+            </w:tcMar>
+            <w:vAlign w:val="center"/>
+          </w:tcPr>
+          <w:p>
+            <w:pPr>
+              <w:jc w:val="center"/>
+            </w:pPr>
+            <w:r>
+              <w:rPr>
+                <w:color w:val="000000" w:themeColor="text1"/>
+                <w:sz w:val="14"/>
+                <w:szCs w:val="14"/>
+                <w:rFonts w:ascii="Times New Roman" w:hAnsi="Times New Roman" w:cs="Times New Roman"/>
+              </w:rPr>
+              <w:t>Surface Sampling of ISO 5 (4 locations)</w:t>
+            </w:r>
+          </w:p>
+        </w:tc>
+        <w:tc>
+          <w:tcPr>
+            <w:tcW w:w="698" w:type="dxa"/>
+            <w:gridSpan w:val="2"/>
+            <w:tcBorders>
+              <w:top w:val="single" w:sz="8" w:space="0" w:color="auto"/>
+              <w:left w:val="single" w:sz="8" w:space="0" w:color="auto"/>
+              <w:bottom w:val="single" w:sz="8" w:space="0" w:color="auto"/>
+              <w:right w:val="single" w:sz="8" w:space="0" w:color="auto"/>
+            </w:tcBorders>
+            <w:shd w:val="clear" w:color="auto" w:fill="FFFFFF" w:themeFill="background1"/>
+            <w:tcMar>
+              <w:left w:w="108" w:type="dxa"/>
+              <w:right w:w="108" w:type="dxa"/>
+            </w:tcMar>
+            <w:vAlign w:val="center"/>
+          </w:tcPr>
+          <w:p>
+            <w:pPr>
+              <w:jc w:val="center"/>
+            </w:pPr>
+            <w:r>
+              <w:rPr>
+                <w:color w:val="000000" w:themeColor="text1"/>
+                <w:sz w:val="14"/>
+                <w:szCs w:val="14"/>
+                <w:rFonts w:ascii="Times New Roman" w:hAnsi="Times New Roman" w:cs="Times New Roman"/>
+              </w:rPr>
+              <w:t xml:space="preserve">Daily</w:t>
+            </w:r>
+          </w:p>
+        </w:tc>
+        <w:tc>
+          <w:tcPr>
+            <w:tcW w:w="1206" w:type="dxa"/>
+            <w:tcBorders>
+              <w:top w:val="single" w:sz="8" w:space="0" w:color="auto"/>
+              <w:left w:val="nil"/>
+              <w:bottom w:val="single" w:sz="8" w:space="0" w:color="auto"/>
+              <w:right w:val="single" w:sz="8" w:space="0" w:color="auto"/>
+            </w:tcBorders>
+            <w:shd w:val="clear" w:color="auto" w:fill="FFFFFF" w:themeFill="background1"/>
+            <w:tcMar>
+              <w:left w:w="108" w:type="dxa"/>
+              <w:right w:w="108" w:type="dxa"/>
+            </w:tcMar>
+            <w:vAlign w:val="center"/>
+          </w:tcPr>
+          <w:p>
+            <w:pPr>
+              <w:jc w:val="center"/>
+              <w:spacing w:before="0" w:after="0" w:line="220" w:lineRule="auto"/>
+              <w:rPr>
+                <w:rFonts w:ascii="Times New Roman" w:hAnsi="Times New Roman"/>
+                <w:sz w:val="14"/>
+                <w:szCs w:val="14"/>
+              </w:rPr>
+            </w:pPr>
+            <w:r>
+              <w:rPr>
+                <w:sz w:val="14"/>
+                <w:szCs w:val="14"/>
+                <w:rFonts w:ascii="Times New Roman" w:hAnsi="Times New Roman" w:cs="Times New Roman"/>
+              </w:rPr>
+              <w:t>16Sep26</w:t>
+            </w:r>
+          </w:p>
+        </w:tc>
+        <w:tc>
+          <w:tcPr>
+            <w:tcW w:w="1168" w:type="dxa"/>
+            <w:gridSpan w:val="2"/>
+            <w:tcBorders>
+              <w:top w:val="single" w:sz="8" w:space="0" w:color="auto"/>
+              <w:left w:val="single" w:sz="8" w:space="0" w:color="auto"/>
+              <w:bottom w:val="single" w:sz="8" w:space="0" w:color="auto"/>
+              <w:right w:val="single" w:sz="8" w:space="0" w:color="auto"/>
+            </w:tcBorders>
+            <w:shd w:val="clear" w:color="auto" w:fill="FFFFFF" w:themeFill="background1"/>
+            <w:tcMar>
+              <w:left w:w="108" w:type="dxa"/>
+              <w:right w:w="108" w:type="dxa"/>
+            </w:tcMar>
+            <w:vAlign w:val="center"/>
+          </w:tcPr>
+          <w:p>
+            <w:pPr>
+              <w:jc w:val="center"/>
+              <w:spacing w:before="0" w:after="0" w:line="220" w:lineRule="auto"/>
+              <w:rPr>
+                <w:rFonts w:ascii="Times New Roman" w:hAnsi="Times New Roman"/>
+                <w:sz w:val="14"/>
+                <w:szCs w:val="14"/>
+              </w:rPr>
+            </w:pPr>
+            <w:r>
+              <w:rPr>
+                <w:sz w:val="14"/>
+                <w:szCs w:val="14"/>
+                <w:rFonts w:ascii="Times New Roman" w:hAnsi="Times New Roman" w:cs="Times New Roman"/>
+              </w:rPr>
+              <w:t>AOD</w:t>
+            </w:r>
+          </w:p>
+        </w:tc>
+        <w:tc>
+          <w:tcPr>
+            <w:tcW w:w="581" w:type="dxa"/>
+            <w:tcBorders>
+              <w:top w:val="single" w:sz="8" w:space="0" w:color="auto"/>
+              <w:left w:val="nil"/>
+              <w:bottom w:val="single" w:sz="8" w:space="0" w:color="auto"/>
+              <w:right w:val="single" w:sz="8" w:space="0" w:color="auto"/>
+            </w:tcBorders>
+            <w:shd w:val="clear" w:color="auto" w:fill="FFFFFF" w:themeFill="background1"/>
+            <w:tcMar>
+              <w:left w:w="108" w:type="dxa"/>
+              <w:right w:w="108" w:type="dxa"/>
+            </w:tcMar>
+            <w:vAlign w:val="center"/>
+          </w:tcPr>
+          <w:p>
+            <w:pPr>
+              <w:jc w:val="center"/>
+            </w:pPr>
+            <w:r>
+              <w:rPr>
+                <w:color w:val="000000" w:themeColor="text1"/>
+                <w:sz w:val="14"/>
+                <w:szCs w:val="14"/>
+                <w:rFonts w:ascii="Times New Roman" w:hAnsi="Times New Roman" w:cs="Times New Roman"/>
+              </w:rPr>
+              <w:t xml:space="preserve">Date After Testing</w:t>
+            </w:r>
+          </w:p>
+        </w:tc>
+        <w:tc>
+          <w:tcPr>
+            <w:tcW w:w="1505" w:type="dxa"/>
+            <w:gridSpan w:val="2"/>
+            <w:tcBorders>
+              <w:top w:val="single" w:sz="8" w:space="0" w:color="auto"/>
+              <w:left w:val="single" w:sz="8" w:space="0" w:color="auto"/>
+              <w:bottom w:val="single" w:sz="8" w:space="0" w:color="auto"/>
+              <w:right w:val="single" w:sz="8" w:space="0" w:color="auto"/>
+            </w:tcBorders>
+            <w:shd w:val="clear" w:color="auto" w:fill="FFFFFF" w:themeFill="background1"/>
+            <w:tcMar>
+              <w:left w:w="108" w:type="dxa"/>
+              <w:right w:w="108" w:type="dxa"/>
+            </w:tcMar>
+            <w:vAlign w:val="center"/>
+          </w:tcPr>
+          <w:p>
+            <w:pPr>
+              <w:jc w:val="center"/>
+              <w:spacing w:before="0" w:after="0" w:line="220" w:lineRule="auto"/>
+              <w:rPr>
+                <w:rFonts w:ascii="Times New Roman" w:hAnsi="Times New Roman"/>
+                <w:sz w:val="14"/>
+                <w:szCs w:val="14"/>
+              </w:rPr>
+            </w:pPr>
+            <w:r>
+              <w:rPr>
+                <w:sz w:val="14"/>
+                <w:szCs w:val="14"/>
+                <w:rFonts w:ascii="Times New Roman" w:hAnsi="Times New Roman" w:cs="Times New Roman"/>
+              </w:rPr>
+              <w:t>No growth</w:t>
+            </w:r>
+          </w:p>
+        </w:tc>
+        <w:tc>
+          <w:tcPr>
+            <w:tcW w:w="1444" w:type="dxa"/>
+            <w:tcBorders>
+              <w:top w:val="single" w:sz="8" w:space="0" w:color="auto"/>
+              <w:left w:val="nil"/>
+              <w:bottom w:val="single" w:sz="8" w:space="0" w:color="auto"/>
+              <w:right w:val="single" w:sz="8" w:space="0" w:color="auto"/>
+            </w:tcBorders>
+            <w:shd w:val="clear" w:color="auto" w:fill="FFFFFF" w:themeFill="background1"/>
+            <w:tcMar>
+              <w:left w:w="108" w:type="dxa"/>
+              <w:right w:w="108" w:type="dxa"/>
+            </w:tcMar>
+            <w:vAlign w:val="center"/>
+          </w:tcPr>
+          <w:p>
+            <w:pPr>
+              <w:jc w:val="center"/>
+              <w:spacing w:before="0" w:after="0" w:line="220" w:lineRule="auto"/>
+              <w:rPr>
+                <w:rFonts w:ascii="Times New Roman" w:hAnsi="Times New Roman"/>
+                <w:sz w:val="14"/>
+                <w:szCs w:val="14"/>
+              </w:rPr>
+            </w:pPr>
+            <w:r>
+              <w:rPr>
+                <w:sz w:val="14"/>
+                <w:szCs w:val="14"/>
+                <w:rFonts w:ascii="Times New Roman" w:hAnsi="Times New Roman" w:cs="Times New Roman"/>
+              </w:rPr>
+              <w:t>N/A</w:t>
+            </w:r>
+          </w:p>
+        </w:tc>
+        <w:tc>
+          <w:tcPr>
+            <w:tcW w:w="1394" w:type="dxa"/>
+            <w:tcBorders>
+              <w:top w:val="single" w:sz="8" w:space="0" w:color="auto"/>
+              <w:left w:val="single" w:sz="8" w:space="0" w:color="auto"/>
+              <w:bottom w:val="single" w:sz="8" w:space="0" w:color="auto"/>
+              <w:right w:val="single" w:sz="8" w:space="0" w:color="auto"/>
+            </w:tcBorders>
+            <w:shd w:val="clear" w:color="auto" w:fill="FFFFFF" w:themeFill="background1"/>
+            <w:tcMar>
+              <w:left w:w="108" w:type="dxa"/>
+              <w:right w:w="108" w:type="dxa"/>
+            </w:tcMar>
+            <w:vAlign w:val="center"/>
+          </w:tcPr>
+          <w:p>
+            <w:r>
+              <w:rPr>
+                <w:color w:val="000000" w:themeColor="text1"/>
+                <w:sz w:val="14"/>
+                <w:szCs w:val="14"/>
+                <w:rFonts w:ascii="Times New Roman" w:hAnsi="Times New Roman" w:cs="Times New Roman"/>
+              </w:rPr>
+              <w:t xml:space="preserve" w:space="preserve">N/A</w:t>
+            </w:r>
+            <w:r>
+              <w:rPr>
+                <w:color w:val="000000" w:themeColor="text1"/>
+                <w:sz w:val="14"/>
+                <w:szCs w:val="14"/>
+                <w:rFonts w:ascii="Times New Roman" w:hAnsi="Times New Roman" w:cs="Times New Roman"/>
+              </w:rPr>
+              <w:t/>
+            </w:r>
+            <w:r>
+              <w:rPr>
+                <w:color w:val="000000" w:themeColor="text1"/>
+                <w:sz w:val="14"/>
+                <w:szCs w:val="14"/>
+                <w:rFonts w:ascii="Times New Roman" w:hAnsi="Times New Roman" w:cs="Times New Roman"/>
+              </w:rPr>
+              <w:t/>
+            </w:r>
+            <w:r>
+              <w:rPr>
+                <w:color w:val="000000" w:themeColor="text1"/>
+                <w:sz w:val="14"/>
+                <w:szCs w:val="14"/>
+                <w:rFonts w:ascii="Times New Roman" w:hAnsi="Times New Roman" w:cs="Times New Roman"/>
+              </w:rPr>
+              <w:t/>
+            </w:r>
+            <w:r>
+              <w:rPr>
+                <w:color w:val="000000" w:themeColor="text1"/>
+                <w:sz w:val="14"/>
+                <w:szCs w:val="14"/>
+                <w:rFonts w:ascii="Times New Roman" w:hAnsi="Times New Roman" w:cs="Times New Roman"/>
+              </w:rPr>
+              <w:t xml:space="preserve"/>
+            </w:r>
+          </w:p>
+        </w:tc>
+        <w:tc>
+          <w:tcPr>
+            <w:tcW w:w="507" w:type="dxa"/>
+            <w:gridSpan w:val="2"/>
+            <w:tcBorders>
+              <w:top w:val="single" w:sz="8" w:space="0" w:color="auto"/>
+              <w:left w:val="single" w:sz="8" w:space="0" w:color="auto"/>
+              <w:bottom w:val="single" w:sz="8" w:space="0" w:color="auto"/>
+              <w:right w:val="single" w:sz="8" w:space="0" w:color="auto"/>
+            </w:tcBorders>
+            <w:shd w:val="clear" w:color="auto" w:fill="FFFFFF" w:themeFill="background1"/>
+            <w:tcMar>
+              <w:left w:w="108" w:type="dxa"/>
+              <w:right w:w="108" w:type="dxa"/>
+            </w:tcMar>
+            <w:vAlign w:val="center"/>
+          </w:tcPr>
+          <w:p>
+            <w:pPr>
+              <w:jc w:val="center"/>
+              <w:spacing w:before="0" w:after="0" w:line="220" w:lineRule="auto"/>
+              <w:rPr>
+                <w:rFonts w:ascii="Times New Roman" w:hAnsi="Times New Roman"/>
+                <w:sz w:val="14"/>
+                <w:szCs w:val="14"/>
+              </w:rPr>
+            </w:pPr>
+            <w:r>
+              <w:rPr>
+                <w:sz w:val="14"/>
+                <w:szCs w:val="14"/>
+                <w:rFonts w:ascii="Times New Roman" w:hAnsi="Times New Roman" w:cs="Times New Roman"/>
+              </w:rPr>
+              <w:t>None</w:t>
+            </w:r>
+          </w:p>
+        </w:tc>
+      </w:tr>
+      <w:tr>
+        <w:trPr>
+          <w:trHeight w:val="300"/>
+          <w:trHeight w:val="220" w:hRule="atLeast"/>
+        </w:trPr>
+        <w:tc>
+          <w:tcPr>
+            <w:tcW w:w="837" w:type="dxa"/>
+            <w:tcBorders>
+              <w:top w:val="single" w:sz="8" w:space="0" w:color="auto"/>
+              <w:left w:val="single" w:sz="8" w:space="0" w:color="auto"/>
+              <w:bottom w:val="single" w:sz="8" w:space="0" w:color="auto"/>
+              <w:right w:val="single" w:sz="8" w:space="0" w:color="auto"/>
+            </w:tcBorders>
+            <w:shd w:val="clear" w:color="auto" w:fill="FFFFFF" w:themeFill="background1"/>
+            <w:tcMar>
+              <w:left w:w="108" w:type="dxa"/>
+              <w:right w:w="108" w:type="dxa"/>
+            </w:tcMar>
+            <w:vAlign w:val="center"/>
+          </w:tcPr>
+          <w:p>
+            <w:pPr>
+              <w:jc w:val="center"/>
+            </w:pPr>
+            <w:r>
+              <w:rPr>
+                <w:color w:val="000000" w:themeColor="text1"/>
+                <w:sz w:val="14"/>
+                <w:szCs w:val="14"/>
+                <w:rFonts w:ascii="Times New Roman" w:hAnsi="Times New Roman" w:cs="Times New Roman"/>
+              </w:rPr>
+              <w:t>Settling Sampling of ISO 5 (2 locations)</w:t>
+            </w:r>
+          </w:p>
+        </w:tc>
+        <w:tc>
+          <w:tcPr>
+            <w:tcW w:w="698" w:type="dxa"/>
+            <w:gridSpan w:val="2"/>
+            <w:tcBorders>
+              <w:top w:val="single" w:sz="8" w:space="0" w:color="auto"/>
+              <w:left w:val="single" w:sz="8" w:space="0" w:color="auto"/>
+              <w:bottom w:val="single" w:sz="8" w:space="0" w:color="auto"/>
+              <w:right w:val="single" w:sz="8" w:space="0" w:color="auto"/>
+            </w:tcBorders>
+            <w:shd w:val="clear" w:color="auto" w:fill="FFFFFF" w:themeFill="background1"/>
+            <w:tcMar>
+              <w:left w:w="108" w:type="dxa"/>
+              <w:right w:w="108" w:type="dxa"/>
+            </w:tcMar>
+            <w:vAlign w:val="center"/>
+          </w:tcPr>
+          <w:p>
+            <w:pPr>
+              <w:jc w:val="center"/>
+            </w:pPr>
+            <w:r>
+              <w:rPr>
+                <w:color w:val="000000" w:themeColor="text1"/>
+                <w:sz w:val="14"/>
+                <w:szCs w:val="14"/>
+                <w:rFonts w:ascii="Times New Roman" w:hAnsi="Times New Roman" w:cs="Times New Roman"/>
+              </w:rPr>
+              <w:t xml:space="preserve">Daily</w:t>
+            </w:r>
+          </w:p>
+        </w:tc>
+        <w:tc>
+          <w:tcPr>
+            <w:tcW w:w="1206" w:type="dxa"/>
+            <w:tcBorders>
+              <w:top w:val="single" w:sz="8" w:space="0" w:color="auto"/>
+              <w:left w:val="nil"/>
+              <w:bottom w:val="single" w:sz="8" w:space="0" w:color="auto"/>
+              <w:right w:val="single" w:sz="8" w:space="0" w:color="auto"/>
+            </w:tcBorders>
+            <w:shd w:val="clear" w:color="auto" w:fill="FFFFFF" w:themeFill="background1"/>
+            <w:tcMar>
+              <w:left w:w="108" w:type="dxa"/>
+              <w:right w:w="108" w:type="dxa"/>
+            </w:tcMar>
+            <w:vAlign w:val="center"/>
+          </w:tcPr>
+          <w:p>
+            <w:pPr>
+              <w:jc w:val="center"/>
+              <w:spacing w:before="0" w:after="0" w:line="220" w:lineRule="auto"/>
+              <w:rPr>
+                <w:rFonts w:ascii="Times New Roman" w:hAnsi="Times New Roman"/>
+                <w:sz w:val="14"/>
+                <w:szCs w:val="14"/>
+              </w:rPr>
+            </w:pPr>
+            <w:r>
+              <w:rPr>
+                <w:sz w:val="14"/>
+                <w:szCs w:val="14"/>
+                <w:rFonts w:ascii="Times New Roman" w:hAnsi="Times New Roman" w:cs="Times New Roman"/>
+              </w:rPr>
+              <w:t>14Sep26</w:t>
+            </w:r>
+          </w:p>
+        </w:tc>
+        <w:tc>
+          <w:tcPr>
+            <w:tcW w:w="1168" w:type="dxa"/>
+            <w:gridSpan w:val="2"/>
+            <w:tcBorders>
+              <w:top w:val="single" w:sz="8" w:space="0" w:color="auto"/>
+              <w:left w:val="single" w:sz="8" w:space="0" w:color="auto"/>
+              <w:bottom w:val="single" w:sz="8" w:space="0" w:color="auto"/>
+              <w:right w:val="single" w:sz="8" w:space="0" w:color="auto"/>
+            </w:tcBorders>
+            <w:shd w:val="clear" w:color="auto" w:fill="FFFFFF" w:themeFill="background1"/>
+            <w:tcMar>
+              <w:left w:w="108" w:type="dxa"/>
+              <w:right w:w="108" w:type="dxa"/>
+            </w:tcMar>
+            <w:vAlign w:val="center"/>
+          </w:tcPr>
+          <w:p>
+            <w:pPr>
+              <w:jc w:val="center"/>
+              <w:spacing w:before="0" w:after="0" w:line="220" w:lineRule="auto"/>
+              <w:rPr>
+                <w:rFonts w:ascii="Times New Roman" w:hAnsi="Times New Roman"/>
+                <w:sz w:val="14"/>
+                <w:szCs w:val="14"/>
+              </w:rPr>
+            </w:pPr>
+            <w:r>
+              <w:rPr>
+                <w:sz w:val="14"/>
+                <w:szCs w:val="14"/>
+                <w:rFonts w:ascii="Times New Roman" w:hAnsi="Times New Roman" w:cs="Times New Roman"/>
+              </w:rPr>
+              <w:t>AOD</w:t>
+            </w:r>
+          </w:p>
+        </w:tc>
+        <w:tc>
+          <w:tcPr>
+            <w:tcW w:w="581" w:type="dxa"/>
+            <w:tcBorders>
+              <w:top w:val="single" w:sz="8" w:space="0" w:color="auto"/>
+              <w:left w:val="nil"/>
+              <w:bottom w:val="single" w:sz="8" w:space="0" w:color="auto"/>
+              <w:right w:val="single" w:sz="8" w:space="0" w:color="auto"/>
+            </w:tcBorders>
+            <w:shd w:val="clear" w:color="auto" w:fill="FFFFFF" w:themeFill="background1"/>
+            <w:tcMar>
+              <w:left w:w="108" w:type="dxa"/>
+              <w:right w:w="108" w:type="dxa"/>
+            </w:tcMar>
+            <w:vAlign w:val="center"/>
+          </w:tcPr>
+          <w:p>
+            <w:pPr>
+              <w:jc w:val="center"/>
+            </w:pPr>
+            <w:r>
+              <w:rPr>
+                <w:color w:val="000000" w:themeColor="text1"/>
+                <w:sz w:val="14"/>
+                <w:szCs w:val="14"/>
+                <w:rFonts w:ascii="Times New Roman" w:hAnsi="Times New Roman" w:cs="Times New Roman"/>
+              </w:rPr>
+              <w:t xml:space="preserve">Date Before Testing</w:t>
+            </w:r>
+          </w:p>
+        </w:tc>
+        <w:tc>
+          <w:tcPr>
+            <w:tcW w:w="1505" w:type="dxa"/>
+            <w:gridSpan w:val="2"/>
+            <w:tcBorders>
+              <w:top w:val="single" w:sz="8" w:space="0" w:color="auto"/>
+              <w:left w:val="single" w:sz="8" w:space="0" w:color="auto"/>
+              <w:bottom w:val="single" w:sz="8" w:space="0" w:color="auto"/>
+              <w:right w:val="single" w:sz="8" w:space="0" w:color="auto"/>
+            </w:tcBorders>
+            <w:shd w:val="clear" w:color="auto" w:fill="FFFFFF" w:themeFill="background1"/>
+            <w:tcMar>
+              <w:left w:w="108" w:type="dxa"/>
+              <w:right w:w="108" w:type="dxa"/>
+            </w:tcMar>
+            <w:vAlign w:val="center"/>
+          </w:tcPr>
+          <w:p>
+            <w:pPr>
+              <w:jc w:val="center"/>
+              <w:spacing w:before="0" w:after="0" w:line="220" w:lineRule="auto"/>
+              <w:rPr>
+                <w:rFonts w:ascii="Times New Roman" w:hAnsi="Times New Roman"/>
+                <w:sz w:val="14"/>
+                <w:szCs w:val="14"/>
+              </w:rPr>
+            </w:pPr>
+            <w:r>
+              <w:rPr>
+                <w:sz w:val="14"/>
+                <w:szCs w:val="14"/>
+                <w:rFonts w:ascii="Times New Roman" w:hAnsi="Times New Roman" w:cs="Times New Roman"/>
+              </w:rPr>
+              <w:t>No growth</w:t>
+            </w:r>
+          </w:p>
+        </w:tc>
+        <w:tc>
+          <w:tcPr>
+            <w:tcW w:w="1444" w:type="dxa"/>
+            <w:tcBorders>
+              <w:top w:val="single" w:sz="8" w:space="0" w:color="auto"/>
+              <w:left w:val="nil"/>
+              <w:bottom w:val="single" w:sz="8" w:space="0" w:color="auto"/>
+              <w:right w:val="single" w:sz="8" w:space="0" w:color="auto"/>
+            </w:tcBorders>
+            <w:shd w:val="clear" w:color="auto" w:fill="FFFFFF" w:themeFill="background1"/>
+            <w:tcMar>
+              <w:left w:w="108" w:type="dxa"/>
+              <w:right w:w="108" w:type="dxa"/>
+            </w:tcMar>
+            <w:vAlign w:val="center"/>
+          </w:tcPr>
+          <w:p>
+            <w:pPr>
+              <w:jc w:val="center"/>
+              <w:spacing w:before="0" w:after="0" w:line="220" w:lineRule="auto"/>
+              <w:rPr>
+                <w:rFonts w:ascii="Times New Roman" w:hAnsi="Times New Roman"/>
+                <w:sz w:val="14"/>
+                <w:szCs w:val="14"/>
+              </w:rPr>
+            </w:pPr>
+            <w:r>
+              <w:rPr>
+                <w:sz w:val="14"/>
+                <w:szCs w:val="14"/>
+                <w:rFonts w:ascii="Times New Roman" w:hAnsi="Times New Roman" w:cs="Times New Roman"/>
+              </w:rPr>
+              <w:t>N/A</w:t>
+            </w:r>
+          </w:p>
+        </w:tc>
+        <w:tc>
+          <w:tcPr>
+            <w:tcW w:w="1394" w:type="dxa"/>
+            <w:tcBorders>
+              <w:top w:val="single" w:sz="8" w:space="0" w:color="auto"/>
+              <w:left w:val="single" w:sz="8" w:space="0" w:color="auto"/>
+              <w:bottom w:val="single" w:sz="8" w:space="0" w:color="auto"/>
+              <w:right w:val="single" w:sz="8" w:space="0" w:color="auto"/>
+            </w:tcBorders>
+            <w:shd w:val="clear" w:color="auto" w:fill="FFFFFF" w:themeFill="background1"/>
+            <w:tcMar>
+              <w:left w:w="108" w:type="dxa"/>
+              <w:right w:w="108" w:type="dxa"/>
+            </w:tcMar>
+            <w:vAlign w:val="center"/>
+          </w:tcPr>
+          <w:p>
+            <w:r>
+              <w:rPr>
+                <w:color w:val="000000" w:themeColor="text1"/>
+                <w:sz w:val="14"/>
+                <w:szCs w:val="14"/>
+                <w:rFonts w:ascii="Times New Roman" w:hAnsi="Times New Roman" w:cs="Times New Roman"/>
+              </w:rPr>
+              <w:t xml:space="preserve" w:space="preserve">N/A</w:t>
+            </w:r>
+            <w:r>
+              <w:rPr>
+                <w:color w:val="000000" w:themeColor="text1"/>
+                <w:sz w:val="14"/>
+                <w:szCs w:val="14"/>
+                <w:lang w:eastAsia="zh-CN"/>
+                <w:rFonts w:ascii="Times New Roman" w:hAnsi="Times New Roman" w:cs="Times New Roman"/>
+              </w:rPr>
+              <w:t/>
+            </w:r>
+            <w:r>
+              <w:rPr>
+                <w:color w:val="000000" w:themeColor="text1"/>
+                <w:sz w:val="14"/>
+                <w:szCs w:val="14"/>
+                <w:rFonts w:ascii="Times New Roman" w:hAnsi="Times New Roman" w:cs="Times New Roman"/>
+              </w:rPr>
+              <w:t/>
+            </w:r>
+            <w:r>
+              <w:rPr>
+                <w:color w:val="000000" w:themeColor="text1"/>
+                <w:sz w:val="14"/>
+                <w:szCs w:val="14"/>
+                <w:rFonts w:ascii="Times New Roman" w:hAnsi="Times New Roman" w:cs="Times New Roman"/>
+              </w:rPr>
+              <w:t/>
+            </w:r>
+            <w:r>
+              <w:rPr>
+                <w:color w:val="000000" w:themeColor="text1"/>
+                <w:sz w:val="14"/>
+                <w:szCs w:val="14"/>
+                <w:rFonts w:ascii="Times New Roman" w:hAnsi="Times New Roman" w:cs="Times New Roman"/>
+              </w:rPr>
+              <w:t xml:space="preserve"/>
+            </w:r>
+          </w:p>
+        </w:tc>
+        <w:tc>
+          <w:tcPr>
+            <w:tcW w:w="507" w:type="dxa"/>
+            <w:gridSpan w:val="2"/>
+            <w:tcBorders>
+              <w:top w:val="single" w:sz="8" w:space="0" w:color="auto"/>
+              <w:left w:val="single" w:sz="8" w:space="0" w:color="auto"/>
+              <w:bottom w:val="single" w:sz="8" w:space="0" w:color="auto"/>
+              <w:right w:val="single" w:sz="8" w:space="0" w:color="auto"/>
+            </w:tcBorders>
+            <w:shd w:val="clear" w:color="auto" w:fill="FFFFFF" w:themeFill="background1"/>
+            <w:tcMar>
+              <w:left w:w="108" w:type="dxa"/>
+              <w:right w:w="108" w:type="dxa"/>
+            </w:tcMar>
+            <w:vAlign w:val="center"/>
+          </w:tcPr>
+          <w:p>
+            <w:pPr>
+              <w:jc w:val="center"/>
+              <w:spacing w:before="0" w:after="0" w:line="220" w:lineRule="auto"/>
+              <w:rPr>
+                <w:rFonts w:ascii="Times New Roman" w:hAnsi="Times New Roman"/>
+                <w:sz w:val="14"/>
+                <w:szCs w:val="14"/>
+              </w:rPr>
+            </w:pPr>
+            <w:r>
+              <w:rPr>
+                <w:sz w:val="14"/>
+                <w:szCs w:val="14"/>
+                <w:rFonts w:ascii="Times New Roman" w:hAnsi="Times New Roman" w:cs="Times New Roman"/>
+              </w:rPr>
+              <w:t>None</w:t>
+            </w:r>
+          </w:p>
+        </w:tc>
+      </w:tr>
+      <w:tr>
+        <w:trPr>
+          <w:trHeight w:val="300"/>
+          <w:trHeight w:val="220" w:hRule="atLeast"/>
+        </w:trPr>
+        <w:tc>
+          <w:tcPr>
+            <w:tcW w:w="837" w:type="dxa"/>
+            <w:tcBorders>
+              <w:top w:val="single" w:sz="8" w:space="0" w:color="auto"/>
+              <w:left w:val="single" w:sz="8" w:space="0" w:color="auto"/>
+              <w:bottom w:val="single" w:sz="8" w:space="0" w:color="auto"/>
+              <w:right w:val="single" w:sz="8" w:space="0" w:color="auto"/>
+            </w:tcBorders>
+            <w:shd w:val="clear" w:color="auto" w:fill="FFFFFF" w:themeFill="background1"/>
+            <w:tcMar>
+              <w:left w:w="108" w:type="dxa"/>
+              <w:right w:w="108" w:type="dxa"/>
+            </w:tcMar>
+            <w:vAlign w:val="center"/>
+          </w:tcPr>
+          <w:p>
+            <w:pPr>
+              <w:jc w:val="center"/>
+            </w:pPr>
+            <w:r>
+              <w:rPr>
+                <w:color w:val="000000" w:themeColor="text1"/>
+                <w:sz w:val="14"/>
+                <w:szCs w:val="14"/>
+                <w:rFonts w:ascii="Times New Roman" w:hAnsi="Times New Roman" w:cs="Times New Roman"/>
+              </w:rPr>
+              <w:t>Settling Sampling of ISO 5 (2 locations)</w:t>
+            </w:r>
+          </w:p>
+        </w:tc>
+        <w:tc>
+          <w:tcPr>
+            <w:tcW w:w="698" w:type="dxa"/>
+            <w:gridSpan w:val="2"/>
+            <w:tcBorders>
+              <w:top w:val="single" w:sz="8" w:space="0" w:color="auto"/>
+              <w:left w:val="single" w:sz="8" w:space="0" w:color="auto"/>
+              <w:bottom w:val="single" w:sz="8" w:space="0" w:color="auto"/>
+              <w:right w:val="single" w:sz="8" w:space="0" w:color="auto"/>
+            </w:tcBorders>
+            <w:shd w:val="clear" w:color="auto" w:fill="FFFFFF" w:themeFill="background1"/>
+            <w:tcMar>
+              <w:left w:w="108" w:type="dxa"/>
+              <w:right w:w="108" w:type="dxa"/>
+            </w:tcMar>
+            <w:vAlign w:val="center"/>
+          </w:tcPr>
+          <w:p>
+            <w:pPr>
+              <w:jc w:val="center"/>
+            </w:pPr>
+            <w:r>
+              <w:rPr>
+                <w:color w:val="000000" w:themeColor="text1"/>
+                <w:sz w:val="14"/>
+                <w:szCs w:val="14"/>
+                <w:rFonts w:ascii="Times New Roman" w:hAnsi="Times New Roman" w:cs="Times New Roman"/>
+              </w:rPr>
+              <w:t xml:space="preserve">Daily</w:t>
+            </w:r>
+          </w:p>
+        </w:tc>
+        <w:tc>
+          <w:tcPr>
+            <w:tcW w:w="1206" w:type="dxa"/>
+            <w:tcBorders>
+              <w:top w:val="single" w:sz="8" w:space="0" w:color="auto"/>
+              <w:left w:val="nil"/>
+              <w:bottom w:val="single" w:sz="8" w:space="0" w:color="auto"/>
+              <w:right w:val="single" w:sz="8" w:space="0" w:color="auto"/>
+            </w:tcBorders>
+            <w:shd w:val="clear" w:color="auto" w:fill="FFFFFF" w:themeFill="background1"/>
+            <w:tcMar>
+              <w:left w:w="108" w:type="dxa"/>
+              <w:right w:w="108" w:type="dxa"/>
+            </w:tcMar>
+            <w:vAlign w:val="center"/>
+          </w:tcPr>
+          <w:p>
+            <w:pPr>
+              <w:jc w:val="center"/>
+              <w:spacing w:before="0" w:after="0" w:line="220" w:lineRule="auto"/>
+              <w:rPr>
+                <w:rFonts w:ascii="Times New Roman" w:hAnsi="Times New Roman"/>
+                <w:sz w:val="14"/>
+                <w:szCs w:val="14"/>
+              </w:rPr>
+            </w:pPr>
+            <w:r>
+              <w:rPr>
+                <w:sz w:val="14"/>
+                <w:szCs w:val="14"/>
+                <w:rFonts w:ascii="Times New Roman" w:hAnsi="Times New Roman" w:cs="Times New Roman"/>
+              </w:rPr>
+              <w:t>15Sep26</w:t>
+            </w:r>
+          </w:p>
+        </w:tc>
+        <w:tc>
+          <w:tcPr>
+            <w:tcW w:w="1168" w:type="dxa"/>
+            <w:gridSpan w:val="2"/>
+            <w:tcBorders>
+              <w:top w:val="single" w:sz="8" w:space="0" w:color="auto"/>
+              <w:left w:val="single" w:sz="8" w:space="0" w:color="auto"/>
+              <w:bottom w:val="single" w:sz="8" w:space="0" w:color="auto"/>
+              <w:right w:val="single" w:sz="8" w:space="0" w:color="auto"/>
+            </w:tcBorders>
+            <w:shd w:val="clear" w:color="auto" w:fill="FFFFFF" w:themeFill="background1"/>
+            <w:tcMar>
+              <w:left w:w="108" w:type="dxa"/>
+              <w:right w:w="108" w:type="dxa"/>
+            </w:tcMar>
+            <w:vAlign w:val="center"/>
+          </w:tcPr>
+          <w:p>
+            <w:pPr>
+              <w:jc w:val="center"/>
+              <w:spacing w:before="0" w:after="0" w:line="220" w:lineRule="auto"/>
+              <w:rPr>
+                <w:rFonts w:ascii="Times New Roman" w:hAnsi="Times New Roman"/>
+                <w:sz w:val="14"/>
+                <w:szCs w:val="14"/>
+              </w:rPr>
+            </w:pPr>
+            <w:r>
+              <w:rPr>
+                <w:sz w:val="14"/>
+                <w:szCs w:val="14"/>
+                <w:rFonts w:ascii="Times New Roman" w:hAnsi="Times New Roman" w:cs="Times New Roman"/>
+              </w:rPr>
+              <w:t>AOD</w:t>
+            </w:r>
+          </w:p>
+        </w:tc>
+        <w:tc>
+          <w:tcPr>
+            <w:tcW w:w="581" w:type="dxa"/>
+            <w:tcBorders>
+              <w:top w:val="single" w:sz="8" w:space="0" w:color="auto"/>
+              <w:left w:val="nil"/>
+              <w:bottom w:val="single" w:sz="8" w:space="0" w:color="auto"/>
+              <w:right w:val="single" w:sz="8" w:space="0" w:color="auto"/>
+            </w:tcBorders>
+            <w:shd w:val="clear" w:color="auto" w:fill="FFFFFF" w:themeFill="background1"/>
+            <w:tcMar>
+              <w:left w:w="108" w:type="dxa"/>
+              <w:right w:w="108" w:type="dxa"/>
+            </w:tcMar>
+            <w:vAlign w:val="center"/>
+          </w:tcPr>
+          <w:p>
+            <w:pPr>
+              <w:jc w:val="center"/>
+            </w:pPr>
+            <w:r>
+              <w:rPr>
+                <w:color w:val="000000" w:themeColor="text1"/>
+                <w:sz w:val="14"/>
+                <w:szCs w:val="14"/>
+                <w:rFonts w:ascii="Times New Roman" w:hAnsi="Times New Roman" w:cs="Times New Roman"/>
+              </w:rPr>
+              <w:t xml:space="preserve">Date of Testing</w:t>
+            </w:r>
+          </w:p>
+        </w:tc>
+        <w:tc>
+          <w:tcPr>
+            <w:tcW w:w="1505" w:type="dxa"/>
+            <w:gridSpan w:val="2"/>
+            <w:tcBorders>
+              <w:top w:val="single" w:sz="8" w:space="0" w:color="auto"/>
+              <w:left w:val="single" w:sz="8" w:space="0" w:color="auto"/>
+              <w:bottom w:val="single" w:sz="8" w:space="0" w:color="auto"/>
+              <w:right w:val="single" w:sz="8" w:space="0" w:color="auto"/>
+            </w:tcBorders>
+            <w:shd w:val="clear" w:color="auto" w:fill="FFFFFF" w:themeFill="background1"/>
+            <w:tcMar>
+              <w:left w:w="108" w:type="dxa"/>
+              <w:right w:w="108" w:type="dxa"/>
+            </w:tcMar>
+            <w:vAlign w:val="center"/>
+          </w:tcPr>
+          <w:p>
+            <w:pPr>
+              <w:jc w:val="center"/>
+              <w:spacing w:before="0" w:after="0" w:line="220" w:lineRule="auto"/>
+              <w:rPr>
+                <w:rFonts w:ascii="Times New Roman" w:hAnsi="Times New Roman"/>
+                <w:sz w:val="14"/>
+                <w:szCs w:val="14"/>
+              </w:rPr>
+            </w:pPr>
+            <w:r>
+              <w:rPr>
+                <w:sz w:val="14"/>
+                <w:szCs w:val="14"/>
+                <w:rFonts w:ascii="Times New Roman" w:hAnsi="Times New Roman" w:cs="Times New Roman"/>
+              </w:rPr>
+              <w:t>No growth</w:t>
+            </w:r>
+          </w:p>
+        </w:tc>
+        <w:tc>
+          <w:tcPr>
+            <w:tcW w:w="1444" w:type="dxa"/>
+            <w:tcBorders>
+              <w:top w:val="single" w:sz="8" w:space="0" w:color="auto"/>
+              <w:left w:val="nil"/>
+              <w:bottom w:val="single" w:sz="8" w:space="0" w:color="auto"/>
+              <w:right w:val="single" w:sz="8" w:space="0" w:color="auto"/>
+            </w:tcBorders>
+            <w:shd w:val="clear" w:color="auto" w:fill="FFFFFF" w:themeFill="background1"/>
+            <w:tcMar>
+              <w:left w:w="108" w:type="dxa"/>
+              <w:right w:w="108" w:type="dxa"/>
+            </w:tcMar>
+            <w:vAlign w:val="center"/>
+          </w:tcPr>
+          <w:p>
+            <w:pPr>
+              <w:jc w:val="center"/>
+              <w:spacing w:before="0" w:after="0" w:line="220" w:lineRule="auto"/>
+              <w:rPr>
+                <w:rFonts w:ascii="Times New Roman" w:hAnsi="Times New Roman"/>
+                <w:sz w:val="14"/>
+                <w:szCs w:val="14"/>
+              </w:rPr>
+            </w:pPr>
+            <w:r>
+              <w:rPr>
+                <w:sz w:val="14"/>
+                <w:szCs w:val="14"/>
+                <w:rFonts w:ascii="Times New Roman" w:hAnsi="Times New Roman" w:cs="Times New Roman"/>
+              </w:rPr>
+              <w:t>N/A</w:t>
+            </w:r>
+          </w:p>
+        </w:tc>
+        <w:tc>
+          <w:tcPr>
+            <w:tcW w:w="1394" w:type="dxa"/>
+            <w:tcBorders>
+              <w:top w:val="single" w:sz="8" w:space="0" w:color="auto"/>
+              <w:left w:val="single" w:sz="8" w:space="0" w:color="auto"/>
+              <w:bottom w:val="single" w:sz="8" w:space="0" w:color="auto"/>
+              <w:right w:val="single" w:sz="8" w:space="0" w:color="auto"/>
+            </w:tcBorders>
+            <w:shd w:val="clear" w:color="auto" w:fill="FFFFFF" w:themeFill="background1"/>
+            <w:tcMar>
+              <w:left w:w="108" w:type="dxa"/>
+              <w:right w:w="108" w:type="dxa"/>
+            </w:tcMar>
+            <w:vAlign w:val="center"/>
+          </w:tcPr>
+          <w:p>
+            <w:pPr>
+              <w:rPr>
+                <w:rFonts w:ascii="Times New Roman" w:hAnsi="Times New Roman"/>
+                <w:color w:val="000000" w:themeColor="text1"/>
+                <w:sz w:val="14"/>
+                <w:szCs w:val="14"/>
+              </w:rPr>
+            </w:pPr>
+            <w:r>
+              <w:rPr>
+                <w:color w:val="000000" w:themeColor="text1"/>
+                <w:sz w:val="14"/>
+                <w:szCs w:val="14"/>
+                <w:rFonts w:ascii="Times New Roman" w:hAnsi="Times New Roman" w:cs="Times New Roman"/>
+              </w:rPr>
+              <w:t w:space="preserve" xml:space="preserve">N/A</w:t>
+            </w:r>
+            <w:r>
+              <w:rPr>
+                <w:color w:val="000000" w:themeColor="text1"/>
+                <w:sz w:val="14"/>
+                <w:szCs w:val="14"/>
+                <w:rFonts w:ascii="Times New Roman" w:hAnsi="Times New Roman" w:cs="Times New Roman"/>
+              </w:rPr>
+              <w:t/>
+            </w:r>
+            <w:r>
+              <w:rPr>
+                <w:color w:val="000000" w:themeColor="text1"/>
+                <w:sz w:val="14"/>
+                <w:szCs w:val="14"/>
+                <w:rFonts w:ascii="Times New Roman" w:hAnsi="Times New Roman" w:cs="Times New Roman"/>
+              </w:rPr>
+              <w:t xml:space="preserve"/>
+            </w:r>
+          </w:p>
+        </w:tc>
+        <w:tc>
+          <w:tcPr>
+            <w:tcW w:w="507" w:type="dxa"/>
+            <w:gridSpan w:val="2"/>
+            <w:tcBorders>
+              <w:top w:val="single" w:sz="8" w:space="0" w:color="auto"/>
+              <w:left w:val="single" w:sz="8" w:space="0" w:color="auto"/>
+              <w:bottom w:val="single" w:sz="8" w:space="0" w:color="auto"/>
+              <w:right w:val="single" w:sz="8" w:space="0" w:color="auto"/>
+            </w:tcBorders>
+            <w:shd w:val="clear" w:color="auto" w:fill="FFFFFF" w:themeFill="background1"/>
+            <w:tcMar>
+              <w:left w:w="108" w:type="dxa"/>
+              <w:right w:w="108" w:type="dxa"/>
+            </w:tcMar>
+            <w:vAlign w:val="center"/>
+          </w:tcPr>
+          <w:p>
+            <w:pPr>
+              <w:jc w:val="center"/>
+              <w:spacing w:before="0" w:after="0" w:line="220" w:lineRule="auto"/>
+              <w:rPr>
+                <w:rFonts w:ascii="Times New Roman" w:hAnsi="Times New Roman"/>
+                <w:sz w:val="14"/>
+                <w:szCs w:val="14"/>
+              </w:rPr>
+            </w:pPr>
+            <w:r>
+              <w:rPr>
+                <w:sz w:val="14"/>
+                <w:szCs w:val="14"/>
+                <w:rFonts w:ascii="Times New Roman" w:hAnsi="Times New Roman" w:cs="Times New Roman"/>
+              </w:rPr>
+              <w:t>None</w:t>
+            </w:r>
+          </w:p>
+        </w:tc>
+      </w:tr>
+      <w:tr>
+        <w:trPr>
+          <w:trHeight w:val="300"/>
+          <w:trHeight w:val="220" w:hRule="atLeast"/>
+        </w:trPr>
+        <w:tc>
+          <w:tcPr>
+            <w:tcW w:w="837" w:type="dxa"/>
+            <w:tcBorders>
+              <w:top w:val="single" w:sz="8" w:space="0" w:color="auto"/>
+              <w:left w:val="single" w:sz="8" w:space="0" w:color="auto"/>
+              <w:bottom w:val="single" w:sz="8" w:space="0" w:color="auto"/>
+              <w:right w:val="single" w:sz="8" w:space="0" w:color="auto"/>
+            </w:tcBorders>
+            <w:shd w:val="clear" w:color="auto" w:fill="FFFFFF" w:themeFill="background1"/>
+            <w:tcMar>
+              <w:left w:w="108" w:type="dxa"/>
+              <w:right w:w="108" w:type="dxa"/>
+            </w:tcMar>
+            <w:vAlign w:val="center"/>
+          </w:tcPr>
+          <w:p>
+            <w:pPr>
+              <w:jc w:val="center"/>
+            </w:pPr>
+            <w:r>
+              <w:rPr>
+                <w:color w:val="000000" w:themeColor="text1"/>
+                <w:sz w:val="14"/>
+                <w:szCs w:val="14"/>
+                <w:rFonts w:ascii="Times New Roman" w:hAnsi="Times New Roman" w:cs="Times New Roman"/>
+              </w:rPr>
+              <w:t>Settling Sampling of ISO 5 (2 locations)</w:t>
+            </w:r>
+          </w:p>
+        </w:tc>
+        <w:tc>
+          <w:tcPr>
+            <w:tcW w:w="698" w:type="dxa"/>
+            <w:gridSpan w:val="2"/>
+            <w:tcBorders>
+              <w:top w:val="single" w:sz="8" w:space="0" w:color="auto"/>
+              <w:left w:val="single" w:sz="8" w:space="0" w:color="auto"/>
+              <w:bottom w:val="single" w:sz="8" w:space="0" w:color="auto"/>
+              <w:right w:val="single" w:sz="8" w:space="0" w:color="auto"/>
+            </w:tcBorders>
+            <w:shd w:val="clear" w:color="auto" w:fill="FFFFFF" w:themeFill="background1"/>
+            <w:tcMar>
+              <w:left w:w="108" w:type="dxa"/>
+              <w:right w:w="108" w:type="dxa"/>
+            </w:tcMar>
+            <w:vAlign w:val="center"/>
+          </w:tcPr>
+          <w:p>
+            <w:pPr>
+              <w:jc w:val="center"/>
+            </w:pPr>
+            <w:r>
+              <w:rPr>
+                <w:color w:val="000000" w:themeColor="text1"/>
+                <w:sz w:val="14"/>
+                <w:szCs w:val="14"/>
+                <w:rFonts w:ascii="Times New Roman" w:hAnsi="Times New Roman" w:cs="Times New Roman"/>
+              </w:rPr>
+              <w:t xml:space="preserve">Daily</w:t>
+            </w:r>
+          </w:p>
+        </w:tc>
+        <w:tc>
+          <w:tcPr>
+            <w:tcW w:w="1206" w:type="dxa"/>
+            <w:tcBorders>
+              <w:top w:val="single" w:sz="8" w:space="0" w:color="auto"/>
+              <w:left w:val="nil"/>
+              <w:bottom w:val="single" w:sz="8" w:space="0" w:color="auto"/>
+              <w:right w:val="single" w:sz="8" w:space="0" w:color="auto"/>
+            </w:tcBorders>
+            <w:shd w:val="clear" w:color="auto" w:fill="FFFFFF" w:themeFill="background1"/>
+            <w:tcMar>
+              <w:left w:w="108" w:type="dxa"/>
+              <w:right w:w="108" w:type="dxa"/>
+            </w:tcMar>
+            <w:vAlign w:val="center"/>
+          </w:tcPr>
+          <w:p>
+            <w:pPr>
+              <w:jc w:val="center"/>
+              <w:spacing w:before="0" w:after="0" w:line="220" w:lineRule="auto"/>
+              <w:rPr>
+                <w:rFonts w:ascii="Times New Roman" w:hAnsi="Times New Roman"/>
+                <w:sz w:val="14"/>
+                <w:szCs w:val="14"/>
+              </w:rPr>
+            </w:pPr>
+            <w:r>
+              <w:rPr>
+                <w:sz w:val="14"/>
+                <w:szCs w:val="14"/>
+                <w:rFonts w:ascii="Times New Roman" w:hAnsi="Times New Roman" w:cs="Times New Roman"/>
+              </w:rPr>
+              <w:t>16Sep26</w:t>
+            </w:r>
+          </w:p>
+        </w:tc>
+        <w:tc>
+          <w:tcPr>
+            <w:tcW w:w="1168" w:type="dxa"/>
+            <w:gridSpan w:val="2"/>
+            <w:tcBorders>
+              <w:top w:val="single" w:sz="8" w:space="0" w:color="auto"/>
+              <w:left w:val="single" w:sz="8" w:space="0" w:color="auto"/>
+              <w:bottom w:val="single" w:sz="8" w:space="0" w:color="auto"/>
+              <w:right w:val="single" w:sz="8" w:space="0" w:color="auto"/>
+            </w:tcBorders>
+            <w:shd w:val="clear" w:color="auto" w:fill="FFFFFF" w:themeFill="background1"/>
+            <w:tcMar>
+              <w:left w:w="108" w:type="dxa"/>
+              <w:right w:w="108" w:type="dxa"/>
+            </w:tcMar>
+            <w:vAlign w:val="center"/>
+          </w:tcPr>
+          <w:p>
+            <w:pPr>
+              <w:jc w:val="center"/>
+              <w:spacing w:before="0" w:after="0" w:line="220" w:lineRule="auto"/>
+              <w:rPr>
+                <w:rFonts w:ascii="Times New Roman" w:hAnsi="Times New Roman"/>
+                <w:sz w:val="14"/>
+                <w:szCs w:val="14"/>
+              </w:rPr>
+            </w:pPr>
+            <w:r>
+              <w:rPr>
+                <w:sz w:val="14"/>
+                <w:szCs w:val="14"/>
+                <w:rFonts w:ascii="Times New Roman" w:hAnsi="Times New Roman" w:cs="Times New Roman"/>
+              </w:rPr>
+              <w:t>AOD</w:t>
+            </w:r>
+          </w:p>
+        </w:tc>
+        <w:tc>
+          <w:tcPr>
+            <w:tcW w:w="581" w:type="dxa"/>
+            <w:tcBorders>
+              <w:top w:val="single" w:sz="8" w:space="0" w:color="auto"/>
+              <w:left w:val="nil"/>
+              <w:bottom w:val="single" w:sz="8" w:space="0" w:color="auto"/>
+              <w:right w:val="single" w:sz="8" w:space="0" w:color="auto"/>
+            </w:tcBorders>
+            <w:shd w:val="clear" w:color="auto" w:fill="FFFFFF" w:themeFill="background1"/>
+            <w:tcMar>
+              <w:left w:w="108" w:type="dxa"/>
+              <w:right w:w="108" w:type="dxa"/>
+            </w:tcMar>
+            <w:vAlign w:val="center"/>
+          </w:tcPr>
+          <w:p>
+            <w:pPr>
+              <w:jc w:val="center"/>
+            </w:pPr>
+            <w:r>
+              <w:rPr>
+                <w:color w:val="000000" w:themeColor="text1"/>
+                <w:sz w:val="14"/>
+                <w:szCs w:val="14"/>
+                <w:rFonts w:ascii="Times New Roman" w:hAnsi="Times New Roman" w:cs="Times New Roman"/>
+              </w:rPr>
+              <w:t xml:space="preserve">Date After Testing</w:t>
+            </w:r>
+          </w:p>
+        </w:tc>
+        <w:tc>
+          <w:tcPr>
+            <w:tcW w:w="1505" w:type="dxa"/>
+            <w:gridSpan w:val="2"/>
+            <w:tcBorders>
+              <w:top w:val="single" w:sz="8" w:space="0" w:color="auto"/>
+              <w:left w:val="single" w:sz="8" w:space="0" w:color="auto"/>
+              <w:bottom w:val="single" w:sz="8" w:space="0" w:color="auto"/>
+              <w:right w:val="single" w:sz="8" w:space="0" w:color="auto"/>
+            </w:tcBorders>
+            <w:shd w:val="clear" w:color="auto" w:fill="FFFFFF" w:themeFill="background1"/>
+            <w:tcMar>
+              <w:left w:w="108" w:type="dxa"/>
+              <w:right w:w="108" w:type="dxa"/>
+            </w:tcMar>
+            <w:vAlign w:val="center"/>
+          </w:tcPr>
+          <w:p>
+            <w:pPr>
+              <w:jc w:val="center"/>
+              <w:spacing w:before="0" w:after="0" w:line="220" w:lineRule="auto"/>
+              <w:rPr>
+                <w:rFonts w:ascii="Times New Roman" w:hAnsi="Times New Roman"/>
+                <w:sz w:val="14"/>
+                <w:szCs w:val="14"/>
+              </w:rPr>
+            </w:pPr>
+            <w:r>
+              <w:rPr>
+                <w:sz w:val="14"/>
+                <w:szCs w:val="14"/>
+                <w:rFonts w:ascii="Times New Roman" w:hAnsi="Times New Roman" w:cs="Times New Roman"/>
+              </w:rPr>
+              <w:t>No growth</w:t>
+            </w:r>
+          </w:p>
+        </w:tc>
+        <w:tc>
+          <w:tcPr>
+            <w:tcW w:w="1444" w:type="dxa"/>
+            <w:tcBorders>
+              <w:top w:val="single" w:sz="8" w:space="0" w:color="auto"/>
+              <w:left w:val="nil"/>
+              <w:bottom w:val="single" w:sz="8" w:space="0" w:color="auto"/>
+              <w:right w:val="single" w:sz="8" w:space="0" w:color="auto"/>
+            </w:tcBorders>
+            <w:shd w:val="clear" w:color="auto" w:fill="FFFFFF" w:themeFill="background1"/>
+            <w:tcMar>
+              <w:left w:w="108" w:type="dxa"/>
+              <w:right w:w="108" w:type="dxa"/>
+            </w:tcMar>
+            <w:vAlign w:val="center"/>
+          </w:tcPr>
+          <w:p>
+            <w:pPr>
+              <w:jc w:val="center"/>
+              <w:spacing w:before="0" w:after="0" w:line="220" w:lineRule="auto"/>
+              <w:rPr>
+                <w:rFonts w:ascii="Times New Roman" w:hAnsi="Times New Roman"/>
+                <w:sz w:val="14"/>
+                <w:szCs w:val="14"/>
+              </w:rPr>
+            </w:pPr>
+            <w:r>
+              <w:rPr>
+                <w:sz w:val="14"/>
+                <w:szCs w:val="14"/>
+                <w:rFonts w:ascii="Times New Roman" w:hAnsi="Times New Roman" w:cs="Times New Roman"/>
+              </w:rPr>
+              <w:t>N/A</w:t>
+            </w:r>
+          </w:p>
+        </w:tc>
+        <w:tc>
+          <w:tcPr>
+            <w:tcW w:w="1394" w:type="dxa"/>
+            <w:tcBorders>
+              <w:top w:val="single" w:sz="8" w:space="0" w:color="auto"/>
+              <w:left w:val="single" w:sz="8" w:space="0" w:color="auto"/>
+              <w:bottom w:val="single" w:sz="8" w:space="0" w:color="auto"/>
+              <w:right w:val="single" w:sz="8" w:space="0" w:color="auto"/>
+            </w:tcBorders>
+            <w:shd w:val="clear" w:color="auto" w:fill="FFFFFF" w:themeFill="background1"/>
+            <w:tcMar>
+              <w:left w:w="108" w:type="dxa"/>
+              <w:right w:w="108" w:type="dxa"/>
+            </w:tcMar>
+            <w:vAlign w:val="center"/>
+          </w:tcPr>
+          <w:p>
+            <w:r>
+              <w:rPr>
+                <w:color w:val="000000" w:themeColor="text1"/>
+                <w:sz w:val="14"/>
+                <w:szCs w:val="14"/>
+                <w:rFonts w:ascii="Times New Roman" w:hAnsi="Times New Roman" w:cs="Times New Roman"/>
+              </w:rPr>
+              <w:t xml:space="preserve" w:space="preserve">N/A</w:t>
+            </w:r>
+            <w:r>
+              <w:rPr>
+                <w:color w:val="000000" w:themeColor="text1"/>
+                <w:sz w:val="14"/>
+                <w:szCs w:val="14"/>
+                <w:lang w:eastAsia="zh-CN"/>
+                <w:rFonts w:ascii="Times New Roman" w:hAnsi="Times New Roman" w:cs="Times New Roman"/>
+              </w:rPr>
+              <w:t/>
+            </w:r>
+            <w:r>
+              <w:rPr>
+                <w:color w:val="000000" w:themeColor="text1"/>
+                <w:sz w:val="14"/>
+                <w:szCs w:val="14"/>
+                <w:rFonts w:ascii="Times New Roman" w:hAnsi="Times New Roman" w:cs="Times New Roman"/>
+              </w:rPr>
+              <w:t/>
+            </w:r>
+            <w:r>
+              <w:rPr>
+                <w:color w:val="000000" w:themeColor="text1"/>
+                <w:sz w:val="14"/>
+                <w:szCs w:val="14"/>
+                <w:rFonts w:ascii="Times New Roman" w:hAnsi="Times New Roman" w:cs="Times New Roman"/>
+              </w:rPr>
+              <w:t/>
+            </w:r>
+            <w:r>
+              <w:rPr>
+                <w:color w:val="000000" w:themeColor="text1"/>
+                <w:sz w:val="14"/>
+                <w:szCs w:val="14"/>
+                <w:rFonts w:ascii="Times New Roman" w:hAnsi="Times New Roman" w:cs="Times New Roman"/>
+              </w:rPr>
+              <w:t xml:space="preserve"/>
+            </w:r>
+          </w:p>
+        </w:tc>
+        <w:tc>
+          <w:tcPr>
+            <w:tcW w:w="507" w:type="dxa"/>
+            <w:gridSpan w:val="2"/>
+            <w:tcBorders>
+              <w:top w:val="single" w:sz="8" w:space="0" w:color="auto"/>
+              <w:left w:val="single" w:sz="8" w:space="0" w:color="auto"/>
+              <w:bottom w:val="single" w:sz="8" w:space="0" w:color="auto"/>
+              <w:right w:val="single" w:sz="8" w:space="0" w:color="auto"/>
+            </w:tcBorders>
+            <w:shd w:val="clear" w:color="auto" w:fill="FFFFFF" w:themeFill="background1"/>
+            <w:tcMar>
+              <w:left w:w="108" w:type="dxa"/>
+              <w:right w:w="108" w:type="dxa"/>
+            </w:tcMar>
+            <w:vAlign w:val="center"/>
+          </w:tcPr>
+          <w:p>
+            <w:pPr>
+              <w:jc w:val="center"/>
+              <w:spacing w:before="0" w:after="0" w:line="220" w:lineRule="auto"/>
+              <w:rPr>
+                <w:rFonts w:ascii="Times New Roman" w:hAnsi="Times New Roman"/>
+                <w:sz w:val="14"/>
+                <w:szCs w:val="14"/>
+              </w:rPr>
+            </w:pPr>
+            <w:r>
+              <w:rPr>
+                <w:sz w:val="14"/>
+                <w:szCs w:val="14"/>
+                <w:rFonts w:ascii="Times New Roman" w:hAnsi="Times New Roman" w:cs="Times New Roman"/>
+              </w:rPr>
+              <w:t>None</w:t>
+            </w:r>
+          </w:p>
+        </w:tc>
+      </w:tr>
+      <w:tr>
+        <w:trPr>
+          <w:trHeight w:val="300"/>
+          <w:trHeight w:val="220" w:hRule="atLeast"/>
+        </w:trPr>
+        <w:tc>
+          <w:tcPr>
+            <w:tcW w:w="9340" w:type="dxa"/>
+            <w:gridSpan w:val="13"/>
+            <w:tcBorders>
+              <w:top w:val="single" w:sz="8" w:space="0" w:color="auto"/>
+              <w:left w:val="single" w:sz="8" w:space="0" w:color="auto"/>
+              <w:bottom w:val="single" w:sz="8" w:space="0" w:color="auto"/>
+              <w:right w:val="single" w:sz="8" w:space="0" w:color="000000" w:themeColor="text1"/>
+            </w:tcBorders>
+            <w:shd w:val="clear" w:color="auto" w:fill="D9D9D9" w:themeFill="background1" w:themeFillShade="D9"/>
+            <w:vAlign w:val="center"/>
+          </w:tcPr>
+          <w:p>
+            <w:pPr>
+              <w:jc w:val="center"/>
+              <w:spacing w:before="0" w:after="0" w:line="220" w:lineRule="auto"/>
+              <w:rPr>
+                <w:rFonts w:ascii="Times New Roman" w:hAnsi="Times New Roman"/>
+                <w:b/>
+                <w:bCs/>
+                <w:sz w:val="14"/>
+                <w:szCs w:val="14"/>
+              </w:rPr>
+            </w:pPr>
+            <w:r>
+              <w:rPr>
+                <w:b/>
+                <w:bCs/>
+                <w:sz w:val="14"/>
+                <w:szCs w:val="14"/>
+                <w:rFonts w:ascii="Times New Roman" w:hAnsi="Times New Roman" w:cs="Times New Roman"/>
+              </w:rPr>
+              <w:t>Weekly Active Air Sampling of Cleanroom Suite 115 (E001737) with Processing BSC</w:t>
+            </w:r>
+          </w:p>
+        </w:tc>
+      </w:tr>
+      <w:tr>
+        <w:trPr>
+          <w:trHeight w:val="300"/>
+          <w:trHeight w:val="220" w:hRule="atLeast"/>
+        </w:trPr>
+        <w:tc>
+          <w:tcPr>
+            <w:tcW w:w="969" w:type="dxa"/>
+            <w:gridSpan w:val="2"/>
+            <w:tcBorders>
+              <w:top w:val="single" w:sz="8" w:space="0" w:color="auto"/>
+              <w:left w:val="single" w:sz="8" w:space="0" w:color="auto"/>
+              <w:bottom w:val="single" w:sz="8" w:space="0" w:color="auto"/>
+              <w:right w:val="single" w:sz="8" w:space="0" w:color="auto"/>
+            </w:tcBorders>
+            <w:vAlign w:val="center"/>
+          </w:tcPr>
+          <w:p>
+            <w:pPr>
+              <w:jc w:val="center"/>
+            </w:pPr>
+            <w:r>
+              <w:rPr>
+                <w:color w:val="000000" w:themeColor="text1"/>
+                <w:sz w:val="14"/>
+                <w:szCs w:val="14"/>
+                <w:rFonts w:ascii="Times New Roman" w:hAnsi="Times New Roman" w:cs="Times New Roman"/>
+              </w:rPr>
+              <w:t>Active Air Sampling of Cleanrooms</w:t>
+            </w:r>
+          </w:p>
+        </w:tc>
+        <w:tc>
+          <w:tcPr>
+            <w:tcW w:w="566" w:type="dxa"/>
+            <w:tcBorders>
+              <w:top w:val="single" w:sz="8" w:space="0" w:color="auto"/>
+              <w:left w:val="nil"/>
+              <w:bottom w:val="single" w:sz="8" w:space="0" w:color="auto"/>
+              <w:right w:val="single" w:sz="8" w:space="0" w:color="auto"/>
+            </w:tcBorders>
+            <w:vAlign w:val="center"/>
+          </w:tcPr>
+          <w:p>
+            <w:pPr>
+              <w:jc w:val="center"/>
+            </w:pPr>
+            <w:r>
+              <w:rPr>
+                <w:color w:val="000000" w:themeColor="text1"/>
+                <w:sz w:val="14"/>
+                <w:szCs w:val="14"/>
+                <w:rFonts w:ascii="Times New Roman" w:hAnsi="Times New Roman" w:cs="Times New Roman"/>
+              </w:rPr>
+              <w:t xml:space="preserve">Weekly</w:t>
+            </w:r>
+          </w:p>
+        </w:tc>
+        <w:tc>
+          <w:tcPr>
+            <w:tcW w:w="1206" w:type="dxa"/>
+            <w:tcBorders>
+              <w:top w:val="single" w:sz="8" w:space="0" w:color="auto"/>
+              <w:left w:val="single" w:sz="8" w:space="0" w:color="auto"/>
+              <w:bottom w:val="single" w:sz="8" w:space="0" w:color="auto"/>
+              <w:right w:val="single" w:sz="8" w:space="0" w:color="auto"/>
+            </w:tcBorders>
+            <w:vAlign w:val="center"/>
+          </w:tcPr>
+          <w:p>
+            <w:pPr>
+              <w:jc w:val="center"/>
+              <w:spacing w:before="0" w:after="0" w:line="220" w:lineRule="auto"/>
+              <w:rPr>
+                <w:rFonts w:ascii="Times New Roman" w:hAnsi="Times New Roman"/>
+                <w:sz w:val="14"/>
+                <w:szCs w:val="14"/>
+              </w:rPr>
+            </w:pPr>
+            <w:r>
+              <w:rPr>
+                <w:sz w:val="14"/>
+                <w:szCs w:val="14"/>
+                <w:rFonts w:ascii="Times New Roman" w:hAnsi="Times New Roman" w:cs="Times New Roman"/>
+              </w:rPr>
+              <w:t>15Sep26</w:t>
+            </w:r>
+          </w:p>
+        </w:tc>
+        <w:tc>
+          <w:tcPr>
+            <w:tcW w:w="1049" w:type="dxa"/>
+            <w:tcBorders>
+              <w:top w:val="single" w:sz="8" w:space="0" w:color="auto"/>
+              <w:left w:val="single" w:sz="8" w:space="0" w:color="auto"/>
+              <w:bottom w:val="single" w:sz="8" w:space="0" w:color="auto"/>
+              <w:right w:val="single" w:sz="8" w:space="0" w:color="auto"/>
+            </w:tcBorders>
+            <w:vAlign w:val="center"/>
+          </w:tcPr>
+          <w:p>
+            <w:pPr>
+              <w:jc w:val="center"/>
+              <w:spacing w:before="0" w:after="0" w:line="220" w:lineRule="auto"/>
+              <w:rPr>
+                <w:rFonts w:ascii="Times New Roman" w:hAnsi="Times New Roman"/>
+                <w:sz w:val="14"/>
+                <w:szCs w:val="14"/>
+              </w:rPr>
+            </w:pPr>
+            <w:r>
+              <w:rPr>
+                <w:sz w:val="14"/>
+                <w:szCs w:val="14"/>
+                <w:rFonts w:ascii="Times New Roman" w:hAnsi="Times New Roman" w:cs="Times New Roman"/>
+              </w:rPr>
+              <w:t>SMO</w:t>
+            </w:r>
+          </w:p>
+        </w:tc>
+        <w:tc>
+          <w:tcPr>
+            <w:tcW w:w="786" w:type="dxa"/>
+            <w:gridSpan w:val="3"/>
+            <w:tcBorders>
+              <w:top w:val="single" w:sz="8" w:space="0" w:color="auto"/>
+              <w:left w:val="single" w:sz="8" w:space="0" w:color="auto"/>
+              <w:bottom w:val="single" w:sz="8" w:space="0" w:color="auto"/>
+              <w:right w:val="single" w:sz="8" w:space="0" w:color="auto"/>
+            </w:tcBorders>
+            <w:vAlign w:val="center"/>
+          </w:tcPr>
+          <w:p>
+            <w:pPr>
+              <w:jc w:val="center"/>
+              <w:spacing w:before="0" w:after="0" w:line="220" w:lineRule="auto"/>
+              <w:rPr>
+                <w:rFonts w:ascii="Times New Roman" w:hAnsi="Times New Roman"/>
+                <w:sz w:val="14"/>
+                <w:szCs w:val="14"/>
+              </w:rPr>
+            </w:pPr>
+            <w:r>
+              <w:rPr>
+                <w:sz w:val="14"/>
+                <w:szCs w:val="14"/>
+                <w:rFonts w:ascii="Times New Roman" w:hAnsi="Times New Roman" w:cs="Times New Roman"/>
+              </w:rPr>
+              <w:t>Week of Testing</w:t>
+            </w:r>
+          </w:p>
+        </w:tc>
+        <w:tc>
+          <w:tcPr>
+            <w:tcW w:w="1419" w:type="dxa"/>
+            <w:tcBorders>
+              <w:top w:val="single" w:sz="8" w:space="0" w:color="auto"/>
+              <w:left w:val="nil"/>
+              <w:bottom w:val="single" w:sz="8" w:space="0" w:color="auto"/>
+              <w:right w:val="single" w:sz="8" w:space="0" w:color="auto"/>
+            </w:tcBorders>
+            <w:vAlign w:val="center"/>
+          </w:tcPr>
+          <w:p>
+            <w:pPr>
+              <w:jc w:val="center"/>
+              <w:spacing w:before="0" w:after="0" w:line="220" w:lineRule="auto"/>
+              <w:rPr>
+                <w:rFonts w:ascii="Times New Roman" w:hAnsi="Times New Roman"/>
+                <w:sz w:val="14"/>
+                <w:szCs w:val="14"/>
+              </w:rPr>
+            </w:pPr>
+            <w:r>
+              <w:rPr>
+                <w:sz w:val="14"/>
+                <w:szCs w:val="14"/>
+                <w:rFonts w:ascii="Times New Roman" w:hAnsi="Times New Roman" w:cs="Times New Roman"/>
+              </w:rPr>
+              <w:t>9 CFUs</w:t>
+            </w:r>
+          </w:p>
+          <w:p>
+            <w:pPr>
+              <w:jc w:val="center"/>
+              <w:spacing w:before="0" w:after="0" w:line="220" w:lineRule="auto"/>
+              <w:rPr>
+                <w:rFonts w:ascii="Times New Roman" w:hAnsi="Times New Roman"/>
+                <w:sz w:val="14"/>
+                <w:szCs w:val="14"/>
+              </w:rPr>
+            </w:pPr>
+            <w:r>
+              <w:rPr>
+                <w:sz w:val="14"/>
+                <w:szCs w:val="14"/>
+                <w:rFonts w:ascii="Times New Roman" w:hAnsi="Times New Roman" w:cs="Times New Roman"/>
+              </w:rPr>
+              <w:t>(ISO 8 115)</w:t>
+            </w:r>
+          </w:p>
+        </w:tc>
+        <w:tc>
+          <w:tcPr>
+            <w:tcW w:w="1444" w:type="dxa"/>
+            <w:tcBorders>
+              <w:top w:val="single" w:sz="8" w:space="0" w:color="auto"/>
+              <w:left w:val="single" w:sz="8" w:space="0" w:color="auto"/>
+              <w:bottom w:val="single" w:sz="8" w:space="0" w:color="auto"/>
+              <w:right w:val="single" w:sz="8" w:space="0" w:color="auto"/>
+            </w:tcBorders>
+            <w:vAlign w:val="center"/>
+          </w:tcPr>
+          <w:p>
+            <w:pPr>
+              <w:jc w:val="center"/>
               <w:spacing w:before="0" w:after="0" w:line="240" w:lineRule="auto"/>
+              <w:rPr>
+                <w:rFonts w:ascii="Times New Roman" w:hAnsi="Times New Roman"/>
+                <w:sz w:val="14"/>
+                <w:szCs w:val="14"/>
+              </w:rPr>
+            </w:pPr>
+            <w:hyperlink r:id="rId12" w:history="1">
+              <w:r>
+                <w:rPr>
+                  <w:rFonts w:ascii="Times New Roman" w:hAnsi="Times New Roman"/>
+                  <w:color w:val="0000FF"/>
+                  <w:sz w:val="14"/>
+                  <w:szCs w:val="14"/>
+                  <w:u w:val="single"/>
+                </w:rPr>
+                <w:t>ETX-260923-0402</w:t>
+              </w:r>
+            </w:hyperlink>
+          </w:p>
+        </w:tc>
+        <w:tc>
+          <w:tcPr>
+            <w:tcW w:w="1441" w:type="dxa"/>
+            <w:gridSpan w:val="2"/>
+            <w:tcBorders>
+              <w:top w:val="single" w:sz="8" w:space="0" w:color="auto"/>
+              <w:left w:val="single" w:sz="8" w:space="0" w:color="auto"/>
+              <w:bottom w:val="single" w:sz="8" w:space="0" w:color="auto"/>
+              <w:right w:val="single" w:sz="8" w:space="0" w:color="auto"/>
+            </w:tcBorders>
+            <w:vAlign w:val="center"/>
+          </w:tcPr>
+          <w:p>
+            <w:pPr>
+              <w:jc w:val="center"/>
+              <w:spacing w:before="0" w:after="0" w:line="180" w:lineRule="auto"/>
+              <w:rPr>
+                <w:rFonts w:ascii="Times New Roman" w:hAnsi="Times New Roman"/>
+                <w:sz w:val="11"/>
+                <w:szCs w:val="11"/>
+              </w:rPr>
+            </w:pPr>
+            <w:r>
+              <w:rPr>
+                <w:i/>
+                <w:iCs/>
+                <w:sz w:val="11"/>
+                <w:szCs w:val="11"/>
+                <w:rFonts w:ascii="Times New Roman" w:hAnsi="Times New Roman" w:cs="Times New Roman"/>
+              </w:rPr>
+              <w:t>Kocuria indica</w:t>
+            </w:r>
+          </w:p>
+          <w:p>
+            <w:pPr>
+              <w:jc w:val="center"/>
+              <w:spacing w:before="0" w:after="0" w:line="80" w:lineRule="auto"/>
+              <w:rPr>
+                <w:rFonts w:ascii="Times New Roman" w:hAnsi="Times New Roman"/>
+                <w:sz w:val="11"/>
+                <w:szCs w:val="11"/>
+              </w:rPr>
+            </w:pPr>
+          </w:p>
+          <w:p>
+            <w:pPr>
+              <w:jc w:val="center"/>
+              <w:spacing w:before="0" w:after="0" w:line="180" w:lineRule="auto"/>
+              <w:rPr>
+                <w:rFonts w:ascii="Times New Roman" w:hAnsi="Times New Roman"/>
+                <w:sz w:val="11"/>
+                <w:szCs w:val="11"/>
+              </w:rPr>
+            </w:pPr>
+            <w:r>
+              <w:rPr>
+                <w:i/>
+                <w:iCs/>
+                <w:sz w:val="11"/>
+                <w:szCs w:val="11"/>
+                <w:rFonts w:ascii="Times New Roman" w:hAnsi="Times New Roman" w:cs="Times New Roman"/>
+              </w:rPr>
+              <w:t>Brevibacterium sp. CS2</w:t>
+            </w:r>
+          </w:p>
+          <w:p>
+            <w:pPr>
+              <w:jc w:val="center"/>
+              <w:spacing w:before="0" w:after="0" w:line="80" w:lineRule="auto"/>
+              <w:rPr>
+                <w:rFonts w:ascii="Times New Roman" w:hAnsi="Times New Roman"/>
+                <w:sz w:val="11"/>
+                <w:szCs w:val="11"/>
+              </w:rPr>
+            </w:pPr>
+          </w:p>
+          <w:p>
+            <w:pPr>
+              <w:jc w:val="center"/>
+              <w:spacing w:before="0" w:after="0" w:line="180" w:lineRule="auto"/>
+              <w:rPr>
+                <w:rFonts w:ascii="Times New Roman" w:hAnsi="Times New Roman"/>
+                <w:sz w:val="11"/>
+                <w:szCs w:val="11"/>
+              </w:rPr>
+            </w:pPr>
+            <w:r>
+              <w:rPr>
+                <w:i/>
+                <w:iCs/>
+                <w:sz w:val="11"/>
+                <w:szCs w:val="11"/>
+                <w:rFonts w:ascii="Times New Roman" w:hAnsi="Times New Roman" w:cs="Times New Roman"/>
+              </w:rPr>
+              <w:t>Corynebacterium sp</w:t>
+            </w:r>
+          </w:p>
+          <w:p>
+            <w:pPr>
+              <w:jc w:val="center"/>
+              <w:spacing w:before="0" w:after="0" w:line="80" w:lineRule="auto"/>
+              <w:rPr>
+                <w:rFonts w:ascii="Times New Roman" w:hAnsi="Times New Roman"/>
+                <w:sz w:val="11"/>
+                <w:szCs w:val="11"/>
+              </w:rPr>
+            </w:pPr>
+          </w:p>
+          <w:p>
+            <w:pPr>
+              <w:jc w:val="center"/>
+              <w:spacing w:before="0" w:after="0" w:line="180" w:lineRule="auto"/>
+              <w:rPr>
+                <w:rFonts w:ascii="Times New Roman" w:hAnsi="Times New Roman"/>
+                <w:sz w:val="11"/>
+                <w:szCs w:val="11"/>
+              </w:rPr>
+            </w:pPr>
+            <w:r>
+              <w:rPr>
+                <w:i/>
+                <w:iCs/>
+                <w:sz w:val="11"/>
+                <w:szCs w:val="11"/>
+                <w:rFonts w:ascii="Times New Roman" w:hAnsi="Times New Roman" w:cs="Times New Roman"/>
+              </w:rPr>
+              <w:t>Micrococcus luteus</w:t>
+            </w:r>
+          </w:p>
+          <w:p>
+            <w:pPr>
+              <w:jc w:val="center"/>
+              <w:spacing w:before="0" w:after="0" w:line="80" w:lineRule="auto"/>
+              <w:rPr>
+                <w:rFonts w:ascii="Times New Roman" w:hAnsi="Times New Roman"/>
+                <w:sz w:val="11"/>
+                <w:szCs w:val="11"/>
+              </w:rPr>
+            </w:pPr>
+          </w:p>
+          <w:p>
+            <w:pPr>
+              <w:jc w:val="center"/>
+              <w:spacing w:before="0" w:after="0" w:line="180" w:lineRule="auto"/>
+              <w:rPr>
+                <w:rFonts w:ascii="Times New Roman" w:hAnsi="Times New Roman"/>
+                <w:sz w:val="11"/>
+                <w:szCs w:val="11"/>
+              </w:rPr>
+            </w:pPr>
+            <w:r>
+              <w:rPr>
+                <w:i/>
+                <w:iCs/>
+                <w:sz w:val="11"/>
+                <w:szCs w:val="11"/>
+                <w:rFonts w:ascii="Times New Roman" w:hAnsi="Times New Roman" w:cs="Times New Roman"/>
+              </w:rPr>
+              <w:t>Paracoccus yeei</w:t>
+            </w:r>
+          </w:p>
+          <w:p>
+            <w:pPr>
+              <w:jc w:val="center"/>
+              <w:spacing w:before="0" w:after="0" w:line="80" w:lineRule="auto"/>
+              <w:rPr>
+                <w:rFonts w:ascii="Times New Roman" w:hAnsi="Times New Roman"/>
+                <w:sz w:val="11"/>
+                <w:szCs w:val="11"/>
+              </w:rPr>
+            </w:pPr>
+          </w:p>
+          <w:p>
+            <w:pPr>
+              <w:jc w:val="center"/>
+              <w:spacing w:before="0" w:after="0" w:line="180" w:lineRule="auto"/>
+              <w:rPr>
+                <w:rFonts w:ascii="Times New Roman" w:hAnsi="Times New Roman"/>
+                <w:sz w:val="11"/>
+                <w:szCs w:val="11"/>
+              </w:rPr>
+            </w:pPr>
+            <w:r>
+              <w:rPr>
+                <w:i/>
+                <w:iCs/>
+                <w:sz w:val="11"/>
+                <w:szCs w:val="11"/>
+                <w:rFonts w:ascii="Times New Roman" w:hAnsi="Times New Roman" w:cs="Times New Roman"/>
+              </w:rPr>
+              <w:t>Staphylococcus hominis</w:t>
+            </w:r>
+          </w:p>
+          <w:p>
+            <w:pPr>
+              <w:jc w:val="center"/>
+              <w:spacing w:before="0" w:after="0" w:line="80" w:lineRule="auto"/>
+              <w:rPr>
+                <w:rFonts w:ascii="Times New Roman" w:hAnsi="Times New Roman"/>
+                <w:sz w:val="11"/>
+                <w:szCs w:val="11"/>
+              </w:rPr>
+            </w:pPr>
+          </w:p>
+          <w:p>
+            <w:pPr>
+              <w:jc w:val="center"/>
+              <w:spacing w:before="0" w:after="0" w:line="180" w:lineRule="auto"/>
+              <w:rPr>
+                <w:rFonts w:ascii="Times New Roman" w:hAnsi="Times New Roman"/>
+                <w:sz w:val="11"/>
+                <w:szCs w:val="11"/>
+              </w:rPr>
+            </w:pPr>
+            <w:r>
+              <w:rPr>
+                <w:i/>
+                <w:iCs/>
+                <w:sz w:val="11"/>
+                <w:szCs w:val="11"/>
+                <w:rFonts w:ascii="Times New Roman" w:hAnsi="Times New Roman" w:cs="Times New Roman"/>
+              </w:rPr>
+              <w:t>Kocuria rhizophila</w:t>
+            </w:r>
+          </w:p>
+        </w:tc>
+        <w:tc>
+          <w:tcPr>
+            <w:tcW w:w="460" w:type="dxa"/>
+            <w:tcBorders>
+              <w:top w:val="single" w:sz="8" w:space="0" w:color="auto"/>
+              <w:left w:val="nil"/>
+              <w:bottom w:val="single" w:sz="8" w:space="0" w:color="auto"/>
+              <w:right w:val="single" w:sz="8" w:space="0" w:color="auto"/>
+            </w:tcBorders>
+            <w:vAlign w:val="center"/>
+          </w:tcPr>
+          <w:p>
+            <w:pPr>
+              <w:jc w:val="center"/>
+              <w:rPr>
+                <w:rFonts w:ascii="Times New Roman" w:hAnsi="Times New Roman"/>
+                <w:sz w:val="14"/>
+                <w:szCs w:val="14"/>
+              </w:rPr>
+            </w:pPr>
+            <w:r>
+              <w:rPr>
+                <w:sz w:val="14"/>
+                <w:szCs w:val="14"/>
+                <w:rFonts w:ascii="Times New Roman" w:hAnsi="Times New Roman" w:cs="Times New Roman"/>
+              </w:rPr>
+              <w:t xml:space="preserve">None </w:t>
+            </w:r>
+          </w:p>
+        </w:tc>
+      </w:tr>
+      <w:tr>
+        <w:trPr>
+          <w:trHeight w:val="300"/>
+          <w:trHeight w:val="220" w:hRule="atLeast"/>
+        </w:trPr>
+        <w:tc>
+          <w:tcPr>
+            <w:tcW w:w="9340" w:type="dxa"/>
+            <w:gridSpan w:val="13"/>
+            <w:tcBorders>
+              <w:top w:val="single" w:sz="8" w:space="0" w:color="auto"/>
+              <w:left w:val="single" w:sz="8" w:space="0" w:color="auto"/>
+              <w:bottom w:val="single" w:sz="8" w:space="0" w:color="auto"/>
+              <w:right w:val="single" w:sz="8" w:space="0" w:color="000000" w:themeColor="text1"/>
+            </w:tcBorders>
+            <w:shd w:val="clear" w:color="auto" w:fill="D9D9D9" w:themeFill="background1" w:themeFillShade="D9"/>
+            <w:vAlign w:val="center"/>
+          </w:tcPr>
+          <w:p>
+            <w:pPr>
+              <w:jc w:val="center"/>
+              <w:spacing w:before="0" w:after="0" w:line="220" w:lineRule="auto"/>
+              <w:rPr>
+                <w:rFonts w:ascii="Times New Roman" w:hAnsi="Times New Roman"/>
+                <w:b/>
+                <w:bCs/>
+                <w:sz w:val="14"/>
+                <w:szCs w:val="14"/>
+              </w:rPr>
+            </w:pPr>
+            <w:r>
+              <w:rPr>
+                <w:b/>
+                <w:bCs/>
+                <w:sz w:val="14"/>
+                <w:szCs w:val="14"/>
+                <w:rFonts w:ascii="Times New Roman" w:hAnsi="Times New Roman" w:cs="Times New Roman"/>
+              </w:rPr>
+              <w:t>Weekly Surface Sampling of Cleanroom Suite 115 (E001737) with Processing BSC</w:t>
+            </w:r>
+          </w:p>
+        </w:tc>
+      </w:tr>
+      <w:tr>
+        <w:trPr>
+          <w:trHeight w:val="255"/>
+          <w:trHeight w:val="220" w:hRule="atLeast"/>
+        </w:trPr>
+        <w:tc>
+          <w:tcPr>
+            <w:tcW w:w="969" w:type="dxa"/>
+            <w:gridSpan w:val="2"/>
+            <w:tcBorders>
+              <w:top w:val="single" w:sz="8" w:space="0" w:color="auto"/>
+              <w:left w:val="single" w:sz="8" w:space="0" w:color="auto"/>
+              <w:bottom w:val="single" w:sz="8" w:space="0" w:color="auto"/>
+              <w:right w:val="single" w:sz="8" w:space="0" w:color="auto"/>
+            </w:tcBorders>
+            <w:vAlign w:val="center"/>
+          </w:tcPr>
+          <w:p>
+            <w:pPr>
+              <w:jc w:val="center"/>
+            </w:pPr>
+            <w:r>
+              <w:rPr>
+                <w:color w:val="000000" w:themeColor="text1"/>
+                <w:sz w:val="14"/>
+                <w:szCs w:val="14"/>
+                <w:rFonts w:ascii="Times New Roman" w:hAnsi="Times New Roman" w:cs="Times New Roman"/>
+              </w:rPr>
+              <w:t>Surface Sampling of Cleanrooms</w:t>
+            </w:r>
+          </w:p>
+        </w:tc>
+        <w:tc>
+          <w:tcPr>
+            <w:tcW w:w="566" w:type="dxa"/>
+            <w:tcBorders>
+              <w:top w:val="single" w:sz="8" w:space="0" w:color="auto"/>
+              <w:left w:val="nil"/>
+              <w:bottom w:val="single" w:sz="8" w:space="0" w:color="auto"/>
+              <w:right w:val="single" w:sz="8" w:space="0" w:color="auto"/>
+            </w:tcBorders>
+            <w:vAlign w:val="center"/>
+          </w:tcPr>
+          <w:p>
+            <w:pPr>
+              <w:jc w:val="center"/>
+            </w:pPr>
+            <w:r>
+              <w:rPr>
+                <w:color w:val="000000" w:themeColor="text1"/>
+                <w:sz w:val="14"/>
+                <w:szCs w:val="14"/>
+                <w:rFonts w:ascii="Times New Roman" w:hAnsi="Times New Roman" w:cs="Times New Roman"/>
+              </w:rPr>
+              <w:t xml:space="preserve">Weekly</w:t>
+            </w:r>
+          </w:p>
+        </w:tc>
+        <w:tc>
+          <w:tcPr>
+            <w:tcW w:w="1206" w:type="dxa"/>
+            <w:tcBorders>
+              <w:top w:val="single" w:sz="8" w:space="0" w:color="auto"/>
+              <w:left w:val="single" w:sz="8" w:space="0" w:color="auto"/>
+              <w:bottom w:val="single" w:sz="8" w:space="0" w:color="auto"/>
+              <w:right w:val="single" w:sz="8" w:space="0" w:color="auto"/>
+            </w:tcBorders>
+            <w:vAlign w:val="center"/>
+          </w:tcPr>
+          <w:p>
+            <w:pPr>
+              <w:jc w:val="center"/>
+              <w:spacing w:before="0" w:after="0" w:line="220" w:lineRule="auto"/>
+              <w:rPr>
+                <w:rFonts w:ascii="Times New Roman" w:hAnsi="Times New Roman"/>
+                <w:sz w:val="14"/>
+                <w:szCs w:val="14"/>
+              </w:rPr>
+            </w:pPr>
+            <w:r>
+              <w:rPr>
+                <w:sz w:val="14"/>
+                <w:szCs w:val="14"/>
+                <w:rFonts w:ascii="Times New Roman" w:hAnsi="Times New Roman" w:cs="Times New Roman"/>
+              </w:rPr>
+              <w:t>15Sep26</w:t>
+            </w:r>
+          </w:p>
+        </w:tc>
+        <w:tc>
+          <w:tcPr>
+            <w:tcW w:w="1049" w:type="dxa"/>
+            <w:tcBorders>
+              <w:top w:val="single" w:sz="8" w:space="0" w:color="auto"/>
+              <w:left w:val="single" w:sz="8" w:space="0" w:color="auto"/>
+              <w:bottom w:val="single" w:sz="8" w:space="0" w:color="auto"/>
+              <w:right w:val="single" w:sz="8" w:space="0" w:color="auto"/>
+            </w:tcBorders>
+            <w:vAlign w:val="center"/>
+          </w:tcPr>
+          <w:p>
+            <w:pPr>
+              <w:jc w:val="center"/>
+              <w:spacing w:before="0" w:after="0" w:line="220" w:lineRule="auto"/>
+              <w:rPr>
+                <w:rFonts w:ascii="Times New Roman" w:hAnsi="Times New Roman"/>
+                <w:sz w:val="14"/>
+                <w:szCs w:val="14"/>
+              </w:rPr>
+            </w:pPr>
+            <w:r>
+              <w:rPr>
+                <w:sz w:val="14"/>
+                <w:szCs w:val="14"/>
+                <w:rFonts w:ascii="Times New Roman" w:hAnsi="Times New Roman" w:cs="Times New Roman"/>
+              </w:rPr>
+              <w:t>SMO</w:t>
+            </w:r>
+          </w:p>
+        </w:tc>
+        <w:tc>
+          <w:tcPr>
+            <w:tcW w:w="786" w:type="dxa"/>
+            <w:gridSpan w:val="3"/>
+            <w:tcBorders>
+              <w:top w:val="single" w:sz="8" w:space="0" w:color="auto"/>
+              <w:left w:val="single" w:sz="8" w:space="0" w:color="auto"/>
+              <w:bottom w:val="single" w:sz="8" w:space="0" w:color="auto"/>
+              <w:right w:val="single" w:sz="8" w:space="0" w:color="auto"/>
+            </w:tcBorders>
+            <w:vAlign w:val="center"/>
+          </w:tcPr>
+          <w:p>
+            <w:pPr>
+              <w:jc w:val="center"/>
+              <w:spacing w:before="0" w:after="0" w:line="220" w:lineRule="auto"/>
+              <w:rPr>
+                <w:rFonts w:ascii="Times New Roman" w:hAnsi="Times New Roman"/>
+                <w:sz w:val="14"/>
+                <w:szCs w:val="14"/>
+              </w:rPr>
+            </w:pPr>
+            <w:r>
+              <w:rPr>
+                <w:sz w:val="14"/>
+                <w:szCs w:val="14"/>
+                <w:rFonts w:ascii="Times New Roman" w:hAnsi="Times New Roman" w:cs="Times New Roman"/>
+              </w:rPr>
+              <w:t>Week of Testing</w:t>
+            </w:r>
+          </w:p>
+        </w:tc>
+        <w:tc>
+          <w:tcPr>
+            <w:tcW w:w="1419" w:type="dxa"/>
+            <w:tcBorders>
+              <w:top w:val="single" w:sz="8" w:space="0" w:color="auto"/>
+              <w:left w:val="nil"/>
+              <w:bottom w:val="single" w:sz="8" w:space="0" w:color="auto"/>
+              <w:right w:val="single" w:sz="8" w:space="0" w:color="auto"/>
+            </w:tcBorders>
+            <w:vAlign w:val="center"/>
+          </w:tcPr>
+          <w:p>
+            <w:pPr>
+              <w:jc w:val="center"/>
+              <w:spacing w:before="0" w:after="0" w:line="220" w:lineRule="auto"/>
+              <w:rPr>
+                <w:rFonts w:ascii="Times New Roman" w:hAnsi="Times New Roman"/>
+                <w:sz w:val="14"/>
+                <w:szCs w:val="14"/>
+              </w:rPr>
+            </w:pPr>
+            <w:r>
+              <w:rPr>
+                <w:sz w:val="14"/>
+                <w:szCs w:val="14"/>
+                <w:rFonts w:ascii="Times New Roman" w:hAnsi="Times New Roman" w:cs="Times New Roman"/>
+              </w:rPr>
+              <w:t>No growth</w:t>
+            </w:r>
+          </w:p>
+        </w:tc>
+        <w:tc>
+          <w:tcPr>
+            <w:tcW w:w="1444" w:type="dxa"/>
+            <w:tcBorders>
+              <w:top w:val="single" w:sz="8" w:space="0" w:color="auto"/>
+              <w:left w:val="single" w:sz="8" w:space="0" w:color="auto"/>
+              <w:bottom w:val="single" w:sz="8" w:space="0" w:color="auto"/>
+              <w:right w:val="single" w:sz="8" w:space="0" w:color="auto"/>
+            </w:tcBorders>
+            <w:vAlign w:val="center"/>
+          </w:tcPr>
+          <w:p>
+            <w:pPr>
+              <w:jc w:val="center"/>
+              <w:spacing w:before="0" w:after="0" w:line="220" w:lineRule="auto"/>
+              <w:rPr>
+                <w:rFonts w:ascii="Times New Roman" w:hAnsi="Times New Roman"/>
+                <w:sz w:val="14"/>
+                <w:szCs w:val="14"/>
+              </w:rPr>
+            </w:pPr>
+            <w:r>
+              <w:rPr>
+                <w:sz w:val="14"/>
+                <w:szCs w:val="14"/>
+                <w:rFonts w:ascii="Times New Roman" w:hAnsi="Times New Roman" w:cs="Times New Roman"/>
+              </w:rPr>
+              <w:t>N/A</w:t>
+            </w:r>
+          </w:p>
+        </w:tc>
+        <w:tc>
+          <w:tcPr>
+            <w:tcW w:w="1441" w:type="dxa"/>
+            <w:gridSpan w:val="2"/>
+            <w:tcBorders>
+              <w:top w:val="single" w:sz="8" w:space="0" w:color="auto"/>
+              <w:left w:val="single" w:sz="8" w:space="0" w:color="auto"/>
+              <w:bottom w:val="single" w:sz="8" w:space="0" w:color="auto"/>
+              <w:right w:val="single" w:sz="8" w:space="0" w:color="auto"/>
+            </w:tcBorders>
+            <w:vAlign w:val="center"/>
+          </w:tcPr>
+          <w:p>
+            <w:pPr>
+              <w:jc w:val="center"/>
+              <w:spacing w:before="0" w:after="0" w:line="220" w:lineRule="auto"/>
               <w:rPr>
                 <w:rFonts w:ascii="Times New Roman" w:hAnsi="Times New Roman"/>
                 <w:sz w:val="14"/>

--- a/scratch/OOS-262098 Solyn LLC (E75000) - Phase II.docx
+++ b/scratch/OOS-262098 Solyn LLC (E75000) - Phase II.docx
@@ -437,7 +437,7 @@
               <w:br/>
               <w:t xml:space="preserve">Processing Analyst:</w:t>
               <w:br/>
-              <w:t xml:space="preserve">Abayomi Odugbesi (AOD)</w:t>
+              <w:t xml:space="preserve">Ayomide Odugbesi (AOD)</w:t>
               <w:br/>
               <w:t xml:space="preserve"/>
               <w:br/>
@@ -6356,7 +6356,7 @@
                 <w:rFonts w:ascii="Times New Roman" w:hAnsi="Times New Roman"/>
                 <w:szCs w:val="20"/>
               </w:rPr>
-              <w:t xml:space="preserve">All the analysts involved in the testing - the initial prepping analyst (Ishita Sharma), the initial processing analyst (Alex Saravia), the initial reading analyst (Elysse Nioupin), the retest prepping and reading analyst (Andrew Carrillo), and the retest processing analyst (Abayomi Odugbesi) - were interviewed comprehensively. Their answers are recorded throughout this document. This investigation was performed in accordance with MICRO-SOP-53, Sterility Test Out-of-Specification Investigation Procedure.</w:t>
+              <w:t xml:space="preserve">All the analysts involved in the testing - the initial prepping analyst (Ishita Sharma), the initial processing analyst (Alex Saravia), the initial reading analyst (Elysse Nioupin), the retest prepping and reading analyst (Andrew Carrillo), and the retest processing analyst (Ayomide Odugbesi) - were interviewed comprehensively. Their answers are recorded throughout this document. This investigation was performed in accordance with MICRO-SOP-53, Sterility Test Out-of-Specification Investigation Procedure.</w:t>
               <w:br/>
               <w:t xml:space="preserve"/>
               <w:br/>
@@ -6674,7 +6674,7 @@
               <w:br/>
               <w:t xml:space="preserve"/>
               <w:br/>
-              <w:t xml:space="preserve">The retest sample was prepared by Andrew Carrillo on 14Sep26 and processed by Abayomi Odugbesi on 15Sep26 in accordance with MICRO-SOP-5 (USP 71&gt; / EP 2.6.1 Sterility Test) via membrane filtration (60 gm filtered across 4 vials). The retest was conducted in certified ISO 5 BSC E001314 within Cleanroom Suite 115 following standard multi-barrier disinfection and strict aseptic technique. All culture media (FTM Lot 2567320, TSB Lot 2567280) and reagents (Fluid D Lot 687774, Bacteriostatic Water Lot NM7681) were within valid expiration dates. Media bottles were incubated in designated incubators E001356 and E001357. Negative controls were handled concurrently and remained sterile.</w:t>
+              <w:t xml:space="preserve">The retest sample was prepared by Andrew Carrillo on 14Sep26 and processed by Ayomide Odugbesi on 15Sep26 in accordance with MICRO-SOP-5 (USP 71&gt; / EP 2.6.1 Sterility Test) via membrane filtration (60 gm filtered across 4 vials). The retest was conducted in certified ISO 5 BSC E001314 within Cleanroom Suite 115 following standard multi-barrier disinfection and strict aseptic technique. All culture media (FTM Lot 2567320, TSB Lot 2567280) and reagents (Fluid D Lot 687774, Bacteriostatic Water Lot NM7681) were within valid expiration dates. Media bottles were incubated in designated incubators E001356 and E001357. Negative controls were handled concurrently and remained sterile.</w:t>
               <w:br/>
               <w:t xml:space="preserve"/>
               <w:br/>
@@ -6688,7 +6688,7 @@
               <w:br/>
               <w:t xml:space="preserve">EVALUATION OF RETEST FINDINGS  JUSTIFICATION OF PRIOR SCANRDI RESULT:</w:t>
               <w:br/>
-              <w:t xml:space="preserve">The replication of microbial recovery in the independent retest—conducted by a different processing analyst (Abayomi Odugbesi) in a different cleanroom suite (Cleanroom Suite 115 vs. Suite 114) and a different prepping/reading analyst (Andrew Carrillo)—conclusively confirms that the microbial recovery was not an isolated laboratory anomaly, as the identical microorganism (Microbacterium sp. PM5) was recovered on the identical incubation day (Day 6) in the same media type (TSB) in both tests.</w:t>
+              <w:t xml:space="preserve">The replication of microbial recovery in the independent retest—conducted by a different processing analyst (Ayomide Odugbesi) in a different cleanroom suite (Cleanroom Suite 115 vs. Suite 114) and a different prepping/reading analyst (Andrew Carrillo)—conclusively confirms that the microbial recovery was not an isolated laboratory anomaly, as the identical microorganism (Microbacterium sp. PM5) was recovered on the identical incubation day (Day 6) in the same media type (TSB) in both tests.</w:t>
               <w:br/>
               <w:t xml:space="preserve"/>
               <w:br/>
@@ -10081,7 +10081,7 @@
                 <w:szCs w:val="14"/>
                 <w:rFonts w:ascii="Times New Roman" w:hAnsi="Times New Roman" w:cs="Times New Roman"/>
               </w:rPr>
-              <w:t>Abayomi Odugbesi</w:t>
+              <w:t>Ayomide Odugbesi</w:t>
             </w:r>
           </w:p>
         </w:tc>
@@ -10834,7 +10834,7 @@
                 <w:szCs w:val="14"/>
                 <w:rFonts w:ascii="Times New Roman" w:hAnsi="Times New Roman" w:cs="Times New Roman"/>
               </w:rPr>
-              <w:t w:space="preserve" xml:space="preserve">AS</w:t>
+              <w:t w:space="preserve" xml:space="preserve">ES</w:t>
             </w:r>
           </w:p>
         </w:tc>
@@ -11223,7 +11223,7 @@
                 <w:szCs w:val="14"/>
                 <w:rFonts w:ascii="Times New Roman" w:hAnsi="Times New Roman" w:cs="Times New Roman"/>
               </w:rPr>
-              <w:t w:space="preserve" xml:space="preserve">AS </w:t>
+              <w:t w:space="preserve" xml:space="preserve">ES </w:t>
             </w:r>
             <w:r>
               <w:rPr>
@@ -11601,7 +11601,7 @@
                 <w:szCs w:val="14"/>
                 <w:rFonts w:ascii="Times New Roman" w:hAnsi="Times New Roman" w:cs="Times New Roman"/>
               </w:rPr>
-              <w:t w:space="preserve" xml:space="preserve">AS </w:t>
+              <w:t w:space="preserve" xml:space="preserve">ES </w:t>
             </w:r>
             <w:r>
               <w:rPr>
@@ -12045,7 +12045,7 @@
                 <w:szCs w:val="14"/>
                 <w:rFonts w:ascii="Times New Roman" w:hAnsi="Times New Roman" w:cs="Times New Roman"/>
               </w:rPr>
-              <w:t w:space="preserve" xml:space="preserve">AS</w:t>
+              <w:t w:space="preserve" xml:space="preserve">ES</w:t>
             </w:r>
           </w:p>
         </w:tc>
@@ -12483,7 +12483,7 @@
                 <w:szCs w:val="14"/>
                 <w:rFonts w:ascii="Times New Roman" w:hAnsi="Times New Roman" w:cs="Times New Roman"/>
               </w:rPr>
-              <w:t w:space="preserve" xml:space="preserve">AS </w:t>
+              <w:t w:space="preserve" xml:space="preserve">ES </w:t>
             </w:r>
             <w:r>
               <w:rPr>
@@ -12878,7 +12878,7 @@
                 <w:szCs w:val="14"/>
                 <w:rFonts w:ascii="Times New Roman" w:hAnsi="Times New Roman" w:cs="Times New Roman"/>
               </w:rPr>
-              <w:t w:space="preserve" xml:space="preserve">AS </w:t>
+              <w:t w:space="preserve" xml:space="preserve">ES </w:t>
             </w:r>
             <w:r>
               <w:rPr>
@@ -13302,7 +13302,7 @@
                 <w:szCs w:val="14"/>
                 <w:rFonts w:ascii="Times New Roman" w:hAnsi="Times New Roman" w:cs="Times New Roman"/>
               </w:rPr>
-              <w:t w:space="preserve" xml:space="preserve">AS</w:t>
+              <w:t w:space="preserve" xml:space="preserve">ES</w:t>
             </w:r>
           </w:p>
         </w:tc>
@@ -13729,7 +13729,7 @@
                 <w:szCs w:val="14"/>
                 <w:rFonts w:ascii="Times New Roman" w:hAnsi="Times New Roman" w:cs="Times New Roman"/>
               </w:rPr>
-              <w:t w:space="preserve" xml:space="preserve">AS </w:t>
+              <w:t w:space="preserve" xml:space="preserve">ES </w:t>
             </w:r>
             <w:r>
               <w:rPr>
@@ -14124,7 +14124,7 @@
                 <w:szCs w:val="14"/>
                 <w:rFonts w:ascii="Times New Roman" w:hAnsi="Times New Roman" w:cs="Times New Roman"/>
               </w:rPr>
-              <w:t w:space="preserve" xml:space="preserve">AS </w:t>
+              <w:t w:space="preserve" xml:space="preserve">ES </w:t>
             </w:r>
             <w:r>
               <w:rPr>
